--- a/docs/protocol/reconstruction/workflow_2.docx
+++ b/docs/protocol/reconstruction/workflow_2.docx
@@ -87,18 +87,36 @@
         <w:t>9f</w:t>
       </w:r>
       <w:r>
-        <w:t xml:space="preserve"> 70 00 00 00 00 a0 b2 </w:t>
-      </w:r>
-      <w:r>
-        <w:rPr>
-          <w:b/>
-          <w:bCs/>
+        <w:rPr>
           <w:highlight w:val="darkYellow"/>
         </w:rPr>
+        <w:t xml:space="preserve"> </w:t>
+      </w:r>
+      <w:r>
+        <w:t>70</w:t>
+      </w:r>
+      <w:r>
+        <w:t xml:space="preserve"> 00 00 00 00 a0 b2 </w:t>
+      </w:r>
+      <w:r>
+        <w:rPr>
+          <w:b/>
+          <w:bCs/>
+          <w:highlight w:val="darkYellow"/>
+        </w:rPr>
         <w:t>9f</w:t>
       </w:r>
       <w:r>
-        <w:t xml:space="preserve"> 70 00</w:t>
+        <w:rPr>
+          <w:highlight w:val="darkYellow"/>
+        </w:rPr>
+        <w:t xml:space="preserve"> </w:t>
+      </w:r>
+      <w:r>
+        <w:t>70</w:t>
+      </w:r>
+      <w:r>
+        <w:t xml:space="preserve"> 00</w:t>
       </w:r>
     </w:p>
     <w:p>
@@ -325,13 +343,22 @@
           <w:b/>
           <w:bCs/>
         </w:rPr>
-        <w:t xml:space="preserve"> 7b 04 </w:t>
-      </w:r>
-      <w:proofErr w:type="spellStart"/>
-      <w:r>
-        <w:rPr>
-          <w:b/>
-          <w:bCs/>
+        <w:t xml:space="preserve"> 7b </w:t>
+      </w:r>
+      <w:r>
+        <w:rPr>
+          <w:b/>
+          <w:bCs/>
+          <w:highlight w:val="darkCyan"/>
+        </w:rPr>
+        <w:t xml:space="preserve">04 </w:t>
+      </w:r>
+      <w:proofErr w:type="spellStart"/>
+      <w:r>
+        <w:rPr>
+          <w:b/>
+          <w:bCs/>
+          <w:highlight w:val="darkCyan"/>
         </w:rPr>
         <w:t>ca</w:t>
       </w:r>
@@ -382,8 +409,16 @@
         <w:rPr>
           <w:b/>
           <w:bCs/>
-        </w:rPr>
-        <w:t>0f 01 b8 5f 19 03</w:t>
+          <w:highlight w:val="cyan"/>
+        </w:rPr>
+        <w:t>0f 01</w:t>
+      </w:r>
+      <w:r>
+        <w:rPr>
+          <w:b/>
+          <w:bCs/>
+        </w:rPr>
+        <w:t xml:space="preserve"> b8 5f 19 03</w:t>
       </w:r>
       <w:r>
         <w:t xml:space="preserve"> c1 01 00 00 08 0e 00 00 00</w:t>
@@ -453,13 +488,22 @@
           <w:b/>
           <w:bCs/>
         </w:rPr>
-        <w:t xml:space="preserve">86 7e 04 </w:t>
-      </w:r>
-      <w:proofErr w:type="spellStart"/>
-      <w:r>
-        <w:rPr>
-          <w:b/>
-          <w:bCs/>
+        <w:t xml:space="preserve">86 7e </w:t>
+      </w:r>
+      <w:r>
+        <w:rPr>
+          <w:b/>
+          <w:bCs/>
+          <w:highlight w:val="darkCyan"/>
+        </w:rPr>
+        <w:t xml:space="preserve">04 </w:t>
+      </w:r>
+      <w:proofErr w:type="spellStart"/>
+      <w:r>
+        <w:rPr>
+          <w:b/>
+          <w:bCs/>
+          <w:highlight w:val="darkCyan"/>
         </w:rPr>
         <w:t>ca</w:t>
       </w:r>
@@ -546,26 +590,1248 @@
           <w:b/>
           <w:bCs/>
         </w:rPr>
+        <w:t xml:space="preserve"> </w:t>
+      </w:r>
+      <w:r>
+        <w:rPr>
+          <w:b/>
+          <w:bCs/>
+          <w:highlight w:val="red"/>
+        </w:rPr>
+        <w:t>3a 2d</w:t>
+      </w:r>
+      <w:r>
+        <w:t xml:space="preserve"> 78 b2 </w:t>
+      </w:r>
+      <w:r>
+        <w:rPr>
+          <w:b/>
+          <w:bCs/>
+          <w:highlight w:val="darkYellow"/>
+        </w:rPr>
+        <w:t>9f</w:t>
+      </w:r>
+      <w:r>
+        <w:t xml:space="preserve"> 70 f7</w:t>
+      </w:r>
+    </w:p>
+    <w:p>
+      <w:r>
+        <w:t xml:space="preserve">  08 00 00 4d 60 </w:t>
+      </w:r>
+      <w:r>
+        <w:rPr>
+          <w:b/>
+          <w:bCs/>
+          <w:highlight w:val="darkMagenta"/>
+        </w:rPr>
+        <w:t>82</w:t>
+      </w:r>
+      <w:r>
+        <w:t xml:space="preserve"> 70 00 00 00 00 </w:t>
+      </w:r>
+      <w:proofErr w:type="spellStart"/>
+      <w:r>
+        <w:t>bf</w:t>
+      </w:r>
+      <w:proofErr w:type="spellEnd"/>
+      <w:r>
+        <w:t xml:space="preserve"> 02 00 00 </w:t>
+      </w:r>
+      <w:r>
+        <w:rPr>
+          <w:b/>
+          <w:bCs/>
+        </w:rPr>
+        <w:t>01 06 66 00 b0 4f 61 04 66</w:t>
+      </w:r>
+      <w:r>
+        <w:t xml:space="preserve"> </w:t>
+      </w:r>
+      <w:r>
+        <w:rPr>
+          <w:b/>
+          <w:bCs/>
+        </w:rPr>
+        <w:t>00</w:t>
+      </w:r>
+      <w:r>
+        <w:t xml:space="preserve"> 00 00 00 00 00 00 </w:t>
+      </w:r>
+      <w:r>
+        <w:rPr>
+          <w:b/>
+          <w:bCs/>
+        </w:rPr>
+        <w:t>90</w:t>
+      </w:r>
+    </w:p>
+    <w:p>
+      <w:r>
+        <w:t>packet 6:</w:t>
+      </w:r>
+    </w:p>
+    <w:p>
+      <w:r>
+        <w:t xml:space="preserve">  40 00 00 </w:t>
+      </w:r>
+      <w:r>
+        <w:rPr>
+          <w:b/>
+          <w:bCs/>
+        </w:rPr>
+        <w:t>30 88 3b 03</w:t>
+      </w:r>
+      <w:r>
+        <w:t xml:space="preserve"> 00 00 </w:t>
+      </w:r>
+      <w:r>
+        <w:rPr>
+          <w:b/>
+          <w:bCs/>
+        </w:rPr>
+        <w:t>0f 01</w:t>
+      </w:r>
+      <w:r>
+        <w:t xml:space="preserve"> 74 </w:t>
+      </w:r>
+      <w:proofErr w:type="spellStart"/>
+      <w:r>
+        <w:t>df</w:t>
+      </w:r>
+      <w:proofErr w:type="spellEnd"/>
+      <w:r>
+        <w:t xml:space="preserve"> 19 00 </w:t>
+      </w:r>
+      <w:r>
+        <w:rPr>
+          <w:b/>
+          <w:bCs/>
+        </w:rPr>
+        <w:t xml:space="preserve">b3 </w:t>
+      </w:r>
+      <w:proofErr w:type="spellStart"/>
+      <w:r>
+        <w:rPr>
+          <w:b/>
+          <w:bCs/>
+        </w:rPr>
+        <w:t>af</w:t>
+      </w:r>
+      <w:proofErr w:type="spellEnd"/>
+      <w:r>
+        <w:rPr>
+          <w:b/>
+          <w:bCs/>
+        </w:rPr>
         <w:t xml:space="preserve"> 3a 2d</w:t>
       </w:r>
       <w:r>
-        <w:t xml:space="preserve"> 78 b2 </w:t>
-      </w:r>
-      <w:r>
-        <w:rPr>
-          <w:b/>
-          <w:bCs/>
-          <w:highlight w:val="darkYellow"/>
-        </w:rPr>
-        <w:t>9f</w:t>
-      </w:r>
-      <w:r>
-        <w:t xml:space="preserve"> 70 f7</w:t>
-      </w:r>
-    </w:p>
-    <w:p>
-      <w:r>
-        <w:t xml:space="preserve">  08 00 00 4d 60 </w:t>
+        <w:t xml:space="preserve"> 2f 00 00 00 34 </w:t>
+      </w:r>
+      <w:proofErr w:type="spellStart"/>
+      <w:r>
+        <w:t>df</w:t>
+      </w:r>
+      <w:proofErr w:type="spellEnd"/>
+      <w:r>
+        <w:t xml:space="preserve"> 19 00 64 00 00 00 </w:t>
+      </w:r>
+      <w:proofErr w:type="spellStart"/>
+      <w:r>
+        <w:rPr>
+          <w:b/>
+          <w:bCs/>
+        </w:rPr>
+        <w:t>df</w:t>
+      </w:r>
+      <w:proofErr w:type="spellEnd"/>
+    </w:p>
+    <w:p>
+      <w:r>
+        <w:t xml:space="preserve">  00 </w:t>
+      </w:r>
+      <w:r>
+        <w:rPr>
+          <w:b/>
+          <w:bCs/>
+        </w:rPr>
+        <w:t>6b 00 28 58 61 04 6b 00</w:t>
+      </w:r>
+      <w:r>
+        <w:t xml:space="preserve"> 00 00 00 00 00 00 </w:t>
+      </w:r>
+      <w:r>
+        <w:rPr>
+          <w:b/>
+          <w:bCs/>
+        </w:rPr>
+        <w:t xml:space="preserve">08 70 3b 03 30 88 3b 03 18 </w:t>
+      </w:r>
+      <w:r>
+        <w:rPr>
+          <w:b/>
+          <w:bCs/>
+        </w:rPr>
+        <w:t>c</w:t>
+      </w:r>
+      <w:r>
+        <w:rPr>
+          <w:b/>
+          <w:bCs/>
+        </w:rPr>
+        <w:t>58 61 04</w:t>
+      </w:r>
+      <w:r>
+        <w:t xml:space="preserve"> 00 00 </w:t>
+      </w:r>
+      <w:r>
+        <w:rPr>
+          <w:b/>
+          <w:bCs/>
+        </w:rPr>
+        <w:t>0f 01</w:t>
+      </w:r>
+      <w:r>
+        <w:t xml:space="preserve"> 2f</w:t>
+      </w:r>
+    </w:p>
+    <w:p>
+      <w:r>
+        <w:t>packet 7:</w:t>
+      </w:r>
+    </w:p>
+    <w:p>
+      <w:r>
+        <w:t xml:space="preserve">  40 00 00 </w:t>
+      </w:r>
+      <w:r>
+        <w:rPr>
+          <w:b/>
+          <w:bCs/>
+        </w:rPr>
+        <w:t>d0 8a 3b 03</w:t>
+      </w:r>
+      <w:r>
+        <w:t xml:space="preserve"> 00 00 </w:t>
+      </w:r>
+      <w:r>
+        <w:rPr>
+          <w:b/>
+          <w:bCs/>
+        </w:rPr>
+        <w:t>0f 01</w:t>
+      </w:r>
+      <w:r>
+        <w:t xml:space="preserve"> e4 de 19 00 </w:t>
+      </w:r>
+      <w:r>
+        <w:rPr>
+          <w:b/>
+          <w:bCs/>
+        </w:rPr>
+        <w:t xml:space="preserve">23 </w:t>
+      </w:r>
+      <w:proofErr w:type="spellStart"/>
+      <w:r>
+        <w:rPr>
+          <w:b/>
+          <w:bCs/>
+        </w:rPr>
+        <w:t>ac</w:t>
+      </w:r>
+      <w:proofErr w:type="spellEnd"/>
+      <w:r>
+        <w:rPr>
+          <w:b/>
+          <w:bCs/>
+        </w:rPr>
+        <w:t xml:space="preserve"> 3a 2d</w:t>
+      </w:r>
+      <w:r>
+        <w:t xml:space="preserve"> 2f 00 00 00 a4 de 19 00 64 00 00 00 </w:t>
+      </w:r>
+      <w:proofErr w:type="spellStart"/>
+      <w:r>
+        <w:rPr>
+          <w:b/>
+          <w:bCs/>
+        </w:rPr>
+        <w:t>df</w:t>
+      </w:r>
+      <w:proofErr w:type="spellEnd"/>
+    </w:p>
+    <w:p>
+      <w:r>
+        <w:t xml:space="preserve">  00 </w:t>
+      </w:r>
+      <w:r>
+        <w:rPr>
+          <w:b/>
+          <w:bCs/>
+        </w:rPr>
+        <w:t>77 00 28 58 61 04 77 00</w:t>
+      </w:r>
+      <w:r>
+        <w:t xml:space="preserve"> 00 00 00 00 00 00 </w:t>
+      </w:r>
+      <w:r>
+        <w:rPr>
+          <w:b/>
+          <w:bCs/>
+        </w:rPr>
+        <w:t>08 70 3b 03 d0 8a 3b 03 18 58 61 04</w:t>
+      </w:r>
+      <w:r>
+        <w:t xml:space="preserve"> 00 00 </w:t>
+      </w:r>
+      <w:r>
+        <w:rPr>
+          <w:b/>
+          <w:bCs/>
+        </w:rPr>
+        <w:t>0f 01</w:t>
+      </w:r>
+      <w:r>
+        <w:t xml:space="preserve"> 2f</w:t>
+      </w:r>
+    </w:p>
+    <w:p>
+      <w:r>
+        <w:t>packet 8:</w:t>
+      </w:r>
+    </w:p>
+    <w:p>
+      <w:r>
+        <w:t xml:space="preserve">  40 00 00 </w:t>
+      </w:r>
+      <w:r>
+        <w:rPr>
+          <w:b/>
+          <w:bCs/>
+        </w:rPr>
+        <w:t>f0 89 3b 03</w:t>
+      </w:r>
+      <w:r>
+        <w:t xml:space="preserve"> 00 00 </w:t>
+      </w:r>
+      <w:r>
+        <w:rPr>
+          <w:b/>
+          <w:bCs/>
+          <w:highlight w:val="cyan"/>
+        </w:rPr>
+        <w:t>0f 01</w:t>
+      </w:r>
+      <w:r>
+        <w:t xml:space="preserve"> e4 de 19 00 </w:t>
+      </w:r>
+      <w:r>
+        <w:rPr>
+          <w:b/>
+          <w:bCs/>
+        </w:rPr>
+        <w:t xml:space="preserve">23 </w:t>
+      </w:r>
+      <w:proofErr w:type="spellStart"/>
+      <w:r>
+        <w:rPr>
+          <w:b/>
+          <w:bCs/>
+        </w:rPr>
+        <w:t>ac</w:t>
+      </w:r>
+      <w:proofErr w:type="spellEnd"/>
+      <w:r>
+        <w:rPr>
+          <w:b/>
+          <w:bCs/>
+        </w:rPr>
+        <w:t xml:space="preserve"> 3a 2d</w:t>
+      </w:r>
+      <w:r>
+        <w:t xml:space="preserve"> 2f 00 00 00 a4 de 19 00 64 00 00 00 </w:t>
+      </w:r>
+      <w:proofErr w:type="spellStart"/>
+      <w:r>
+        <w:rPr>
+          <w:b/>
+          <w:bCs/>
+        </w:rPr>
+        <w:t>df</w:t>
+      </w:r>
+      <w:proofErr w:type="spellEnd"/>
+    </w:p>
+    <w:p>
+      <w:r>
+        <w:t xml:space="preserve">  00 </w:t>
+      </w:r>
+      <w:r>
+        <w:rPr>
+          <w:b/>
+          <w:bCs/>
+        </w:rPr>
+        <w:t>73 00 28 58 61 04 73 00</w:t>
+      </w:r>
+      <w:r>
+        <w:t xml:space="preserve"> 00 00 00 00 00 00 </w:t>
+      </w:r>
+      <w:r>
+        <w:rPr>
+          <w:b/>
+          <w:bCs/>
+        </w:rPr>
+        <w:t>08 70 3b 03 f0 89 3b 03 18 58 61 04</w:t>
+      </w:r>
+      <w:r>
+        <w:t xml:space="preserve"> 00 00 </w:t>
+      </w:r>
+      <w:r>
+        <w:rPr>
+          <w:b/>
+          <w:bCs/>
+          <w:highlight w:val="cyan"/>
+        </w:rPr>
+        <w:t>0f 01</w:t>
+      </w:r>
+      <w:r>
+        <w:t xml:space="preserve"> 2f</w:t>
+      </w:r>
+    </w:p>
+    <w:p>
+      <w:r>
+        <w:t>packet 9:</w:t>
+      </w:r>
+    </w:p>
+    <w:p>
+      <w:r>
+        <w:t xml:space="preserve">  40 00 00 </w:t>
+      </w:r>
+      <w:r>
+        <w:rPr>
+          <w:b/>
+          <w:bCs/>
+        </w:rPr>
+        <w:t>70 86 3b 03</w:t>
+      </w:r>
+      <w:r>
+        <w:t xml:space="preserve"> 00 00 </w:t>
+      </w:r>
+      <w:r>
+        <w:rPr>
+          <w:b/>
+          <w:bCs/>
+          <w:highlight w:val="cyan"/>
+        </w:rPr>
+        <w:t>0f 01</w:t>
+      </w:r>
+      <w:r>
+        <w:t xml:space="preserve"> e4 de 19 00 </w:t>
+      </w:r>
+      <w:r>
+        <w:rPr>
+          <w:b/>
+          <w:bCs/>
+        </w:rPr>
+        <w:t xml:space="preserve">23 </w:t>
+      </w:r>
+      <w:proofErr w:type="spellStart"/>
+      <w:r>
+        <w:rPr>
+          <w:b/>
+          <w:bCs/>
+        </w:rPr>
+        <w:t>ac</w:t>
+      </w:r>
+      <w:proofErr w:type="spellEnd"/>
+      <w:r>
+        <w:rPr>
+          <w:b/>
+          <w:bCs/>
+        </w:rPr>
+        <w:t xml:space="preserve"> 3a 2d</w:t>
+      </w:r>
+      <w:r>
+        <w:t xml:space="preserve"> 2f 00 00 00 a4 de 19 00 64 00 00 00 </w:t>
+      </w:r>
+      <w:proofErr w:type="spellStart"/>
+      <w:r>
+        <w:rPr>
+          <w:b/>
+          <w:bCs/>
+        </w:rPr>
+        <w:t>df</w:t>
+      </w:r>
+      <w:proofErr w:type="spellEnd"/>
+    </w:p>
+    <w:p>
+      <w:r>
+        <w:t xml:space="preserve">  00 </w:t>
+      </w:r>
+      <w:r>
+        <w:rPr>
+          <w:b/>
+          <w:bCs/>
+        </w:rPr>
+        <w:t>63 00 28 58 61 04 63 00</w:t>
+      </w:r>
+      <w:r>
+        <w:t xml:space="preserve"> 00 00 00 00 00 00 </w:t>
+      </w:r>
+      <w:r>
+        <w:rPr>
+          <w:b/>
+          <w:bCs/>
+        </w:rPr>
+        <w:t>08 70 3b 03 70 86 3b 03 18 58 61 04</w:t>
+      </w:r>
+      <w:r>
+        <w:t xml:space="preserve"> 00 00 </w:t>
+      </w:r>
+      <w:r>
+        <w:rPr>
+          <w:b/>
+          <w:bCs/>
+          <w:highlight w:val="cyan"/>
+        </w:rPr>
+        <w:t>0f 01</w:t>
+      </w:r>
+      <w:r>
+        <w:t xml:space="preserve"> 2f</w:t>
+      </w:r>
+    </w:p>
+    <w:p>
+      <w:r>
+        <w:t>packet 10:</w:t>
+      </w:r>
+    </w:p>
+    <w:p>
+      <w:r>
+        <w:t xml:space="preserve">  40 00 00 </w:t>
+      </w:r>
+      <w:r>
+        <w:rPr>
+          <w:b/>
+          <w:bCs/>
+        </w:rPr>
+        <w:t>d8 88 3b 03</w:t>
+      </w:r>
+      <w:r>
+        <w:t xml:space="preserve"> 00 00 </w:t>
+      </w:r>
+      <w:r>
+        <w:rPr>
+          <w:b/>
+          <w:bCs/>
+          <w:highlight w:val="cyan"/>
+        </w:rPr>
+        <w:t>0f 01</w:t>
+      </w:r>
+      <w:r>
+        <w:t xml:space="preserve"> e4 de 19 00 </w:t>
+      </w:r>
+      <w:r>
+        <w:rPr>
+          <w:b/>
+          <w:bCs/>
+        </w:rPr>
+        <w:t xml:space="preserve">23 </w:t>
+      </w:r>
+      <w:proofErr w:type="spellStart"/>
+      <w:r>
+        <w:rPr>
+          <w:b/>
+          <w:bCs/>
+        </w:rPr>
+        <w:t>ac</w:t>
+      </w:r>
+      <w:proofErr w:type="spellEnd"/>
+      <w:r>
+        <w:rPr>
+          <w:b/>
+          <w:bCs/>
+        </w:rPr>
+        <w:t xml:space="preserve"> 3a 2d</w:t>
+      </w:r>
+      <w:r>
+        <w:t xml:space="preserve"> 2f 00 00 00 a4 de 19 00 64 00 00 00 </w:t>
+      </w:r>
+      <w:proofErr w:type="spellStart"/>
+      <w:r>
+        <w:rPr>
+          <w:b/>
+          <w:bCs/>
+        </w:rPr>
+        <w:t>df</w:t>
+      </w:r>
+      <w:proofErr w:type="spellEnd"/>
+    </w:p>
+    <w:p>
+      <w:r>
+        <w:t xml:space="preserve">  00 </w:t>
+      </w:r>
+      <w:r>
+        <w:rPr>
+          <w:b/>
+          <w:bCs/>
+        </w:rPr>
+        <w:t>6e 00 28 58 61 04 6e 00</w:t>
+      </w:r>
+      <w:r>
+        <w:t xml:space="preserve"> 00 00 00 00 00 00 </w:t>
+      </w:r>
+      <w:r>
+        <w:rPr>
+          <w:b/>
+          <w:bCs/>
+        </w:rPr>
+        <w:t>08 70 3b 03 d8 88 3b 03 18 58 61 04</w:t>
+      </w:r>
+      <w:r>
+        <w:t xml:space="preserve"> 00 00 </w:t>
+      </w:r>
+      <w:r>
+        <w:rPr>
+          <w:b/>
+          <w:bCs/>
+          <w:highlight w:val="cyan"/>
+        </w:rPr>
+        <w:t>0f 01</w:t>
+      </w:r>
+      <w:r>
+        <w:t xml:space="preserve"> 2f</w:t>
+      </w:r>
+    </w:p>
+    <w:p>
+      <w:r>
+        <w:t>packet 11:</w:t>
+      </w:r>
+    </w:p>
+    <w:p>
+      <w:r>
+        <w:t xml:space="preserve">  40 00 00 </w:t>
+      </w:r>
+      <w:r>
+        <w:rPr>
+          <w:b/>
+          <w:bCs/>
+        </w:rPr>
+        <w:t>60 8a 3b 03</w:t>
+      </w:r>
+      <w:r>
+        <w:t xml:space="preserve"> 00 00 </w:t>
+      </w:r>
+      <w:r>
+        <w:rPr>
+          <w:b/>
+          <w:bCs/>
+          <w:highlight w:val="cyan"/>
+        </w:rPr>
+        <w:t>0f 01</w:t>
+      </w:r>
+      <w:r>
+        <w:t xml:space="preserve"> e4 de 19 00 </w:t>
+      </w:r>
+      <w:r>
+        <w:rPr>
+          <w:b/>
+          <w:bCs/>
+        </w:rPr>
+        <w:t xml:space="preserve">23 </w:t>
+      </w:r>
+      <w:proofErr w:type="spellStart"/>
+      <w:r>
+        <w:rPr>
+          <w:b/>
+          <w:bCs/>
+        </w:rPr>
+        <w:t>ac</w:t>
+      </w:r>
+      <w:proofErr w:type="spellEnd"/>
+      <w:r>
+        <w:rPr>
+          <w:b/>
+          <w:bCs/>
+        </w:rPr>
+        <w:t xml:space="preserve"> 3a 2d</w:t>
+      </w:r>
+      <w:r>
+        <w:t xml:space="preserve"> 2f 00 00 00 a4 de 19 00 64 00 00 00 </w:t>
+      </w:r>
+      <w:proofErr w:type="spellStart"/>
+      <w:r>
+        <w:rPr>
+          <w:b/>
+          <w:bCs/>
+        </w:rPr>
+        <w:t>df</w:t>
+      </w:r>
+      <w:proofErr w:type="spellEnd"/>
+    </w:p>
+    <w:p>
+      <w:r>
+        <w:t xml:space="preserve">  00 </w:t>
+      </w:r>
+      <w:r>
+        <w:rPr>
+          <w:b/>
+          <w:bCs/>
+        </w:rPr>
+        <w:t>75 00 28 58 61 04 75 00</w:t>
+      </w:r>
+      <w:r>
+        <w:t xml:space="preserve"> 00 00 00 00 00 00 </w:t>
+      </w:r>
+      <w:r>
+        <w:rPr>
+          <w:b/>
+          <w:bCs/>
+        </w:rPr>
+        <w:t>08 70 3b 03 60 8a 3b 03 18 58 61 04</w:t>
+      </w:r>
+      <w:r>
+        <w:t xml:space="preserve"> 00 00 </w:t>
+      </w:r>
+      <w:r>
+        <w:rPr>
+          <w:b/>
+          <w:bCs/>
+          <w:highlight w:val="cyan"/>
+        </w:rPr>
+        <w:t>0f 01</w:t>
+      </w:r>
+      <w:r>
+        <w:t xml:space="preserve"> 2f</w:t>
+      </w:r>
+    </w:p>
+    <w:p>
+      <w:r>
+        <w:t>packet 12:</w:t>
+      </w:r>
+    </w:p>
+    <w:p>
+      <w:r>
+        <w:t xml:space="preserve">  40 00 00 </w:t>
+      </w:r>
+      <w:r>
+        <w:rPr>
+          <w:b/>
+          <w:bCs/>
+        </w:rPr>
+        <w:t>38 86 3b 03</w:t>
+      </w:r>
+      <w:r>
+        <w:t xml:space="preserve"> 00 00 </w:t>
+      </w:r>
+      <w:r>
+        <w:rPr>
+          <w:b/>
+          <w:bCs/>
+          <w:highlight w:val="cyan"/>
+        </w:rPr>
+        <w:t>0f 01</w:t>
+      </w:r>
+      <w:r>
+        <w:t xml:space="preserve"> e4 de 19 00 </w:t>
+      </w:r>
+      <w:r>
+        <w:rPr>
+          <w:b/>
+          <w:bCs/>
+        </w:rPr>
+        <w:t xml:space="preserve">23 </w:t>
+      </w:r>
+      <w:proofErr w:type="spellStart"/>
+      <w:r>
+        <w:rPr>
+          <w:b/>
+          <w:bCs/>
+        </w:rPr>
+        <w:t>ac</w:t>
+      </w:r>
+      <w:proofErr w:type="spellEnd"/>
+      <w:r>
+        <w:rPr>
+          <w:b/>
+          <w:bCs/>
+        </w:rPr>
+        <w:t xml:space="preserve"> 3a 2d</w:t>
+      </w:r>
+      <w:r>
+        <w:t xml:space="preserve"> 2f 00 00 00 a4 de 19 00 64 00 00 00 </w:t>
+      </w:r>
+      <w:proofErr w:type="spellStart"/>
+      <w:r>
+        <w:rPr>
+          <w:b/>
+          <w:bCs/>
+        </w:rPr>
+        <w:t>df</w:t>
+      </w:r>
+      <w:proofErr w:type="spellEnd"/>
+    </w:p>
+    <w:p>
+      <w:r>
+        <w:t xml:space="preserve">  00 </w:t>
+      </w:r>
+      <w:r>
+        <w:rPr>
+          <w:b/>
+          <w:bCs/>
+        </w:rPr>
+        <w:t>62 00 28 58 61 04 62 00</w:t>
+      </w:r>
+      <w:r>
+        <w:t xml:space="preserve"> 00 00 00 00 00 00 </w:t>
+      </w:r>
+      <w:r>
+        <w:rPr>
+          <w:b/>
+          <w:bCs/>
+        </w:rPr>
+        <w:t>08 70 3b 03 38 86 3b 03 18 58 61 04</w:t>
+      </w:r>
+      <w:r>
+        <w:t xml:space="preserve"> 00 00 </w:t>
+      </w:r>
+      <w:r>
+        <w:rPr>
+          <w:b/>
+          <w:bCs/>
+          <w:highlight w:val="cyan"/>
+        </w:rPr>
+        <w:t>0f 01</w:t>
+      </w:r>
+      <w:r>
+        <w:t xml:space="preserve"> 2f</w:t>
+      </w:r>
+    </w:p>
+    <w:p>
+      <w:r>
+        <w:t>packet 13:</w:t>
+      </w:r>
+    </w:p>
+    <w:p>
+      <w:r>
+        <w:t xml:space="preserve">  40 00 00 </w:t>
+      </w:r>
+      <w:r>
+        <w:rPr>
+          <w:b/>
+          <w:bCs/>
+        </w:rPr>
+        <w:t>b8 89 3b 03</w:t>
+      </w:r>
+      <w:r>
+        <w:t xml:space="preserve"> 00 00 </w:t>
+      </w:r>
+      <w:r>
+        <w:rPr>
+          <w:b/>
+          <w:bCs/>
+          <w:highlight w:val="cyan"/>
+        </w:rPr>
+        <w:t>0f 01</w:t>
+      </w:r>
+      <w:r>
+        <w:t xml:space="preserve"> e4 de 19 00 </w:t>
+      </w:r>
+      <w:r>
+        <w:rPr>
+          <w:b/>
+          <w:bCs/>
+        </w:rPr>
+        <w:t xml:space="preserve">23 </w:t>
+      </w:r>
+      <w:proofErr w:type="spellStart"/>
+      <w:r>
+        <w:rPr>
+          <w:b/>
+          <w:bCs/>
+        </w:rPr>
+        <w:t>ac</w:t>
+      </w:r>
+      <w:proofErr w:type="spellEnd"/>
+      <w:r>
+        <w:rPr>
+          <w:b/>
+          <w:bCs/>
+        </w:rPr>
+        <w:t xml:space="preserve"> 3a 2d</w:t>
+      </w:r>
+      <w:r>
+        <w:t xml:space="preserve"> 2f 00 00 00 a4 de 19 00 64 00 00 00 </w:t>
+      </w:r>
+      <w:proofErr w:type="spellStart"/>
+      <w:r>
+        <w:rPr>
+          <w:b/>
+          <w:bCs/>
+        </w:rPr>
+        <w:t>df</w:t>
+      </w:r>
+      <w:proofErr w:type="spellEnd"/>
+    </w:p>
+    <w:p>
+      <w:r>
+        <w:t xml:space="preserve">  00 </w:t>
+      </w:r>
+      <w:r>
+        <w:rPr>
+          <w:b/>
+          <w:bCs/>
+        </w:rPr>
+        <w:t>72 00 28 58 61 04 72 00</w:t>
+      </w:r>
+      <w:r>
+        <w:t xml:space="preserve"> 00 00 00 00 00 00 </w:t>
+      </w:r>
+      <w:r>
+        <w:rPr>
+          <w:b/>
+          <w:bCs/>
+        </w:rPr>
+        <w:t>08 70 3b 03 b8 89 3b 03 18 58 61 04</w:t>
+      </w:r>
+      <w:r>
+        <w:t xml:space="preserve"> 00 00 </w:t>
+      </w:r>
+      <w:r>
+        <w:rPr>
+          <w:b/>
+          <w:bCs/>
+          <w:highlight w:val="cyan"/>
+        </w:rPr>
+        <w:t>0f 01</w:t>
+      </w:r>
+      <w:r>
+        <w:t xml:space="preserve"> 2f</w:t>
+      </w:r>
+    </w:p>
+    <w:p>
+      <w:r>
+        <w:t>packet 14:</w:t>
+      </w:r>
+    </w:p>
+    <w:p>
+      <w:r>
+        <w:t xml:space="preserve">  40 00 00 </w:t>
+      </w:r>
+      <w:r>
+        <w:rPr>
+          <w:b/>
+          <w:bCs/>
+        </w:rPr>
+        <w:t>68 88 3b 03</w:t>
+      </w:r>
+      <w:r>
+        <w:t xml:space="preserve"> 00 00 </w:t>
+      </w:r>
+      <w:r>
+        <w:rPr>
+          <w:b/>
+          <w:bCs/>
+          <w:highlight w:val="cyan"/>
+        </w:rPr>
+        <w:t>0f 01</w:t>
+      </w:r>
+      <w:r>
+        <w:t xml:space="preserve"> e4 de 19 00 </w:t>
+      </w:r>
+      <w:r>
+        <w:rPr>
+          <w:b/>
+          <w:bCs/>
+        </w:rPr>
+        <w:t xml:space="preserve">23 </w:t>
+      </w:r>
+      <w:proofErr w:type="spellStart"/>
+      <w:r>
+        <w:rPr>
+          <w:b/>
+          <w:bCs/>
+        </w:rPr>
+        <w:t>ac</w:t>
+      </w:r>
+      <w:proofErr w:type="spellEnd"/>
+      <w:r>
+        <w:rPr>
+          <w:b/>
+          <w:bCs/>
+        </w:rPr>
+        <w:t xml:space="preserve"> 3a 2d</w:t>
+      </w:r>
+      <w:r>
+        <w:t xml:space="preserve"> 2f 00 00 00 a4 de 19 00 64 00 00 00 </w:t>
+      </w:r>
+      <w:proofErr w:type="spellStart"/>
+      <w:r>
+        <w:rPr>
+          <w:b/>
+          <w:bCs/>
+        </w:rPr>
+        <w:t>df</w:t>
+      </w:r>
+      <w:proofErr w:type="spellEnd"/>
+    </w:p>
+    <w:p>
+      <w:r>
+        <w:t xml:space="preserve">  00 </w:t>
+      </w:r>
+      <w:r>
+        <w:rPr>
+          <w:b/>
+          <w:bCs/>
+        </w:rPr>
+        <w:t>6c 00 28 58 61 04 6c 00</w:t>
+      </w:r>
+      <w:r>
+        <w:t xml:space="preserve"> 00 00 00 00 00 00 </w:t>
+      </w:r>
+      <w:r>
+        <w:rPr>
+          <w:b/>
+          <w:bCs/>
+        </w:rPr>
+        <w:t>08 70 3b 03 68 88 3b 03 18 58 61 04</w:t>
+      </w:r>
+      <w:r>
+        <w:t xml:space="preserve"> 00 00 </w:t>
+      </w:r>
+      <w:r>
+        <w:rPr>
+          <w:b/>
+          <w:bCs/>
+          <w:highlight w:val="cyan"/>
+        </w:rPr>
+        <w:t>0f 01</w:t>
+      </w:r>
+      <w:r>
+        <w:t xml:space="preserve"> 2f</w:t>
+      </w:r>
+    </w:p>
+    <w:p>
+      <w:r>
+        <w:t>packet 15:</w:t>
+      </w:r>
+    </w:p>
+    <w:p>
+      <w:r>
+        <w:t xml:space="preserve">  40 00 00 </w:t>
+      </w:r>
+      <w:r>
+        <w:rPr>
+          <w:b/>
+          <w:bCs/>
+        </w:rPr>
+        <w:t>18 87 3b 03</w:t>
+      </w:r>
+      <w:r>
+        <w:t xml:space="preserve"> 00 00 </w:t>
+      </w:r>
+      <w:r>
+        <w:rPr>
+          <w:b/>
+          <w:bCs/>
+          <w:highlight w:val="cyan"/>
+        </w:rPr>
+        <w:t>0f 01</w:t>
+      </w:r>
+      <w:r>
+        <w:t xml:space="preserve"> e4 de 19 00 </w:t>
+      </w:r>
+      <w:r>
+        <w:rPr>
+          <w:b/>
+          <w:bCs/>
+        </w:rPr>
+        <w:t xml:space="preserve">23 </w:t>
+      </w:r>
+      <w:proofErr w:type="spellStart"/>
+      <w:r>
+        <w:rPr>
+          <w:b/>
+          <w:bCs/>
+        </w:rPr>
+        <w:t>ac</w:t>
+      </w:r>
+      <w:proofErr w:type="spellEnd"/>
+      <w:r>
+        <w:rPr>
+          <w:b/>
+          <w:bCs/>
+        </w:rPr>
+        <w:t xml:space="preserve"> 3a 2d</w:t>
+      </w:r>
+      <w:r>
+        <w:t xml:space="preserve"> 2f 00 00 00 a4 de 19 00 64 00 00 00 </w:t>
+      </w:r>
+      <w:proofErr w:type="spellStart"/>
+      <w:r>
+        <w:rPr>
+          <w:b/>
+          <w:bCs/>
+        </w:rPr>
+        <w:t>df</w:t>
+      </w:r>
+      <w:proofErr w:type="spellEnd"/>
+    </w:p>
+    <w:p>
+      <w:r>
+        <w:t xml:space="preserve">  00 </w:t>
+      </w:r>
+      <w:r>
+        <w:rPr>
+          <w:b/>
+          <w:bCs/>
+        </w:rPr>
+        <w:t>66 00 28 58 61 04 66 00</w:t>
+      </w:r>
+      <w:r>
+        <w:t xml:space="preserve"> 00 00 00 00 00 00 </w:t>
+      </w:r>
+      <w:r>
+        <w:rPr>
+          <w:b/>
+          <w:bCs/>
+        </w:rPr>
+        <w:t>08 70 3b 03 18 87 3b 03 18 58 61 04</w:t>
+      </w:r>
+      <w:r>
+        <w:t xml:space="preserve"> 00 00 </w:t>
+      </w:r>
+      <w:r>
+        <w:rPr>
+          <w:b/>
+          <w:bCs/>
+          <w:highlight w:val="cyan"/>
+        </w:rPr>
+        <w:t>0f 01</w:t>
+      </w:r>
+      <w:r>
+        <w:t xml:space="preserve"> 2f</w:t>
+      </w:r>
+    </w:p>
+    <w:p>
+      <w:r>
+        <w:t>packet 16:</w:t>
+      </w:r>
+    </w:p>
+    <w:p>
+      <w:r>
+        <w:t xml:space="preserve">  40 00 00 </w:t>
+      </w:r>
+      <w:r>
+        <w:rPr>
+          <w:b/>
+          <w:bCs/>
+        </w:rPr>
+        <w:t>d0 8a 3b 03</w:t>
+      </w:r>
+      <w:r>
+        <w:t xml:space="preserve"> 00 00 </w:t>
+      </w:r>
+      <w:r>
+        <w:rPr>
+          <w:b/>
+          <w:bCs/>
+          <w:highlight w:val="cyan"/>
+        </w:rPr>
+        <w:t>0f 01</w:t>
+      </w:r>
+      <w:r>
+        <w:t xml:space="preserve"> e4 de 19 00 </w:t>
+      </w:r>
+      <w:r>
+        <w:rPr>
+          <w:b/>
+          <w:bCs/>
+        </w:rPr>
+        <w:t xml:space="preserve">23 </w:t>
+      </w:r>
+      <w:proofErr w:type="spellStart"/>
+      <w:r>
+        <w:rPr>
+          <w:b/>
+          <w:bCs/>
+        </w:rPr>
+        <w:t>ac</w:t>
+      </w:r>
+      <w:proofErr w:type="spellEnd"/>
+      <w:r>
+        <w:rPr>
+          <w:b/>
+          <w:bCs/>
+        </w:rPr>
+        <w:t xml:space="preserve"> 3a 2d</w:t>
+      </w:r>
+      <w:r>
+        <w:t xml:space="preserve"> 2f 00 00 00 a4 de 19 00 64 00 00 00 </w:t>
+      </w:r>
+      <w:proofErr w:type="spellStart"/>
+      <w:r>
+        <w:rPr>
+          <w:b/>
+          <w:bCs/>
+        </w:rPr>
+        <w:t>df</w:t>
+      </w:r>
+      <w:proofErr w:type="spellEnd"/>
+    </w:p>
+    <w:p>
+      <w:r>
+        <w:t xml:space="preserve">  00 </w:t>
+      </w:r>
+      <w:r>
+        <w:rPr>
+          <w:b/>
+          <w:bCs/>
+        </w:rPr>
+        <w:t>77 00 28 58 61 04 77 00</w:t>
+      </w:r>
+      <w:r>
+        <w:t xml:space="preserve"> 00 00 00 00 00 00 </w:t>
+      </w:r>
+      <w:r>
+        <w:rPr>
+          <w:b/>
+          <w:bCs/>
+        </w:rPr>
+        <w:t>08 70 3b 03 d0 8a 3b 03 18 58 61 04</w:t>
+      </w:r>
+      <w:r>
+        <w:t xml:space="preserve"> 00 00 </w:t>
+      </w:r>
+      <w:r>
+        <w:rPr>
+          <w:b/>
+          <w:bCs/>
+          <w:highlight w:val="cyan"/>
+        </w:rPr>
+        <w:t>0f 01</w:t>
+      </w:r>
+      <w:r>
+        <w:t xml:space="preserve"> 2f</w:t>
+      </w:r>
+    </w:p>
+    <w:p>
+      <w:r>
+        <w:t>packet 17:</w:t>
+      </w:r>
+    </w:p>
+    <w:p>
+      <w:r>
+        <w:t xml:space="preserve">  04 0f 00 00 00 00 00 </w:t>
+      </w:r>
+      <w:r>
+        <w:rPr>
+          <w:b/>
+          <w:bCs/>
+        </w:rPr>
+        <w:t>78 81 71 04</w:t>
+      </w:r>
+      <w:r>
+        <w:t xml:space="preserve"> 9c de 19 00 c4 5f </w:t>
       </w:r>
       <w:r>
         <w:rPr>
@@ -576,77 +1842,14 @@
         <w:t>82</w:t>
       </w:r>
       <w:r>
-        <w:t xml:space="preserve"> 70 00 00 00 00 </w:t>
-      </w:r>
-      <w:proofErr w:type="spellStart"/>
-      <w:r>
-        <w:t>bf</w:t>
-      </w:r>
-      <w:proofErr w:type="spellEnd"/>
-      <w:r>
-        <w:t xml:space="preserve"> 02 00 00 </w:t>
-      </w:r>
-      <w:r>
-        <w:rPr>
-          <w:b/>
-          <w:bCs/>
-        </w:rPr>
-        <w:t>01 06 66 00 b0 4f 61 04 66</w:t>
-      </w:r>
-      <w:r>
-        <w:t xml:space="preserve"> 00 00 00 00 00 00 00 </w:t>
-      </w:r>
-      <w:r>
-        <w:rPr>
-          <w:b/>
-          <w:bCs/>
-        </w:rPr>
-        <w:t>90</w:t>
-      </w:r>
-    </w:p>
-    <w:p>
-      <w:r>
-        <w:t>packet 6:</w:t>
-      </w:r>
-    </w:p>
-    <w:p>
-      <w:r>
-        <w:t xml:space="preserve">  40 00 00 </w:t>
-      </w:r>
-      <w:r>
-        <w:rPr>
-          <w:b/>
-          <w:bCs/>
-        </w:rPr>
-        <w:t>30 88 3b 03</w:t>
-      </w:r>
-      <w:r>
-        <w:t xml:space="preserve"> 00 00 </w:t>
-      </w:r>
-      <w:r>
-        <w:rPr>
-          <w:b/>
-          <w:bCs/>
-        </w:rPr>
-        <w:t>0f 01</w:t>
-      </w:r>
-      <w:r>
-        <w:t xml:space="preserve"> 74 </w:t>
-      </w:r>
-      <w:proofErr w:type="spellStart"/>
-      <w:r>
-        <w:t>df</w:t>
-      </w:r>
-      <w:proofErr w:type="spellEnd"/>
-      <w:r>
-        <w:t xml:space="preserve"> 19 00 </w:t>
-      </w:r>
-      <w:r>
-        <w:rPr>
-          <w:b/>
-          <w:bCs/>
-        </w:rPr>
-        <w:t xml:space="preserve">b3 </w:t>
+        <w:t xml:space="preserve"> 70 </w:t>
+      </w:r>
+      <w:r>
+        <w:rPr>
+          <w:b/>
+          <w:bCs/>
+        </w:rPr>
+        <w:t xml:space="preserve">78 81 71 04 73 </w:t>
       </w:r>
       <w:proofErr w:type="spellStart"/>
       <w:r>
@@ -662,1134 +1865,15 @@
           <w:b/>
           <w:bCs/>
         </w:rPr>
-        <w:t xml:space="preserve"> 3a 2d</w:t>
-      </w:r>
-      <w:r>
-        <w:t xml:space="preserve"> 2f 00 00 00 34 </w:t>
-      </w:r>
-      <w:proofErr w:type="spellStart"/>
-      <w:r>
-        <w:t>df</w:t>
-      </w:r>
-      <w:proofErr w:type="spellEnd"/>
-      <w:r>
-        <w:t xml:space="preserve"> 19 00 64 00 00 00 </w:t>
-      </w:r>
-      <w:proofErr w:type="spellStart"/>
-      <w:r>
-        <w:rPr>
-          <w:b/>
-          <w:bCs/>
-        </w:rPr>
-        <w:t>df</w:t>
-      </w:r>
-      <w:proofErr w:type="spellEnd"/>
-    </w:p>
-    <w:p>
-      <w:r>
-        <w:t xml:space="preserve">  00 </w:t>
-      </w:r>
-      <w:r>
-        <w:rPr>
-          <w:b/>
-          <w:bCs/>
-        </w:rPr>
-        <w:t>6b 00 28 58 61 04 6b 00</w:t>
-      </w:r>
-      <w:r>
-        <w:t xml:space="preserve"> 00 00 00 00 00 00 </w:t>
-      </w:r>
-      <w:r>
-        <w:rPr>
-          <w:b/>
-          <w:bCs/>
-        </w:rPr>
-        <w:t>08 70 3b 03 30 88 3b 03 18 58 61 04</w:t>
-      </w:r>
-      <w:r>
-        <w:t xml:space="preserve"> 00 00 </w:t>
-      </w:r>
-      <w:r>
-        <w:rPr>
-          <w:b/>
-          <w:bCs/>
-        </w:rPr>
-        <w:t>0f 01</w:t>
-      </w:r>
-      <w:r>
-        <w:t xml:space="preserve"> 2f</w:t>
-      </w:r>
-    </w:p>
-    <w:p>
-      <w:r>
-        <w:t>packet 7:</w:t>
-      </w:r>
-    </w:p>
-    <w:p>
-      <w:r>
-        <w:t xml:space="preserve">  40 00 00 </w:t>
-      </w:r>
-      <w:r>
-        <w:rPr>
-          <w:b/>
-          <w:bCs/>
-        </w:rPr>
-        <w:t>d0 8a 3b 03</w:t>
-      </w:r>
-      <w:r>
-        <w:t xml:space="preserve"> 00 00 </w:t>
-      </w:r>
-      <w:r>
-        <w:rPr>
-          <w:b/>
-          <w:bCs/>
-        </w:rPr>
-        <w:t>0f 01</w:t>
-      </w:r>
-      <w:r>
-        <w:t xml:space="preserve"> e4 de 19 00 </w:t>
-      </w:r>
-      <w:r>
-        <w:rPr>
-          <w:b/>
-          <w:bCs/>
-        </w:rPr>
-        <w:t xml:space="preserve">23 </w:t>
-      </w:r>
-      <w:proofErr w:type="spellStart"/>
-      <w:r>
-        <w:rPr>
-          <w:b/>
-          <w:bCs/>
-        </w:rPr>
-        <w:t>ac</w:t>
-      </w:r>
-      <w:proofErr w:type="spellEnd"/>
-      <w:r>
-        <w:rPr>
-          <w:b/>
-          <w:bCs/>
-        </w:rPr>
-        <w:t xml:space="preserve"> 3a 2d</w:t>
-      </w:r>
-      <w:r>
-        <w:t xml:space="preserve"> 2f 00 00 00 a4 de 19 00 64 00 00 00 </w:t>
-      </w:r>
-      <w:proofErr w:type="spellStart"/>
-      <w:r>
-        <w:rPr>
-          <w:b/>
-          <w:bCs/>
-        </w:rPr>
-        <w:t>df</w:t>
-      </w:r>
-      <w:proofErr w:type="spellEnd"/>
-    </w:p>
-    <w:p>
-      <w:r>
-        <w:t xml:space="preserve">  00 </w:t>
-      </w:r>
-      <w:r>
-        <w:rPr>
-          <w:b/>
-          <w:bCs/>
-        </w:rPr>
-        <w:t>77 00 28 58 61 04 77 00</w:t>
-      </w:r>
-      <w:r>
-        <w:t xml:space="preserve"> 00 00 00 00 00 00 </w:t>
-      </w:r>
-      <w:r>
-        <w:rPr>
-          <w:b/>
-          <w:bCs/>
-        </w:rPr>
-        <w:t>08 70 3b 03 d0 8a 3b 03 18 58 61 04</w:t>
-      </w:r>
-      <w:r>
-        <w:t xml:space="preserve"> 00 00 </w:t>
-      </w:r>
-      <w:r>
-        <w:rPr>
-          <w:b/>
-          <w:bCs/>
-        </w:rPr>
-        <w:t>0f 01</w:t>
-      </w:r>
-      <w:r>
-        <w:t xml:space="preserve"> 2f</w:t>
-      </w:r>
-    </w:p>
-    <w:p>
-      <w:r>
-        <w:t>packet 8:</w:t>
-      </w:r>
-    </w:p>
-    <w:p>
-      <w:r>
-        <w:t xml:space="preserve">  40 00 00 </w:t>
-      </w:r>
-      <w:r>
-        <w:rPr>
-          <w:b/>
-          <w:bCs/>
-        </w:rPr>
-        <w:t>f0 89 3b 03</w:t>
-      </w:r>
-      <w:r>
-        <w:t xml:space="preserve"> 00 00 </w:t>
-      </w:r>
-      <w:r>
-        <w:rPr>
-          <w:b/>
-          <w:bCs/>
-          <w:highlight w:val="cyan"/>
-        </w:rPr>
-        <w:t>0f 01</w:t>
-      </w:r>
-      <w:r>
-        <w:t xml:space="preserve"> e4 de 19 00 </w:t>
-      </w:r>
-      <w:r>
-        <w:rPr>
-          <w:b/>
-          <w:bCs/>
-        </w:rPr>
-        <w:t xml:space="preserve">23 </w:t>
-      </w:r>
-      <w:proofErr w:type="spellStart"/>
-      <w:r>
-        <w:rPr>
-          <w:b/>
-          <w:bCs/>
-        </w:rPr>
-        <w:t>ac</w:t>
-      </w:r>
-      <w:proofErr w:type="spellEnd"/>
-      <w:r>
-        <w:rPr>
-          <w:b/>
-          <w:bCs/>
-        </w:rPr>
-        <w:t xml:space="preserve"> 3a 2d</w:t>
-      </w:r>
-      <w:r>
-        <w:t xml:space="preserve"> 2f 00 00 00 a4 de 19 00 64 00 00 00 </w:t>
-      </w:r>
-      <w:proofErr w:type="spellStart"/>
-      <w:r>
-        <w:rPr>
-          <w:b/>
-          <w:bCs/>
-        </w:rPr>
-        <w:t>df</w:t>
-      </w:r>
-      <w:proofErr w:type="spellEnd"/>
-    </w:p>
-    <w:p>
-      <w:r>
-        <w:t xml:space="preserve">  00 </w:t>
-      </w:r>
-      <w:r>
-        <w:rPr>
-          <w:b/>
-          <w:bCs/>
-        </w:rPr>
-        <w:t>73 00 28 58 61 04 73 00</w:t>
-      </w:r>
-      <w:r>
-        <w:t xml:space="preserve"> 00 00 00 00 00 00 </w:t>
-      </w:r>
-      <w:r>
-        <w:rPr>
-          <w:b/>
-          <w:bCs/>
-        </w:rPr>
-        <w:t>08 70 3b 03 f0 89 3b 03 18 58 61 04</w:t>
-      </w:r>
-      <w:r>
-        <w:t xml:space="preserve"> 00 00 </w:t>
-      </w:r>
-      <w:r>
-        <w:rPr>
-          <w:b/>
-          <w:bCs/>
-          <w:highlight w:val="cyan"/>
-        </w:rPr>
-        <w:t>0f 01</w:t>
-      </w:r>
-      <w:r>
-        <w:t xml:space="preserve"> 2f</w:t>
-      </w:r>
-    </w:p>
-    <w:p>
-      <w:r>
-        <w:t>packet 9:</w:t>
-      </w:r>
-    </w:p>
-    <w:p>
-      <w:r>
-        <w:t xml:space="preserve">  40 00 00 </w:t>
-      </w:r>
-      <w:r>
-        <w:rPr>
-          <w:b/>
-          <w:bCs/>
-        </w:rPr>
-        <w:t>70 86 3b 03</w:t>
-      </w:r>
-      <w:r>
-        <w:t xml:space="preserve"> 00 00 </w:t>
-      </w:r>
-      <w:r>
-        <w:rPr>
-          <w:b/>
-          <w:bCs/>
-          <w:highlight w:val="cyan"/>
-        </w:rPr>
-        <w:t>0f 01</w:t>
-      </w:r>
-      <w:r>
-        <w:t xml:space="preserve"> e4 de 19 00 </w:t>
-      </w:r>
-      <w:r>
-        <w:rPr>
-          <w:b/>
-          <w:bCs/>
-        </w:rPr>
-        <w:t xml:space="preserve">23 </w:t>
-      </w:r>
-      <w:proofErr w:type="spellStart"/>
-      <w:r>
-        <w:rPr>
-          <w:b/>
-          <w:bCs/>
-        </w:rPr>
-        <w:t>ac</w:t>
-      </w:r>
-      <w:proofErr w:type="spellEnd"/>
-      <w:r>
-        <w:rPr>
-          <w:b/>
-          <w:bCs/>
-        </w:rPr>
-        <w:t xml:space="preserve"> 3a 2d</w:t>
-      </w:r>
-      <w:r>
-        <w:t xml:space="preserve"> 2f 00 00 00 a4 de 19 00 64 00 00 00 </w:t>
-      </w:r>
-      <w:proofErr w:type="spellStart"/>
-      <w:r>
-        <w:rPr>
-          <w:b/>
-          <w:bCs/>
-        </w:rPr>
-        <w:t>df</w:t>
-      </w:r>
-      <w:proofErr w:type="spellEnd"/>
-    </w:p>
-    <w:p>
-      <w:r>
-        <w:t xml:space="preserve">  00 </w:t>
-      </w:r>
-      <w:r>
-        <w:rPr>
-          <w:b/>
-          <w:bCs/>
-        </w:rPr>
-        <w:t>63 00 28 58 61 04 63 00</w:t>
-      </w:r>
-      <w:r>
-        <w:t xml:space="preserve"> 00 00 00 00 00 00 </w:t>
-      </w:r>
-      <w:r>
-        <w:rPr>
-          <w:b/>
-          <w:bCs/>
-        </w:rPr>
-        <w:t>08 70 3b 03 70 86 3b 03 18 58 61 04</w:t>
-      </w:r>
-      <w:r>
-        <w:t xml:space="preserve"> 00 00 </w:t>
-      </w:r>
-      <w:r>
-        <w:rPr>
-          <w:b/>
-          <w:bCs/>
-          <w:highlight w:val="cyan"/>
-        </w:rPr>
-        <w:t>0f 01</w:t>
-      </w:r>
-      <w:r>
-        <w:t xml:space="preserve"> 2f</w:t>
-      </w:r>
-    </w:p>
-    <w:p>
-      <w:r>
-        <w:t>packet 10:</w:t>
-      </w:r>
-    </w:p>
-    <w:p>
-      <w:r>
-        <w:t xml:space="preserve">  40 00 00 </w:t>
-      </w:r>
-      <w:r>
-        <w:rPr>
-          <w:b/>
-          <w:bCs/>
-        </w:rPr>
-        <w:t>d8 88 3b 03</w:t>
-      </w:r>
-      <w:r>
-        <w:t xml:space="preserve"> 00 00 </w:t>
-      </w:r>
-      <w:r>
-        <w:rPr>
-          <w:b/>
-          <w:bCs/>
-          <w:highlight w:val="cyan"/>
-        </w:rPr>
-        <w:t>0f 01</w:t>
-      </w:r>
-      <w:r>
-        <w:t xml:space="preserve"> e4 de 19 00 </w:t>
-      </w:r>
-      <w:r>
-        <w:rPr>
-          <w:b/>
-          <w:bCs/>
-        </w:rPr>
-        <w:t xml:space="preserve">23 </w:t>
-      </w:r>
-      <w:proofErr w:type="spellStart"/>
-      <w:r>
-        <w:rPr>
-          <w:b/>
-          <w:bCs/>
-        </w:rPr>
-        <w:t>ac</w:t>
-      </w:r>
-      <w:proofErr w:type="spellEnd"/>
-      <w:r>
-        <w:rPr>
-          <w:b/>
-          <w:bCs/>
-        </w:rPr>
-        <w:t xml:space="preserve"> 3a 2d</w:t>
-      </w:r>
-      <w:r>
-        <w:t xml:space="preserve"> 2f 00 00 00 a4 de 19 00 64 00 00 00 </w:t>
-      </w:r>
-      <w:proofErr w:type="spellStart"/>
-      <w:r>
-        <w:rPr>
-          <w:b/>
-          <w:bCs/>
-        </w:rPr>
-        <w:t>df</w:t>
-      </w:r>
-      <w:proofErr w:type="spellEnd"/>
-    </w:p>
-    <w:p>
-      <w:r>
-        <w:t xml:space="preserve">  00 </w:t>
-      </w:r>
-      <w:r>
-        <w:rPr>
-          <w:b/>
-          <w:bCs/>
-        </w:rPr>
-        <w:t>6e 00 28 58 61 04 6e 00</w:t>
-      </w:r>
-      <w:r>
-        <w:t xml:space="preserve"> 00 00 00 00 00 00 </w:t>
-      </w:r>
-      <w:r>
-        <w:rPr>
-          <w:b/>
-          <w:bCs/>
-        </w:rPr>
-        <w:t>08 70 3b 03 d8 88 3b 03 18 58 61 04</w:t>
-      </w:r>
-      <w:r>
-        <w:t xml:space="preserve"> 00 00 </w:t>
-      </w:r>
-      <w:r>
-        <w:rPr>
-          <w:b/>
-          <w:bCs/>
-          <w:highlight w:val="cyan"/>
-        </w:rPr>
-        <w:t>0f 01</w:t>
-      </w:r>
-      <w:r>
-        <w:t xml:space="preserve"> 2f</w:t>
-      </w:r>
-    </w:p>
-    <w:p>
-      <w:r>
-        <w:t>packet 11:</w:t>
-      </w:r>
-    </w:p>
-    <w:p>
-      <w:r>
-        <w:t xml:space="preserve">  40 00 00 </w:t>
-      </w:r>
-      <w:r>
-        <w:rPr>
-          <w:b/>
-          <w:bCs/>
-        </w:rPr>
-        <w:t>60 8a 3b 03</w:t>
-      </w:r>
-      <w:r>
-        <w:t xml:space="preserve"> 00 00 </w:t>
-      </w:r>
-      <w:r>
-        <w:rPr>
-          <w:b/>
-          <w:bCs/>
-          <w:highlight w:val="cyan"/>
-        </w:rPr>
-        <w:t>0f 01</w:t>
-      </w:r>
-      <w:r>
-        <w:t xml:space="preserve"> e4 de 19 00 </w:t>
-      </w:r>
-      <w:r>
-        <w:rPr>
-          <w:b/>
-          <w:bCs/>
-        </w:rPr>
-        <w:t xml:space="preserve">23 </w:t>
-      </w:r>
-      <w:proofErr w:type="spellStart"/>
-      <w:r>
-        <w:rPr>
-          <w:b/>
-          <w:bCs/>
-        </w:rPr>
-        <w:t>ac</w:t>
-      </w:r>
-      <w:proofErr w:type="spellEnd"/>
-      <w:r>
-        <w:rPr>
-          <w:b/>
-          <w:bCs/>
-        </w:rPr>
-        <w:t xml:space="preserve"> 3a 2d</w:t>
-      </w:r>
-      <w:r>
-        <w:t xml:space="preserve"> 2f 00 00 00 a4 de 19 00 64 00 00 00 </w:t>
-      </w:r>
-      <w:proofErr w:type="spellStart"/>
-      <w:r>
-        <w:rPr>
-          <w:b/>
-          <w:bCs/>
-        </w:rPr>
-        <w:t>df</w:t>
-      </w:r>
-      <w:proofErr w:type="spellEnd"/>
-    </w:p>
-    <w:p>
-      <w:r>
-        <w:t xml:space="preserve">  00 </w:t>
-      </w:r>
-      <w:r>
-        <w:rPr>
-          <w:b/>
-          <w:bCs/>
-        </w:rPr>
-        <w:t>75 00 28 58 61 04 75 00</w:t>
-      </w:r>
-      <w:r>
-        <w:t xml:space="preserve"> 00 00 00 00 00 00 </w:t>
-      </w:r>
-      <w:r>
-        <w:rPr>
-          <w:b/>
-          <w:bCs/>
-        </w:rPr>
-        <w:t>08 70 3b 03 60 8a 3b 03 18 58 61 04</w:t>
-      </w:r>
-      <w:r>
-        <w:t xml:space="preserve"> 00 00 </w:t>
-      </w:r>
-      <w:r>
-        <w:rPr>
-          <w:b/>
-          <w:bCs/>
-          <w:highlight w:val="cyan"/>
-        </w:rPr>
-        <w:t>0f 01</w:t>
-      </w:r>
-      <w:r>
-        <w:t xml:space="preserve"> 2f</w:t>
-      </w:r>
-    </w:p>
-    <w:p>
-      <w:r>
-        <w:t>packet 12:</w:t>
-      </w:r>
-    </w:p>
-    <w:p>
-      <w:r>
-        <w:t xml:space="preserve">  40 00 00 </w:t>
-      </w:r>
-      <w:r>
-        <w:rPr>
-          <w:b/>
-          <w:bCs/>
-        </w:rPr>
-        <w:t>38 86 3b 03</w:t>
-      </w:r>
-      <w:r>
-        <w:t xml:space="preserve"> 00 00 </w:t>
-      </w:r>
-      <w:r>
-        <w:rPr>
-          <w:b/>
-          <w:bCs/>
-          <w:highlight w:val="cyan"/>
-        </w:rPr>
-        <w:t>0f 01</w:t>
-      </w:r>
-      <w:r>
-        <w:t xml:space="preserve"> e4 de 19 00 </w:t>
-      </w:r>
-      <w:r>
-        <w:rPr>
-          <w:b/>
-          <w:bCs/>
-        </w:rPr>
-        <w:t xml:space="preserve">23 </w:t>
-      </w:r>
-      <w:proofErr w:type="spellStart"/>
-      <w:r>
-        <w:rPr>
-          <w:b/>
-          <w:bCs/>
-        </w:rPr>
-        <w:t>ac</w:t>
-      </w:r>
-      <w:proofErr w:type="spellEnd"/>
-      <w:r>
-        <w:rPr>
-          <w:b/>
-          <w:bCs/>
-        </w:rPr>
-        <w:t xml:space="preserve"> 3a 2d</w:t>
-      </w:r>
-      <w:r>
-        <w:t xml:space="preserve"> 2f 00 00 00 a4 de 19 00 64 00 00 00 </w:t>
-      </w:r>
-      <w:proofErr w:type="spellStart"/>
-      <w:r>
-        <w:rPr>
-          <w:b/>
-          <w:bCs/>
-        </w:rPr>
-        <w:t>df</w:t>
-      </w:r>
-      <w:proofErr w:type="spellEnd"/>
-    </w:p>
-    <w:p>
-      <w:r>
-        <w:t xml:space="preserve">  00 </w:t>
-      </w:r>
-      <w:r>
-        <w:rPr>
-          <w:b/>
-          <w:bCs/>
-        </w:rPr>
-        <w:t>62 00 28 58 61 04 62 00</w:t>
-      </w:r>
-      <w:r>
-        <w:t xml:space="preserve"> 00 00 00 00 00 00 </w:t>
-      </w:r>
-      <w:r>
-        <w:rPr>
-          <w:b/>
-          <w:bCs/>
-        </w:rPr>
-        <w:t>08 70 3b 03 38 86 3b 03 18 58 61 04</w:t>
-      </w:r>
-      <w:r>
-        <w:t xml:space="preserve"> 00 00 </w:t>
-      </w:r>
-      <w:r>
-        <w:rPr>
-          <w:b/>
-          <w:bCs/>
-          <w:highlight w:val="cyan"/>
-        </w:rPr>
-        <w:t>0f 01</w:t>
-      </w:r>
-      <w:r>
-        <w:t xml:space="preserve"> 2f</w:t>
-      </w:r>
-    </w:p>
-    <w:p>
-      <w:r>
-        <w:t>packet 13:</w:t>
-      </w:r>
-    </w:p>
-    <w:p>
-      <w:r>
-        <w:t xml:space="preserve">  40 00 00 </w:t>
-      </w:r>
-      <w:r>
-        <w:rPr>
-          <w:b/>
-          <w:bCs/>
-        </w:rPr>
-        <w:t>b8 89 3b 03</w:t>
-      </w:r>
-      <w:r>
-        <w:t xml:space="preserve"> 00 00 </w:t>
-      </w:r>
-      <w:r>
-        <w:rPr>
-          <w:b/>
-          <w:bCs/>
-          <w:highlight w:val="cyan"/>
-        </w:rPr>
-        <w:t>0f 01</w:t>
-      </w:r>
-      <w:r>
-        <w:t xml:space="preserve"> e4 de 19 00 </w:t>
-      </w:r>
-      <w:r>
-        <w:rPr>
-          <w:b/>
-          <w:bCs/>
-        </w:rPr>
-        <w:t xml:space="preserve">23 </w:t>
-      </w:r>
-      <w:proofErr w:type="spellStart"/>
-      <w:r>
-        <w:rPr>
-          <w:b/>
-          <w:bCs/>
-        </w:rPr>
-        <w:t>ac</w:t>
-      </w:r>
-      <w:proofErr w:type="spellEnd"/>
-      <w:r>
-        <w:rPr>
-          <w:b/>
-          <w:bCs/>
-        </w:rPr>
-        <w:t xml:space="preserve"> 3a 2d</w:t>
-      </w:r>
-      <w:r>
-        <w:t xml:space="preserve"> 2f 00 00 00 a4 de 19 00 64 00 00 00 </w:t>
-      </w:r>
-      <w:proofErr w:type="spellStart"/>
-      <w:r>
-        <w:rPr>
-          <w:b/>
-          <w:bCs/>
-        </w:rPr>
-        <w:t>df</w:t>
-      </w:r>
-      <w:proofErr w:type="spellEnd"/>
-    </w:p>
-    <w:p>
-      <w:r>
-        <w:t xml:space="preserve">  00 </w:t>
-      </w:r>
-      <w:r>
-        <w:rPr>
-          <w:b/>
-          <w:bCs/>
-        </w:rPr>
-        <w:t>72 00 28 58 61 04 72 00</w:t>
-      </w:r>
-      <w:r>
-        <w:t xml:space="preserve"> 00 00 00 00 00 00 </w:t>
-      </w:r>
-      <w:r>
-        <w:rPr>
-          <w:b/>
-          <w:bCs/>
-        </w:rPr>
-        <w:t>08 70 3b 03 b8 89 3b 03 18 58 61 04</w:t>
-      </w:r>
-      <w:r>
-        <w:t xml:space="preserve"> 00 00 </w:t>
-      </w:r>
-      <w:r>
-        <w:rPr>
-          <w:b/>
-          <w:bCs/>
-          <w:highlight w:val="cyan"/>
-        </w:rPr>
-        <w:t>0f 01</w:t>
-      </w:r>
-      <w:r>
-        <w:t xml:space="preserve"> 2f</w:t>
-      </w:r>
-    </w:p>
-    <w:p>
-      <w:r>
-        <w:t>packet 14:</w:t>
-      </w:r>
-    </w:p>
-    <w:p>
-      <w:r>
-        <w:t xml:space="preserve">  40 00 00 </w:t>
-      </w:r>
-      <w:r>
-        <w:rPr>
-          <w:b/>
-          <w:bCs/>
-        </w:rPr>
-        <w:t>68 88 3b 03</w:t>
-      </w:r>
-      <w:r>
-        <w:t xml:space="preserve"> 00 00 </w:t>
-      </w:r>
-      <w:r>
-        <w:rPr>
-          <w:b/>
-          <w:bCs/>
-          <w:highlight w:val="cyan"/>
-        </w:rPr>
-        <w:t>0f 01</w:t>
-      </w:r>
-      <w:r>
-        <w:t xml:space="preserve"> e4 de 19 00 </w:t>
-      </w:r>
-      <w:r>
-        <w:rPr>
-          <w:b/>
-          <w:bCs/>
-        </w:rPr>
-        <w:t xml:space="preserve">23 </w:t>
-      </w:r>
-      <w:proofErr w:type="spellStart"/>
-      <w:r>
-        <w:rPr>
-          <w:b/>
-          <w:bCs/>
-        </w:rPr>
-        <w:t>ac</w:t>
-      </w:r>
-      <w:proofErr w:type="spellEnd"/>
-      <w:r>
-        <w:rPr>
-          <w:b/>
-          <w:bCs/>
-        </w:rPr>
-        <w:t xml:space="preserve"> 3a 2d</w:t>
-      </w:r>
-      <w:r>
-        <w:t xml:space="preserve"> 2f 00 00 00 a4 de 19 00 64 00 00 00 </w:t>
-      </w:r>
-      <w:proofErr w:type="spellStart"/>
-      <w:r>
-        <w:rPr>
-          <w:b/>
-          <w:bCs/>
-        </w:rPr>
-        <w:t>df</w:t>
-      </w:r>
-      <w:proofErr w:type="spellEnd"/>
-    </w:p>
-    <w:p>
-      <w:r>
-        <w:t xml:space="preserve">  00 </w:t>
-      </w:r>
-      <w:r>
-        <w:rPr>
-          <w:b/>
-          <w:bCs/>
-        </w:rPr>
-        <w:t>6c 00 28 58 61 04 6c 00</w:t>
-      </w:r>
-      <w:r>
-        <w:t xml:space="preserve"> 00 00 00 00 00 00 </w:t>
-      </w:r>
-      <w:r>
-        <w:rPr>
-          <w:b/>
-          <w:bCs/>
-        </w:rPr>
-        <w:t>08 70 3b 03 68 88 3b 03 18 58 61 04</w:t>
-      </w:r>
-      <w:r>
-        <w:t xml:space="preserve"> 00 00 </w:t>
-      </w:r>
-      <w:r>
-        <w:rPr>
-          <w:b/>
-          <w:bCs/>
-          <w:highlight w:val="cyan"/>
-        </w:rPr>
-        <w:t>0f 01</w:t>
-      </w:r>
-      <w:r>
-        <w:t xml:space="preserve"> 2f</w:t>
-      </w:r>
-    </w:p>
-    <w:p>
-      <w:r>
-        <w:t>packet 15:</w:t>
-      </w:r>
-    </w:p>
-    <w:p>
-      <w:r>
-        <w:t xml:space="preserve">  40 00 00 </w:t>
-      </w:r>
-      <w:r>
-        <w:rPr>
-          <w:b/>
-          <w:bCs/>
-        </w:rPr>
-        <w:t>18 87 3b 03</w:t>
-      </w:r>
-      <w:r>
-        <w:t xml:space="preserve"> 00 00 </w:t>
-      </w:r>
-      <w:r>
-        <w:rPr>
-          <w:b/>
-          <w:bCs/>
-          <w:highlight w:val="cyan"/>
-        </w:rPr>
-        <w:t>0f 01</w:t>
-      </w:r>
-      <w:r>
-        <w:t xml:space="preserve"> e4 de 19 00 </w:t>
-      </w:r>
-      <w:r>
-        <w:rPr>
-          <w:b/>
-          <w:bCs/>
-        </w:rPr>
-        <w:t xml:space="preserve">23 </w:t>
-      </w:r>
-      <w:proofErr w:type="spellStart"/>
-      <w:r>
-        <w:rPr>
-          <w:b/>
-          <w:bCs/>
-        </w:rPr>
-        <w:t>ac</w:t>
-      </w:r>
-      <w:proofErr w:type="spellEnd"/>
-      <w:r>
-        <w:rPr>
-          <w:b/>
-          <w:bCs/>
-        </w:rPr>
-        <w:t xml:space="preserve"> 3a 2d</w:t>
-      </w:r>
-      <w:r>
-        <w:t xml:space="preserve"> 2f 00 00 00 a4 de 19 00 64 00 00 00 </w:t>
-      </w:r>
-      <w:proofErr w:type="spellStart"/>
-      <w:r>
-        <w:rPr>
-          <w:b/>
-          <w:bCs/>
-        </w:rPr>
-        <w:t>df</w:t>
-      </w:r>
-      <w:proofErr w:type="spellEnd"/>
-    </w:p>
-    <w:p>
-      <w:r>
-        <w:t xml:space="preserve">  00 </w:t>
-      </w:r>
-      <w:r>
-        <w:rPr>
-          <w:b/>
-          <w:bCs/>
-        </w:rPr>
-        <w:t>66 00 28 58 61 04 66 00</w:t>
-      </w:r>
-      <w:r>
-        <w:t xml:space="preserve"> 00 00 00 00 00 00 </w:t>
-      </w:r>
-      <w:r>
-        <w:rPr>
-          <w:b/>
-          <w:bCs/>
-        </w:rPr>
-        <w:t>08 70 3b 03 18 87 3b 03 18 58 61 04</w:t>
-      </w:r>
-      <w:r>
-        <w:t xml:space="preserve"> 00 00 </w:t>
-      </w:r>
-      <w:r>
-        <w:rPr>
-          <w:b/>
-          <w:bCs/>
-          <w:highlight w:val="cyan"/>
-        </w:rPr>
-        <w:t>0f 01</w:t>
-      </w:r>
-      <w:r>
-        <w:t xml:space="preserve"> 2f</w:t>
-      </w:r>
-    </w:p>
-    <w:p>
-      <w:r>
-        <w:t>packet 16:</w:t>
-      </w:r>
-    </w:p>
-    <w:p>
-      <w:r>
-        <w:t xml:space="preserve">  40 00 00 </w:t>
-      </w:r>
-      <w:r>
-        <w:rPr>
-          <w:b/>
-          <w:bCs/>
-        </w:rPr>
-        <w:t>d0 8a 3b 03</w:t>
-      </w:r>
-      <w:r>
-        <w:t xml:space="preserve"> 00 00 </w:t>
-      </w:r>
-      <w:r>
-        <w:rPr>
-          <w:b/>
-          <w:bCs/>
-          <w:highlight w:val="cyan"/>
-        </w:rPr>
-        <w:t>0f 01</w:t>
-      </w:r>
-      <w:r>
-        <w:t xml:space="preserve"> e4 de 19 00 </w:t>
-      </w:r>
-      <w:r>
-        <w:rPr>
-          <w:b/>
-          <w:bCs/>
-        </w:rPr>
-        <w:t xml:space="preserve">23 </w:t>
-      </w:r>
-      <w:proofErr w:type="spellStart"/>
-      <w:r>
-        <w:rPr>
-          <w:b/>
-          <w:bCs/>
-        </w:rPr>
-        <w:t>ac</w:t>
-      </w:r>
-      <w:proofErr w:type="spellEnd"/>
-      <w:r>
-        <w:rPr>
-          <w:b/>
-          <w:bCs/>
-        </w:rPr>
-        <w:t xml:space="preserve"> 3a 2d</w:t>
-      </w:r>
-      <w:r>
-        <w:t xml:space="preserve"> 2f 00 00 00 a4 de 19 00 64 00 00 00 </w:t>
-      </w:r>
-      <w:proofErr w:type="spellStart"/>
-      <w:r>
-        <w:rPr>
-          <w:b/>
-          <w:bCs/>
-        </w:rPr>
-        <w:t>df</w:t>
-      </w:r>
-      <w:proofErr w:type="spellEnd"/>
-    </w:p>
-    <w:p>
-      <w:r>
-        <w:t xml:space="preserve">  00 </w:t>
-      </w:r>
-      <w:r>
-        <w:rPr>
-          <w:b/>
-          <w:bCs/>
-        </w:rPr>
-        <w:t>77 00 28 58 61 04 77 00</w:t>
-      </w:r>
-      <w:r>
-        <w:t xml:space="preserve"> 00 00 00 00 00 00 </w:t>
-      </w:r>
-      <w:r>
-        <w:rPr>
-          <w:b/>
-          <w:bCs/>
-        </w:rPr>
-        <w:t>08 70 3b 03 d0 8a 3b 03 18 58 61 04</w:t>
-      </w:r>
-      <w:r>
-        <w:t xml:space="preserve"> 00 00 </w:t>
-      </w:r>
-      <w:r>
-        <w:rPr>
-          <w:b/>
-          <w:bCs/>
-          <w:highlight w:val="cyan"/>
-        </w:rPr>
-        <w:t>0f 01</w:t>
-      </w:r>
-      <w:r>
-        <w:t xml:space="preserve"> 2f</w:t>
-      </w:r>
-    </w:p>
-    <w:p>
-      <w:r>
-        <w:t>packet 17:</w:t>
-      </w:r>
-    </w:p>
-    <w:p>
-      <w:r>
-        <w:t xml:space="preserve">  04 0f 00 00 00 00 00 </w:t>
-      </w:r>
-      <w:r>
-        <w:rPr>
-          <w:b/>
-          <w:bCs/>
-        </w:rPr>
-        <w:t>78 81 71 04</w:t>
-      </w:r>
-      <w:r>
-        <w:t xml:space="preserve"> 9c de 19 00 c4 5f </w:t>
-      </w:r>
-      <w:r>
-        <w:rPr>
-          <w:b/>
-          <w:bCs/>
-          <w:highlight w:val="darkMagenta"/>
-        </w:rPr>
-        <w:t>82</w:t>
-      </w:r>
-      <w:r>
-        <w:t xml:space="preserve"> 70 </w:t>
-      </w:r>
-      <w:r>
-        <w:rPr>
-          <w:b/>
-          <w:bCs/>
-        </w:rPr>
-        <w:t xml:space="preserve">78 81 71 04 73 </w:t>
-      </w:r>
-      <w:proofErr w:type="spellStart"/>
-      <w:r>
-        <w:rPr>
-          <w:b/>
-          <w:bCs/>
-        </w:rPr>
-        <w:t>af</w:t>
-      </w:r>
-      <w:proofErr w:type="spellEnd"/>
-      <w:r>
-        <w:rPr>
-          <w:b/>
-          <w:bCs/>
-        </w:rPr>
-        <w:t xml:space="preserve"> 3a 2d</w:t>
+        <w:t xml:space="preserve"> </w:t>
+      </w:r>
+      <w:r>
+        <w:rPr>
+          <w:b/>
+          <w:bCs/>
+          <w:highlight w:val="red"/>
+        </w:rPr>
+        <w:t>3a 2d</w:t>
       </w:r>
       <w:r>
         <w:t xml:space="preserve"> 78 b2 </w:t>
@@ -2955,13 +3039,22 @@
           <w:b/>
           <w:bCs/>
         </w:rPr>
-        <w:t xml:space="preserve">7e 4b 04 </w:t>
-      </w:r>
-      <w:proofErr w:type="spellStart"/>
-      <w:r>
-        <w:rPr>
-          <w:b/>
-          <w:bCs/>
+        <w:t xml:space="preserve">7e 4b </w:t>
+      </w:r>
+      <w:r>
+        <w:rPr>
+          <w:b/>
+          <w:bCs/>
+          <w:highlight w:val="darkCyan"/>
+        </w:rPr>
+        <w:t xml:space="preserve">04 </w:t>
+      </w:r>
+      <w:proofErr w:type="spellStart"/>
+      <w:r>
+        <w:rPr>
+          <w:b/>
+          <w:bCs/>
+          <w:highlight w:val="darkCyan"/>
         </w:rPr>
         <w:t>ca</w:t>
       </w:r>
@@ -3413,6 +3506,20 @@
       </w:r>
       <w:r>
         <w:t xml:space="preserve"> 00</w:t>
+      </w:r>
+    </w:p>
+    <w:p>
+      <w:pPr>
+        <w:spacing w:after="120" w:line="288" w:lineRule="auto"/>
+        <w:rPr>
+          <w:rFonts w:asciiTheme="majorHAnsi" w:eastAsiaTheme="majorEastAsia" w:hAnsiTheme="majorHAnsi" w:cstheme="majorBidi"/>
+          <w:color w:val="0F4761" w:themeColor="accent1" w:themeShade="BF"/>
+          <w:sz w:val="28"/>
+          <w:szCs w:val="40"/>
+        </w:rPr>
+      </w:pPr>
+      <w:r>
+        <w:br w:type="page"/>
       </w:r>
     </w:p>
     <w:p>
@@ -3439,6 +3546,503 @@
       </w:r>
     </w:p>
     <w:p>
+      <w:r>
+        <w:t>packet 0:</w:t>
+      </w:r>
+    </w:p>
+    <w:p>
+      <w:pPr>
+        <w:rPr>
+          <w:b/>
+          <w:bCs/>
+        </w:rPr>
+      </w:pPr>
+      <w:r>
+        <w:t xml:space="preserve">  41 00 00 64 00 00 00 </w:t>
+      </w:r>
+      <w:proofErr w:type="spellStart"/>
+      <w:r>
+        <w:rPr>
+          <w:b/>
+          <w:bCs/>
+        </w:rPr>
+        <w:t>be</w:t>
+      </w:r>
+      <w:proofErr w:type="spellEnd"/>
+      <w:r>
+        <w:rPr>
+          <w:b/>
+          <w:bCs/>
+        </w:rPr>
+        <w:t xml:space="preserve"> 05 a4 00 b0 4f 61 04 a4 00</w:t>
+      </w:r>
+      <w:r>
+        <w:t xml:space="preserve"> 00 00 00 00 00 00 </w:t>
+      </w:r>
+      <w:r>
+        <w:rPr>
+          <w:b/>
+          <w:bCs/>
+        </w:rPr>
+        <w:t>90 70 71 04 28 8b 71 04 a0</w:t>
+      </w:r>
+    </w:p>
+    <w:p>
+      <w:r>
+        <w:rPr>
+          <w:b/>
+          <w:bCs/>
+        </w:rPr>
+        <w:t xml:space="preserve">  4f 61 </w:t>
+      </w:r>
+      <w:r>
+        <w:rPr>
+          <w:b/>
+          <w:bCs/>
+        </w:rPr>
+        <w:t>04</w:t>
+      </w:r>
+      <w:r>
+        <w:t xml:space="preserve"> 00 00 </w:t>
+      </w:r>
+      <w:r>
+        <w:rPr>
+          <w:highlight w:val="cyan"/>
+        </w:rPr>
+        <w:t>0f 01</w:t>
+      </w:r>
+      <w:r>
+        <w:t xml:space="preserve"> 13 00 00 00 e8 </w:t>
+      </w:r>
+      <w:proofErr w:type="spellStart"/>
+      <w:r>
+        <w:t>e8</w:t>
+      </w:r>
+      <w:proofErr w:type="spellEnd"/>
+      <w:r>
+        <w:t xml:space="preserve"> 19 00 </w:t>
+      </w:r>
+      <w:proofErr w:type="spellStart"/>
+      <w:r>
+        <w:t>aa</w:t>
+      </w:r>
+      <w:proofErr w:type="spellEnd"/>
+      <w:r>
+        <w:t xml:space="preserve"> ec </w:t>
+      </w:r>
+      <w:r>
+        <w:rPr>
+          <w:highlight w:val="green"/>
+        </w:rPr>
+        <w:t>18</w:t>
+      </w:r>
+      <w:r>
+        <w:t xml:space="preserve"> 77 00 00 00 00 </w:t>
+      </w:r>
+      <w:proofErr w:type="spellStart"/>
+      <w:r>
+        <w:t>be</w:t>
+      </w:r>
+      <w:proofErr w:type="spellEnd"/>
+      <w:r>
+        <w:t xml:space="preserve"> 49 </w:t>
+      </w:r>
+      <w:r>
+        <w:rPr>
+          <w:highlight w:val="darkCyan"/>
+        </w:rPr>
+        <w:t xml:space="preserve">04 </w:t>
+      </w:r>
+      <w:proofErr w:type="spellStart"/>
+      <w:r>
+        <w:rPr>
+          <w:highlight w:val="darkCyan"/>
+        </w:rPr>
+        <w:t>ca</w:t>
+      </w:r>
+      <w:proofErr w:type="spellEnd"/>
+      <w:r>
+        <w:t xml:space="preserve"> </w:t>
+      </w:r>
+      <w:r>
+        <w:rPr>
+          <w:b/>
+          <w:bCs/>
+        </w:rPr>
+        <w:t>10 61</w:t>
+      </w:r>
+      <w:r>
+        <w:t xml:space="preserve"> </w:t>
+      </w:r>
+      <w:r>
+        <w:t>28</w:t>
+      </w:r>
+      <w:r>
+        <w:t xml:space="preserve"> 03</w:t>
+      </w:r>
+      <w:r>
+        <w:t xml:space="preserve"> 03</w:t>
+      </w:r>
+    </w:p>
+    <w:p>
+      <w:r>
+        <w:t>packet 1:</w:t>
+      </w:r>
+    </w:p>
+    <w:p>
+      <w:r>
+        <w:t xml:space="preserve">  42 00 00 00 00 00 00 00 00 00 00 00 00 00 00 00 00 00 00 00 00 00 00 c0 f2 </w:t>
+      </w:r>
+      <w:proofErr w:type="spellStart"/>
+      <w:r>
+        <w:t>fc</w:t>
+      </w:r>
+      <w:proofErr w:type="spellEnd"/>
+      <w:r>
+        <w:t xml:space="preserve"> ff </w:t>
+      </w:r>
+      <w:proofErr w:type="spellStart"/>
+      <w:r>
+        <w:t>ff</w:t>
+      </w:r>
+      <w:proofErr w:type="spellEnd"/>
+      <w:r>
+        <w:t xml:space="preserve"> </w:t>
+      </w:r>
+      <w:proofErr w:type="spellStart"/>
+      <w:r>
+        <w:t>ff</w:t>
+      </w:r>
+      <w:proofErr w:type="spellEnd"/>
+      <w:r>
+        <w:t xml:space="preserve"> </w:t>
+      </w:r>
+      <w:proofErr w:type="spellStart"/>
+      <w:r>
+        <w:t>ff</w:t>
+      </w:r>
+      <w:proofErr w:type="spellEnd"/>
+      <w:r>
+        <w:t xml:space="preserve"> </w:t>
+      </w:r>
+      <w:proofErr w:type="spellStart"/>
+      <w:r>
+        <w:t>ff</w:t>
+      </w:r>
+      <w:proofErr w:type="spellEnd"/>
+      <w:r>
+        <w:t xml:space="preserve"> 00</w:t>
+      </w:r>
+    </w:p>
+    <w:p>
+      <w:r>
+        <w:t xml:space="preserve">  00 00 00 6c e8 19 00 </w:t>
+      </w:r>
+      <w:r>
+        <w:rPr>
+          <w:b/>
+          <w:bCs/>
+        </w:rPr>
+        <w:t>07 0f 07 3a</w:t>
+      </w:r>
+      <w:r>
+        <w:t xml:space="preserve"> 54 e9 19 00 e0 9b </w:t>
+      </w:r>
+      <w:r>
+        <w:rPr>
+          <w:highlight w:val="lightGray"/>
+        </w:rPr>
+        <w:t>e8 74</w:t>
+      </w:r>
+      <w:r>
+        <w:t xml:space="preserve"> 24 67 1c 40</w:t>
+      </w:r>
+      <w:r>
+        <w:t xml:space="preserve"> </w:t>
+      </w:r>
+      <w:proofErr w:type="spellStart"/>
+      <w:r>
+        <w:t>fe</w:t>
+      </w:r>
+      <w:proofErr w:type="spellEnd"/>
+      <w:r>
+        <w:t xml:space="preserve"> ff </w:t>
+      </w:r>
+      <w:proofErr w:type="spellStart"/>
+      <w:r>
+        <w:t>ff</w:t>
+      </w:r>
+      <w:proofErr w:type="spellEnd"/>
+      <w:r>
+        <w:t xml:space="preserve"> </w:t>
+      </w:r>
+      <w:proofErr w:type="spellStart"/>
+      <w:r>
+        <w:t>ff</w:t>
+      </w:r>
+      <w:proofErr w:type="spellEnd"/>
+      <w:r>
+        <w:t xml:space="preserve"> d4 e8 19 00 4f</w:t>
+      </w:r>
+    </w:p>
+    <w:p>
+      <w:r>
+        <w:t>packet 2:</w:t>
+      </w:r>
+    </w:p>
+    <w:p>
+      <w:r>
+        <w:t xml:space="preserve">  43 00 00 00 00 00 00 00 00 00 00 00 00 00 00 00 00 00 00 00 00 00 00 c0 f2 </w:t>
+      </w:r>
+      <w:proofErr w:type="spellStart"/>
+      <w:r>
+        <w:t>fc</w:t>
+      </w:r>
+      <w:proofErr w:type="spellEnd"/>
+      <w:r>
+        <w:t xml:space="preserve"> ff </w:t>
+      </w:r>
+      <w:proofErr w:type="spellStart"/>
+      <w:r>
+        <w:t>ff</w:t>
+      </w:r>
+      <w:proofErr w:type="spellEnd"/>
+      <w:r>
+        <w:t xml:space="preserve"> </w:t>
+      </w:r>
+      <w:proofErr w:type="spellStart"/>
+      <w:r>
+        <w:t>ff</w:t>
+      </w:r>
+      <w:proofErr w:type="spellEnd"/>
+      <w:r>
+        <w:t xml:space="preserve"> </w:t>
+      </w:r>
+      <w:proofErr w:type="spellStart"/>
+      <w:r>
+        <w:t>ff</w:t>
+      </w:r>
+      <w:proofErr w:type="spellEnd"/>
+      <w:r>
+        <w:t xml:space="preserve"> </w:t>
+      </w:r>
+      <w:proofErr w:type="spellStart"/>
+      <w:r>
+        <w:t>ff</w:t>
+      </w:r>
+      <w:proofErr w:type="spellEnd"/>
+      <w:r>
+        <w:t xml:space="preserve"> 00</w:t>
+      </w:r>
+    </w:p>
+    <w:p>
+      <w:r>
+        <w:t xml:space="preserve">  00 00 00 6c e8 19 00 </w:t>
+      </w:r>
+      <w:r>
+        <w:rPr>
+          <w:b/>
+          <w:bCs/>
+        </w:rPr>
+        <w:t>07 0f 07 3a</w:t>
+      </w:r>
+      <w:r>
+        <w:t xml:space="preserve"> 54 e9 19 00 e0 9b </w:t>
+      </w:r>
+      <w:r>
+        <w:rPr>
+          <w:highlight w:val="lightGray"/>
+        </w:rPr>
+        <w:t>e8 74</w:t>
+      </w:r>
+      <w:r>
+        <w:t xml:space="preserve"> 24 67 1c 40</w:t>
+      </w:r>
+      <w:r>
+        <w:t xml:space="preserve"> </w:t>
+      </w:r>
+      <w:proofErr w:type="spellStart"/>
+      <w:r>
+        <w:t>fe</w:t>
+      </w:r>
+      <w:proofErr w:type="spellEnd"/>
+      <w:r>
+        <w:t xml:space="preserve"> ff </w:t>
+      </w:r>
+      <w:proofErr w:type="spellStart"/>
+      <w:r>
+        <w:t>ff</w:t>
+      </w:r>
+      <w:proofErr w:type="spellEnd"/>
+      <w:r>
+        <w:t xml:space="preserve"> </w:t>
+      </w:r>
+      <w:proofErr w:type="spellStart"/>
+      <w:r>
+        <w:t>ff</w:t>
+      </w:r>
+      <w:proofErr w:type="spellEnd"/>
+      <w:r>
+        <w:t xml:space="preserve"> d4 e8 19 00 4f</w:t>
+      </w:r>
+    </w:p>
+    <w:p>
+      <w:r>
+        <w:t>packet 3:</w:t>
+      </w:r>
+    </w:p>
+    <w:p>
+      <w:r>
+        <w:t xml:space="preserve">  43 01 00 cd 0e </w:t>
+      </w:r>
+      <w:r>
+        <w:rPr>
+          <w:highlight w:val="lightGray"/>
+        </w:rPr>
+        <w:t>e8 74</w:t>
+      </w:r>
+      <w:r>
+        <w:t xml:space="preserve"> 90 b2 f2 34 34</w:t>
+      </w:r>
+      <w:r>
+        <w:t xml:space="preserve"> 08 00 00 00 00 00 00 20 d7 </w:t>
+      </w:r>
+      <w:r>
+        <w:rPr>
+          <w:highlight w:val="green"/>
+        </w:rPr>
+        <w:t>18</w:t>
+      </w:r>
+      <w:r>
+        <w:t xml:space="preserve"> 76 24 00 00 00 01 00 00 00 00</w:t>
+      </w:r>
+    </w:p>
+    <w:p>
+      <w:r>
+        <w:t xml:space="preserve">  00 00 00 00 00 00 00 00 00 00 00 00 00 00 00 00 00 00 00 00 00 00 00 00 00 00 00 c0 f2 </w:t>
+      </w:r>
+      <w:proofErr w:type="spellStart"/>
+      <w:r>
+        <w:t>fc</w:t>
+      </w:r>
+      <w:proofErr w:type="spellEnd"/>
+      <w:r>
+        <w:t xml:space="preserve"> ff </w:t>
+      </w:r>
+      <w:proofErr w:type="spellStart"/>
+      <w:r>
+        <w:t>ff</w:t>
+      </w:r>
+      <w:proofErr w:type="spellEnd"/>
+    </w:p>
+    <w:p>
+      <w:r>
+        <w:t>packet 4:</w:t>
+      </w:r>
+    </w:p>
+    <w:p>
+      <w:r>
+        <w:t xml:space="preserve">  </w:t>
+      </w:r>
+      <w:r>
+        <w:t xml:space="preserve">40 00 00 7c 92 </w:t>
+      </w:r>
+      <w:r>
+        <w:rPr>
+          <w:highlight w:val="magenta"/>
+        </w:rPr>
+        <w:t>1c</w:t>
+      </w:r>
+      <w:r>
+        <w:t xml:space="preserve"> 77 09 23 </w:t>
+      </w:r>
+      <w:r>
+        <w:rPr>
+          <w:highlight w:val="yellow"/>
+        </w:rPr>
+        <w:t>1e</w:t>
+      </w:r>
+      <w:r>
+        <w:t xml:space="preserve"> 77 00 00 00 00 c8 e8 19 00 00 00 00 00 00 00 00 00 c8 e8 19 00 c8</w:t>
+      </w:r>
+    </w:p>
+    <w:p>
+      <w:r>
+        <w:t xml:space="preserve">  e8 19 00 00 00 </w:t>
+      </w:r>
+      <w:r>
+        <w:rPr>
+          <w:highlight w:val="cyan"/>
+        </w:rPr>
+        <w:t>0f 01</w:t>
+      </w:r>
+      <w:r>
+        <w:t xml:space="preserve"> ec e8 19 00 b0 0e </w:t>
+      </w:r>
+      <w:r>
+        <w:rPr>
+          <w:highlight w:val="lightGray"/>
+        </w:rPr>
+        <w:t>e8 74</w:t>
+      </w:r>
+      <w:r>
+        <w:t xml:space="preserve"> 00 00 00 00 cd 0e </w:t>
+      </w:r>
+      <w:r>
+        <w:rPr>
+          <w:highlight w:val="lightGray"/>
+        </w:rPr>
+        <w:t>e8 74</w:t>
+      </w:r>
+      <w:r>
+        <w:t xml:space="preserve"> b8 b2 f2 34 e0 15 59 04 00</w:t>
+      </w:r>
+    </w:p>
+    <w:p>
+      <w:r>
+        <w:t>packet 5:</w:t>
+      </w:r>
+    </w:p>
+    <w:p>
+      <w:r>
+        <w:t xml:space="preserve">  </w:t>
+      </w:r>
+      <w:r>
+        <w:t>04 1e 00 00 00 00 00 20 00 00 00 02 00 00 00 00 00 00 00 20 00 00 00 00 00 00 00 80 e8 19 00 f9</w:t>
+      </w:r>
+    </w:p>
+    <w:p>
+      <w:r>
+        <w:t xml:space="preserve">  f6 </w:t>
+      </w:r>
+      <w:r>
+        <w:rPr>
+          <w:highlight w:val="green"/>
+        </w:rPr>
+        <w:t>18</w:t>
+      </w:r>
+      <w:r>
+        <w:t xml:space="preserve"> 77 00 00 00 00 d6 49 </w:t>
+      </w:r>
+      <w:r>
+        <w:rPr>
+          <w:highlight w:val="darkCyan"/>
+        </w:rPr>
+        <w:t xml:space="preserve">04 </w:t>
+      </w:r>
+      <w:proofErr w:type="spellStart"/>
+      <w:r>
+        <w:rPr>
+          <w:highlight w:val="darkCyan"/>
+        </w:rPr>
+        <w:t>ca</w:t>
+      </w:r>
+      <w:proofErr w:type="spellEnd"/>
+      <w:r>
+        <w:t xml:space="preserve"> 1f 00 00 00 20 00 00 00 0f 00 00 00 58 e8 19 00 00 00 0f 01 d8</w:t>
+      </w:r>
+    </w:p>
+    <w:p>
       <w:pPr>
         <w:pStyle w:val="berschrift1"/>
       </w:pPr>
@@ -3455,6 +4059,533 @@
       </w:r>
     </w:p>
     <w:p>
+      <w:r>
+        <w:t>packet 0:</w:t>
+      </w:r>
+    </w:p>
+    <w:p>
+      <w:r>
+        <w:t xml:space="preserve">  40 00 00 </w:t>
+      </w:r>
+      <w:r>
+        <w:rPr>
+          <w:b/>
+          <w:bCs/>
+        </w:rPr>
+        <w:t>f8 95 3b 03</w:t>
+      </w:r>
+      <w:r>
+        <w:t xml:space="preserve"> 00 00 </w:t>
+      </w:r>
+      <w:r>
+        <w:rPr>
+          <w:highlight w:val="cyan"/>
+        </w:rPr>
+        <w:t>0f 01</w:t>
+      </w:r>
+      <w:r>
+        <w:t xml:space="preserve"> dc </w:t>
+      </w:r>
+      <w:proofErr w:type="spellStart"/>
+      <w:r>
+        <w:t>fc</w:t>
+      </w:r>
+      <w:proofErr w:type="spellEnd"/>
+      <w:r>
+        <w:t xml:space="preserve"> 4c 01 </w:t>
+      </w:r>
+      <w:r>
+        <w:rPr>
+          <w:b/>
+          <w:bCs/>
+        </w:rPr>
+        <w:t>23 8a 6f 2c</w:t>
+      </w:r>
+      <w:r>
+        <w:t xml:space="preserve"> 2f 00 00 00 a4 </w:t>
+      </w:r>
+      <w:proofErr w:type="spellStart"/>
+      <w:r>
+        <w:t>fc</w:t>
+      </w:r>
+      <w:proofErr w:type="spellEnd"/>
+      <w:r>
+        <w:t xml:space="preserve"> 4c 01 64 00 00 00 </w:t>
+      </w:r>
+      <w:r>
+        <w:rPr>
+          <w:b/>
+          <w:bCs/>
+        </w:rPr>
+        <w:t>a9</w:t>
+      </w:r>
+    </w:p>
+    <w:p>
+      <w:r>
+        <w:t xml:space="preserve">  00 </w:t>
+      </w:r>
+      <w:proofErr w:type="spellStart"/>
+      <w:r>
+        <w:rPr>
+          <w:b/>
+          <w:bCs/>
+        </w:rPr>
+        <w:t>aa</w:t>
+      </w:r>
+      <w:proofErr w:type="spellEnd"/>
+      <w:r>
+        <w:rPr>
+          <w:b/>
+          <w:bCs/>
+        </w:rPr>
+        <w:t xml:space="preserve"> 00 28 58 61 04 </w:t>
+      </w:r>
+      <w:proofErr w:type="spellStart"/>
+      <w:r>
+        <w:rPr>
+          <w:b/>
+          <w:bCs/>
+        </w:rPr>
+        <w:t>aa</w:t>
+      </w:r>
+      <w:proofErr w:type="spellEnd"/>
+      <w:r>
+        <w:rPr>
+          <w:b/>
+          <w:bCs/>
+        </w:rPr>
+        <w:t xml:space="preserve"> 00</w:t>
+      </w:r>
+      <w:r>
+        <w:t xml:space="preserve"> 00 00 00 00 00 00 </w:t>
+      </w:r>
+      <w:r>
+        <w:rPr>
+          <w:b/>
+          <w:bCs/>
+        </w:rPr>
+        <w:t>08 70 3b 03 f8 95 3b 03 18 58 61 04</w:t>
+      </w:r>
+      <w:r>
+        <w:t xml:space="preserve"> 00 00 </w:t>
+      </w:r>
+      <w:r>
+        <w:rPr>
+          <w:highlight w:val="cyan"/>
+        </w:rPr>
+        <w:t>0f 01</w:t>
+      </w:r>
+      <w:r>
+        <w:t xml:space="preserve"> 2f</w:t>
+      </w:r>
+    </w:p>
+    <w:p>
+      <w:r>
+        <w:t>packet 1:</w:t>
+      </w:r>
+    </w:p>
+    <w:p>
+      <w:r>
+        <w:t xml:space="preserve">  40 00 00 </w:t>
+      </w:r>
+      <w:r>
+        <w:rPr>
+          <w:b/>
+          <w:bCs/>
+        </w:rPr>
+        <w:t>38 94 3b 03</w:t>
+      </w:r>
+      <w:r>
+        <w:t xml:space="preserve"> 00 00 </w:t>
+      </w:r>
+      <w:r>
+        <w:rPr>
+          <w:highlight w:val="cyan"/>
+        </w:rPr>
+        <w:t>0f 01</w:t>
+      </w:r>
+      <w:r>
+        <w:t xml:space="preserve"> dc </w:t>
+      </w:r>
+      <w:proofErr w:type="spellStart"/>
+      <w:r>
+        <w:t>fc</w:t>
+      </w:r>
+      <w:proofErr w:type="spellEnd"/>
+      <w:r>
+        <w:t xml:space="preserve"> 4c 01 </w:t>
+      </w:r>
+      <w:r>
+        <w:rPr>
+          <w:b/>
+          <w:bCs/>
+        </w:rPr>
+        <w:t>23 8a 6f 2c</w:t>
+      </w:r>
+      <w:r>
+        <w:t xml:space="preserve"> 2f 00 00 00 a4 </w:t>
+      </w:r>
+      <w:proofErr w:type="spellStart"/>
+      <w:r>
+        <w:t>fc</w:t>
+      </w:r>
+      <w:proofErr w:type="spellEnd"/>
+      <w:r>
+        <w:t xml:space="preserve"> 4c 01 64 00 00 00 a9</w:t>
+      </w:r>
+    </w:p>
+    <w:p>
+      <w:r>
+        <w:t xml:space="preserve">  00 </w:t>
+      </w:r>
+      <w:r>
+        <w:rPr>
+          <w:b/>
+          <w:bCs/>
+        </w:rPr>
+        <w:t>a2 00 28 58 61 04 a2 00</w:t>
+      </w:r>
+      <w:r>
+        <w:t xml:space="preserve"> 00 00 00 00 00 00 </w:t>
+      </w:r>
+      <w:r>
+        <w:rPr>
+          <w:b/>
+          <w:bCs/>
+        </w:rPr>
+        <w:t>08 70 3b 03 38 94 3b 03 18 58 61 04</w:t>
+      </w:r>
+      <w:r>
+        <w:t xml:space="preserve"> 00 00 </w:t>
+      </w:r>
+      <w:r>
+        <w:rPr>
+          <w:highlight w:val="cyan"/>
+        </w:rPr>
+        <w:t>0f 01</w:t>
+      </w:r>
+      <w:r>
+        <w:t xml:space="preserve"> 2f</w:t>
+      </w:r>
+    </w:p>
+    <w:p>
+      <w:r>
+        <w:t>packet 2:</w:t>
+      </w:r>
+    </w:p>
+    <w:p>
+      <w:r>
+        <w:t xml:space="preserve">  40 00 00 </w:t>
+      </w:r>
+      <w:r>
+        <w:rPr>
+          <w:b/>
+          <w:bCs/>
+        </w:rPr>
+        <w:t>d8 96 3b 03</w:t>
+      </w:r>
+      <w:r>
+        <w:t xml:space="preserve"> 00 00 </w:t>
+      </w:r>
+      <w:r>
+        <w:rPr>
+          <w:highlight w:val="cyan"/>
+        </w:rPr>
+        <w:t>0f 01</w:t>
+      </w:r>
+      <w:r>
+        <w:t xml:space="preserve"> dc </w:t>
+      </w:r>
+      <w:proofErr w:type="spellStart"/>
+      <w:r>
+        <w:t>fc</w:t>
+      </w:r>
+      <w:proofErr w:type="spellEnd"/>
+      <w:r>
+        <w:t xml:space="preserve"> 4c 01 </w:t>
+      </w:r>
+      <w:r>
+        <w:rPr>
+          <w:b/>
+          <w:bCs/>
+        </w:rPr>
+        <w:t>23 8a 6f 2c</w:t>
+      </w:r>
+      <w:r>
+        <w:t xml:space="preserve"> 2f 00 00 00 a4 </w:t>
+      </w:r>
+      <w:proofErr w:type="spellStart"/>
+      <w:r>
+        <w:t>fc</w:t>
+      </w:r>
+      <w:proofErr w:type="spellEnd"/>
+      <w:r>
+        <w:t xml:space="preserve"> 4c 01 64 00 00 00 a9</w:t>
+      </w:r>
+    </w:p>
+    <w:p>
+      <w:r>
+        <w:t xml:space="preserve">  00 </w:t>
+      </w:r>
+      <w:proofErr w:type="spellStart"/>
+      <w:r>
+        <w:rPr>
+          <w:b/>
+          <w:bCs/>
+        </w:rPr>
+        <w:t>ae</w:t>
+      </w:r>
+      <w:proofErr w:type="spellEnd"/>
+      <w:r>
+        <w:rPr>
+          <w:b/>
+          <w:bCs/>
+        </w:rPr>
+        <w:t xml:space="preserve"> 00 28 58 61 04 </w:t>
+      </w:r>
+      <w:proofErr w:type="spellStart"/>
+      <w:r>
+        <w:rPr>
+          <w:b/>
+          <w:bCs/>
+        </w:rPr>
+        <w:t>ae</w:t>
+      </w:r>
+      <w:proofErr w:type="spellEnd"/>
+      <w:r>
+        <w:rPr>
+          <w:b/>
+          <w:bCs/>
+        </w:rPr>
+        <w:t xml:space="preserve"> 00</w:t>
+      </w:r>
+      <w:r>
+        <w:t xml:space="preserve"> 00 00 00 00 00 00 </w:t>
+      </w:r>
+      <w:r>
+        <w:rPr>
+          <w:b/>
+          <w:bCs/>
+        </w:rPr>
+        <w:t>08 70 3b 03 d8 96 3b 03 18 58 61 04</w:t>
+      </w:r>
+      <w:r>
+        <w:t xml:space="preserve"> 00 00 </w:t>
+      </w:r>
+      <w:r>
+        <w:rPr>
+          <w:highlight w:val="cyan"/>
+        </w:rPr>
+        <w:t>0f 01</w:t>
+      </w:r>
+      <w:r>
+        <w:t xml:space="preserve"> 2f</w:t>
+      </w:r>
+    </w:p>
+    <w:p>
+      <w:r>
+        <w:t>packet 3:</w:t>
+      </w:r>
+    </w:p>
+    <w:p>
+      <w:r>
+        <w:t xml:space="preserve">  40 00 00 </w:t>
+      </w:r>
+      <w:r>
+        <w:rPr>
+          <w:b/>
+          <w:bCs/>
+        </w:rPr>
+        <w:t>08 99 3b 03</w:t>
+      </w:r>
+      <w:r>
+        <w:t xml:space="preserve"> 00 00 </w:t>
+      </w:r>
+      <w:r>
+        <w:rPr>
+          <w:highlight w:val="cyan"/>
+        </w:rPr>
+        <w:t>0f 01</w:t>
+      </w:r>
+      <w:r>
+        <w:t xml:space="preserve"> dc </w:t>
+      </w:r>
+      <w:proofErr w:type="spellStart"/>
+      <w:r>
+        <w:t>fc</w:t>
+      </w:r>
+      <w:proofErr w:type="spellEnd"/>
+      <w:r>
+        <w:t xml:space="preserve"> 4c 01 </w:t>
+      </w:r>
+      <w:r>
+        <w:rPr>
+          <w:b/>
+          <w:bCs/>
+        </w:rPr>
+        <w:t>23 8a 6f 2c</w:t>
+      </w:r>
+      <w:r>
+        <w:t xml:space="preserve"> 2f 00 00 00 a4 </w:t>
+      </w:r>
+      <w:proofErr w:type="spellStart"/>
+      <w:r>
+        <w:t>fc</w:t>
+      </w:r>
+      <w:proofErr w:type="spellEnd"/>
+      <w:r>
+        <w:t xml:space="preserve"> 4c 01 64 00 00 00 a9</w:t>
+      </w:r>
+    </w:p>
+    <w:p>
+      <w:r>
+        <w:t xml:space="preserve">  00 </w:t>
+      </w:r>
+      <w:r>
+        <w:rPr>
+          <w:b/>
+          <w:bCs/>
+        </w:rPr>
+        <w:t>b8 00 28 58 61 04 b8 00</w:t>
+      </w:r>
+      <w:r>
+        <w:t xml:space="preserve"> 00 00 00 00 00 00 </w:t>
+      </w:r>
+      <w:r>
+        <w:rPr>
+          <w:b/>
+          <w:bCs/>
+        </w:rPr>
+        <w:t>08 70 3b 03 08 99 3b 03 18 58 61 04</w:t>
+      </w:r>
+      <w:r>
+        <w:t xml:space="preserve"> 00 00 </w:t>
+      </w:r>
+      <w:r>
+        <w:rPr>
+          <w:highlight w:val="cyan"/>
+        </w:rPr>
+        <w:t>0f 01</w:t>
+      </w:r>
+      <w:r>
+        <w:t xml:space="preserve"> 2f</w:t>
+      </w:r>
+    </w:p>
+    <w:p>
+      <w:r>
+        <w:t>packet 4:</w:t>
+      </w:r>
+    </w:p>
+    <w:p>
+      <w:r>
+        <w:t xml:space="preserve">  40 00 00 </w:t>
+      </w:r>
+      <w:r>
+        <w:rPr>
+          <w:b/>
+          <w:bCs/>
+        </w:rPr>
+        <w:t>f8 95 3b 03</w:t>
+      </w:r>
+      <w:r>
+        <w:t xml:space="preserve"> 00 00 </w:t>
+      </w:r>
+      <w:r>
+        <w:rPr>
+          <w:highlight w:val="cyan"/>
+        </w:rPr>
+        <w:t>0f 01</w:t>
+      </w:r>
+      <w:r>
+        <w:t xml:space="preserve"> dc </w:t>
+      </w:r>
+      <w:proofErr w:type="spellStart"/>
+      <w:r>
+        <w:t>fc</w:t>
+      </w:r>
+      <w:proofErr w:type="spellEnd"/>
+      <w:r>
+        <w:t xml:space="preserve"> 4c 01 </w:t>
+      </w:r>
+      <w:r>
+        <w:rPr>
+          <w:b/>
+          <w:bCs/>
+        </w:rPr>
+        <w:t>23 8a 6f 2c</w:t>
+      </w:r>
+      <w:r>
+        <w:t xml:space="preserve"> 2f 00 00 00 a4 </w:t>
+      </w:r>
+      <w:proofErr w:type="spellStart"/>
+      <w:r>
+        <w:t>fc</w:t>
+      </w:r>
+      <w:proofErr w:type="spellEnd"/>
+      <w:r>
+        <w:t xml:space="preserve"> 4c 01 64 00 00 00 a9</w:t>
+      </w:r>
+    </w:p>
+    <w:p>
+      <w:r>
+        <w:t xml:space="preserve">  00 </w:t>
+      </w:r>
+      <w:proofErr w:type="spellStart"/>
+      <w:r>
+        <w:rPr>
+          <w:b/>
+          <w:bCs/>
+        </w:rPr>
+        <w:t>aa</w:t>
+      </w:r>
+      <w:proofErr w:type="spellEnd"/>
+      <w:r>
+        <w:rPr>
+          <w:b/>
+          <w:bCs/>
+        </w:rPr>
+        <w:t xml:space="preserve"> 00 28 58 61 04 </w:t>
+      </w:r>
+      <w:proofErr w:type="spellStart"/>
+      <w:r>
+        <w:rPr>
+          <w:b/>
+          <w:bCs/>
+        </w:rPr>
+        <w:t>aa</w:t>
+      </w:r>
+      <w:proofErr w:type="spellEnd"/>
+      <w:r>
+        <w:rPr>
+          <w:b/>
+          <w:bCs/>
+        </w:rPr>
+        <w:t xml:space="preserve"> 00</w:t>
+      </w:r>
+      <w:r>
+        <w:t xml:space="preserve"> 00 00 00 00 00 00 </w:t>
+      </w:r>
+      <w:r>
+        <w:rPr>
+          <w:b/>
+          <w:bCs/>
+        </w:rPr>
+        <w:t>08 70 3b 03 f8 95 3b 03 18 58 61 04</w:t>
+      </w:r>
+      <w:r>
+        <w:t xml:space="preserve"> 00 00 </w:t>
+      </w:r>
+      <w:r>
+        <w:rPr>
+          <w:highlight w:val="cyan"/>
+        </w:rPr>
+        <w:t>0f 01</w:t>
+      </w:r>
+      <w:r>
+        <w:t xml:space="preserve"> 2f</w:t>
+      </w:r>
+    </w:p>
+    <w:p>
       <w:pPr>
         <w:pStyle w:val="berschrift1"/>
       </w:pPr>
@@ -3474,6 +4605,958 @@
       <w:proofErr w:type="spellEnd"/>
     </w:p>
     <w:p>
+      <w:r>
+        <w:t>packet 0:</w:t>
+      </w:r>
+    </w:p>
+    <w:p>
+      <w:pPr>
+        <w:rPr>
+          <w:b/>
+          <w:bCs/>
+        </w:rPr>
+      </w:pPr>
+      <w:r>
+        <w:t xml:space="preserve">  41 00 00 64 00 00 00 </w:t>
+      </w:r>
+      <w:r>
+        <w:rPr>
+          <w:b/>
+          <w:bCs/>
+        </w:rPr>
+        <w:t>b0 05 c0 00 b0 4f 61 04 c0</w:t>
+      </w:r>
+      <w:r>
+        <w:t xml:space="preserve"> 00 00 00 00 00 00 00 </w:t>
+      </w:r>
+      <w:r>
+        <w:rPr>
+          <w:b/>
+          <w:bCs/>
+        </w:rPr>
+        <w:t>90 70 71 04 88 8f 71 04 a0</w:t>
+      </w:r>
+    </w:p>
+    <w:p>
+      <w:r>
+        <w:rPr>
+          <w:b/>
+          <w:bCs/>
+        </w:rPr>
+        <w:t xml:space="preserve">  4f 61 04</w:t>
+      </w:r>
+      <w:r>
+        <w:t xml:space="preserve"> 00 00 </w:t>
+      </w:r>
+      <w:r>
+        <w:rPr>
+          <w:highlight w:val="cyan"/>
+        </w:rPr>
+        <w:t>0f 01</w:t>
+      </w:r>
+      <w:r>
+        <w:t xml:space="preserve"> 13 00 00 00 b0 e6 19 00 </w:t>
+      </w:r>
+      <w:proofErr w:type="spellStart"/>
+      <w:r>
+        <w:t>aa</w:t>
+      </w:r>
+      <w:proofErr w:type="spellEnd"/>
+      <w:r>
+        <w:t xml:space="preserve"> ec </w:t>
+      </w:r>
+      <w:r>
+        <w:rPr>
+          <w:highlight w:val="green"/>
+        </w:rPr>
+        <w:t>18</w:t>
+      </w:r>
+      <w:r>
+        <w:t xml:space="preserve"> 77 00 00 00 00 e6 47 </w:t>
+      </w:r>
+      <w:r>
+        <w:rPr>
+          <w:highlight w:val="darkCyan"/>
+        </w:rPr>
+        <w:t xml:space="preserve">04 </w:t>
+      </w:r>
+      <w:proofErr w:type="spellStart"/>
+      <w:r>
+        <w:rPr>
+          <w:highlight w:val="darkCyan"/>
+        </w:rPr>
+        <w:t>ca</w:t>
+      </w:r>
+      <w:proofErr w:type="spellEnd"/>
+      <w:r>
+        <w:t xml:space="preserve"> </w:t>
+      </w:r>
+      <w:r>
+        <w:rPr>
+          <w:b/>
+          <w:bCs/>
+        </w:rPr>
+        <w:t>f0 1f 59 04</w:t>
+      </w:r>
+      <w:r>
+        <w:t xml:space="preserve"> 03</w:t>
+      </w:r>
+    </w:p>
+    <w:p>
+      <w:r>
+        <w:t>packet 1:</w:t>
+      </w:r>
+    </w:p>
+    <w:p>
+      <w:r>
+        <w:t xml:space="preserve">  42 00 00 00 00 00 00 00 00 00 00 00 00 00 00 00 00 00 00 00 00 00 00 c0 f2 </w:t>
+      </w:r>
+      <w:proofErr w:type="spellStart"/>
+      <w:r>
+        <w:t>fc</w:t>
+      </w:r>
+      <w:proofErr w:type="spellEnd"/>
+      <w:r>
+        <w:t xml:space="preserve"> ff </w:t>
+      </w:r>
+      <w:proofErr w:type="spellStart"/>
+      <w:r>
+        <w:t>ff</w:t>
+      </w:r>
+      <w:proofErr w:type="spellEnd"/>
+      <w:r>
+        <w:t xml:space="preserve"> </w:t>
+      </w:r>
+      <w:proofErr w:type="spellStart"/>
+      <w:r>
+        <w:t>ff</w:t>
+      </w:r>
+      <w:proofErr w:type="spellEnd"/>
+      <w:r>
+        <w:t xml:space="preserve"> </w:t>
+      </w:r>
+      <w:proofErr w:type="spellStart"/>
+      <w:r>
+        <w:t>ff</w:t>
+      </w:r>
+      <w:proofErr w:type="spellEnd"/>
+      <w:r>
+        <w:t xml:space="preserve"> </w:t>
+      </w:r>
+      <w:proofErr w:type="spellStart"/>
+      <w:r>
+        <w:t>ff</w:t>
+      </w:r>
+      <w:proofErr w:type="spellEnd"/>
+      <w:r>
+        <w:t xml:space="preserve"> 00</w:t>
+      </w:r>
+    </w:p>
+    <w:p>
+      <w:r>
+        <w:t xml:space="preserve">  00 00 00 34 e6 19 00 </w:t>
+      </w:r>
+      <w:r>
+        <w:rPr>
+          <w:b/>
+          <w:bCs/>
+        </w:rPr>
+        <w:t xml:space="preserve">0c e1 0d 8c </w:t>
+      </w:r>
+      <w:r>
+        <w:t>1c</w:t>
+      </w:r>
+      <w:r>
+        <w:t xml:space="preserve"> e7 19 00 e0 9b </w:t>
+      </w:r>
+      <w:r>
+        <w:rPr>
+          <w:highlight w:val="lightGray"/>
+        </w:rPr>
+        <w:t>e8 74</w:t>
+      </w:r>
+      <w:r>
+        <w:t xml:space="preserve"> 24 67 1c 40 </w:t>
+      </w:r>
+      <w:proofErr w:type="spellStart"/>
+      <w:r>
+        <w:t>fe</w:t>
+      </w:r>
+      <w:proofErr w:type="spellEnd"/>
+      <w:r>
+        <w:t xml:space="preserve"> ff </w:t>
+      </w:r>
+      <w:proofErr w:type="spellStart"/>
+      <w:r>
+        <w:t>ff</w:t>
+      </w:r>
+      <w:proofErr w:type="spellEnd"/>
+      <w:r>
+        <w:t xml:space="preserve"> </w:t>
+      </w:r>
+      <w:proofErr w:type="spellStart"/>
+      <w:r>
+        <w:t>ff</w:t>
+      </w:r>
+      <w:proofErr w:type="spellEnd"/>
+      <w:r>
+        <w:t xml:space="preserve"> 9c e6 19 00 4f</w:t>
+      </w:r>
+    </w:p>
+    <w:p>
+      <w:r>
+        <w:t>packet 2:</w:t>
+      </w:r>
+    </w:p>
+    <w:p>
+      <w:r>
+        <w:t xml:space="preserve">  43 00 00 00 00 00 00 00 00 00 00 00 00 00 00 00 00 00 00 00 00 00 00 c0 f2 </w:t>
+      </w:r>
+      <w:proofErr w:type="spellStart"/>
+      <w:r>
+        <w:t>fc</w:t>
+      </w:r>
+      <w:proofErr w:type="spellEnd"/>
+      <w:r>
+        <w:t xml:space="preserve"> ff </w:t>
+      </w:r>
+      <w:proofErr w:type="spellStart"/>
+      <w:r>
+        <w:t>ff</w:t>
+      </w:r>
+      <w:proofErr w:type="spellEnd"/>
+      <w:r>
+        <w:t xml:space="preserve"> </w:t>
+      </w:r>
+      <w:proofErr w:type="spellStart"/>
+      <w:r>
+        <w:t>ff</w:t>
+      </w:r>
+      <w:proofErr w:type="spellEnd"/>
+      <w:r>
+        <w:t xml:space="preserve"> </w:t>
+      </w:r>
+      <w:proofErr w:type="spellStart"/>
+      <w:r>
+        <w:t>ff</w:t>
+      </w:r>
+      <w:proofErr w:type="spellEnd"/>
+      <w:r>
+        <w:t xml:space="preserve"> </w:t>
+      </w:r>
+      <w:proofErr w:type="spellStart"/>
+      <w:r>
+        <w:t>ff</w:t>
+      </w:r>
+      <w:proofErr w:type="spellEnd"/>
+      <w:r>
+        <w:t xml:space="preserve"> 00</w:t>
+      </w:r>
+    </w:p>
+    <w:p>
+      <w:r>
+        <w:t xml:space="preserve">  00 00 00 34 e6 19 00 </w:t>
+      </w:r>
+      <w:r>
+        <w:rPr>
+          <w:b/>
+          <w:bCs/>
+        </w:rPr>
+        <w:t xml:space="preserve">0c e1 0d 8c </w:t>
+      </w:r>
+      <w:r>
+        <w:t>1c</w:t>
+      </w:r>
+      <w:r>
+        <w:t xml:space="preserve"> e7 19 00 e0 9b </w:t>
+      </w:r>
+      <w:r>
+        <w:rPr>
+          <w:highlight w:val="lightGray"/>
+        </w:rPr>
+        <w:t>e8 74</w:t>
+      </w:r>
+      <w:r>
+        <w:t xml:space="preserve"> 24 67 1c 40 </w:t>
+      </w:r>
+      <w:proofErr w:type="spellStart"/>
+      <w:r>
+        <w:t>fe</w:t>
+      </w:r>
+      <w:proofErr w:type="spellEnd"/>
+      <w:r>
+        <w:t xml:space="preserve"> ff </w:t>
+      </w:r>
+      <w:proofErr w:type="spellStart"/>
+      <w:r>
+        <w:t>ff</w:t>
+      </w:r>
+      <w:proofErr w:type="spellEnd"/>
+      <w:r>
+        <w:t xml:space="preserve"> </w:t>
+      </w:r>
+      <w:proofErr w:type="spellStart"/>
+      <w:r>
+        <w:t>ff</w:t>
+      </w:r>
+      <w:proofErr w:type="spellEnd"/>
+      <w:r>
+        <w:t xml:space="preserve"> 9c e6 19 00 4f</w:t>
+      </w:r>
+    </w:p>
+    <w:p>
+      <w:r>
+        <w:t>packet 3:</w:t>
+      </w:r>
+    </w:p>
+    <w:p>
+      <w:r>
+        <w:t xml:space="preserve">  43 01 00 cd 0e </w:t>
+      </w:r>
+      <w:r>
+        <w:rPr>
+          <w:highlight w:val="lightGray"/>
+        </w:rPr>
+        <w:t>e8 74</w:t>
+      </w:r>
+      <w:r>
+        <w:t xml:space="preserve"> d8 </w:t>
+      </w:r>
+      <w:proofErr w:type="spellStart"/>
+      <w:r>
+        <w:t>bc</w:t>
+      </w:r>
+      <w:proofErr w:type="spellEnd"/>
+      <w:r>
+        <w:t xml:space="preserve"> f2 34 34 08 00 00 00 00 00 00 20 d7 </w:t>
+      </w:r>
+      <w:r>
+        <w:rPr>
+          <w:highlight w:val="green"/>
+        </w:rPr>
+        <w:t>18</w:t>
+      </w:r>
+      <w:r>
+        <w:t xml:space="preserve"> 76 24 00 00 00 01 00 00 00 00</w:t>
+      </w:r>
+    </w:p>
+    <w:p>
+      <w:r>
+        <w:t xml:space="preserve">  00 00 00 00 00 00 00 00 00 00 00 00 00 00 00 00 00 00 00 00 00 00 00 00 00 00 00 c0 f2 </w:t>
+      </w:r>
+      <w:proofErr w:type="spellStart"/>
+      <w:r>
+        <w:t>fc</w:t>
+      </w:r>
+      <w:proofErr w:type="spellEnd"/>
+      <w:r>
+        <w:t xml:space="preserve"> ff </w:t>
+      </w:r>
+      <w:proofErr w:type="spellStart"/>
+      <w:r>
+        <w:t>ff</w:t>
+      </w:r>
+      <w:proofErr w:type="spellEnd"/>
+    </w:p>
+    <w:p>
+      <w:r>
+        <w:t>packet 4:</w:t>
+      </w:r>
+    </w:p>
+    <w:p>
+      <w:r>
+        <w:t xml:space="preserve">  40 00 00 7c 92 </w:t>
+      </w:r>
+      <w:r>
+        <w:rPr>
+          <w:highlight w:val="magenta"/>
+        </w:rPr>
+        <w:t>1c</w:t>
+      </w:r>
+      <w:r>
+        <w:t xml:space="preserve"> 77 09 23 </w:t>
+      </w:r>
+      <w:r>
+        <w:rPr>
+          <w:highlight w:val="yellow"/>
+        </w:rPr>
+        <w:t>1e</w:t>
+      </w:r>
+      <w:r>
+        <w:t xml:space="preserve"> 77 00 00 00 00 90 e6 19 00 00 00 00 00 00 00 00 00 90 e6 19 00 90</w:t>
+      </w:r>
+    </w:p>
+    <w:p>
+      <w:r>
+        <w:t xml:space="preserve">  e6 19 00 00 00 </w:t>
+      </w:r>
+      <w:r>
+        <w:rPr>
+          <w:highlight w:val="cyan"/>
+        </w:rPr>
+        <w:t>0f 01</w:t>
+      </w:r>
+      <w:r>
+        <w:t xml:space="preserve"> b4 e6 19 00 b0 0e </w:t>
+      </w:r>
+      <w:r>
+        <w:rPr>
+          <w:highlight w:val="lightGray"/>
+        </w:rPr>
+        <w:t>e8 74</w:t>
+      </w:r>
+      <w:r>
+        <w:t xml:space="preserve"> 00 00 00 00 cd 0e </w:t>
+      </w:r>
+      <w:r>
+        <w:rPr>
+          <w:highlight w:val="lightGray"/>
+        </w:rPr>
+        <w:t>e8 74</w:t>
+      </w:r>
+      <w:r>
+        <w:t xml:space="preserve"> e0 </w:t>
+      </w:r>
+      <w:proofErr w:type="spellStart"/>
+      <w:r>
+        <w:t>bc</w:t>
+      </w:r>
+      <w:proofErr w:type="spellEnd"/>
+      <w:r>
+        <w:t xml:space="preserve"> f2 34 </w:t>
+      </w:r>
+      <w:r>
+        <w:rPr>
+          <w:b/>
+          <w:bCs/>
+        </w:rPr>
+        <w:t>a0 c1 63 04</w:t>
+      </w:r>
+      <w:r>
+        <w:t xml:space="preserve"> 00</w:t>
+      </w:r>
+    </w:p>
+    <w:p/>
+    <w:p>
+      <w:pPr>
+        <w:pStyle w:val="Untertitel"/>
+      </w:pPr>
+    </w:p>
+    <w:p>
+      <w:pPr>
+        <w:pStyle w:val="Untertitel"/>
+      </w:pPr>
+      <w:r>
+        <w:lastRenderedPageBreak/>
+        <w:t>Ping</w:t>
+      </w:r>
+    </w:p>
+    <w:p>
+      <w:r>
+        <w:t>packet 5:</w:t>
+      </w:r>
+    </w:p>
+    <w:p>
+      <w:r>
+        <w:t xml:space="preserve">  40 00 00 </w:t>
+      </w:r>
+      <w:r>
+        <w:rPr>
+          <w:b/>
+          <w:bCs/>
+        </w:rPr>
+        <w:t>48 97 3b 03</w:t>
+      </w:r>
+      <w:r>
+        <w:t xml:space="preserve"> 00 00 </w:t>
+      </w:r>
+      <w:r>
+        <w:rPr>
+          <w:highlight w:val="cyan"/>
+        </w:rPr>
+        <w:t>0f 01</w:t>
+      </w:r>
+      <w:r>
+        <w:t xml:space="preserve"> b4 </w:t>
+      </w:r>
+      <w:proofErr w:type="spellStart"/>
+      <w:r>
+        <w:t>fc</w:t>
+      </w:r>
+      <w:proofErr w:type="spellEnd"/>
+      <w:r>
+        <w:t xml:space="preserve"> d1 05 </w:t>
+      </w:r>
+      <w:r>
+        <w:rPr>
+          <w:b/>
+          <w:bCs/>
+        </w:rPr>
+        <w:t>73 8a f2 28</w:t>
+      </w:r>
+      <w:r>
+        <w:t xml:space="preserve"> 2f 00 00 00 74 </w:t>
+      </w:r>
+      <w:proofErr w:type="spellStart"/>
+      <w:r>
+        <w:t>fc</w:t>
+      </w:r>
+      <w:proofErr w:type="spellEnd"/>
+      <w:r>
+        <w:t xml:space="preserve"> d1 05 64 00 00 00 </w:t>
+      </w:r>
+      <w:r>
+        <w:rPr>
+          <w:b/>
+          <w:bCs/>
+        </w:rPr>
+        <w:t>c8</w:t>
+      </w:r>
+    </w:p>
+    <w:p>
+      <w:r>
+        <w:t xml:space="preserve">  00 </w:t>
+      </w:r>
+      <w:r>
+        <w:rPr>
+          <w:b/>
+          <w:bCs/>
+        </w:rPr>
+        <w:t>b0 00 28 58 61 04 b0 00</w:t>
+      </w:r>
+      <w:r>
+        <w:t xml:space="preserve"> 00 00 00 00 00 00 </w:t>
+      </w:r>
+      <w:r>
+        <w:rPr>
+          <w:b/>
+          <w:bCs/>
+        </w:rPr>
+        <w:t>08 70 3b 03 48 97 3b 03 18 58 61 04</w:t>
+      </w:r>
+      <w:r>
+        <w:t xml:space="preserve"> 00 00 </w:t>
+      </w:r>
+      <w:r>
+        <w:rPr>
+          <w:highlight w:val="cyan"/>
+        </w:rPr>
+        <w:t>0f 01</w:t>
+      </w:r>
+      <w:r>
+        <w:t xml:space="preserve"> 2f</w:t>
+      </w:r>
+    </w:p>
+    <w:p>
+      <w:r>
+        <w:t>packet 6:</w:t>
+      </w:r>
+    </w:p>
+    <w:p>
+      <w:r>
+        <w:t xml:space="preserve">  40 00 00 </w:t>
+      </w:r>
+      <w:r>
+        <w:rPr>
+          <w:b/>
+          <w:bCs/>
+        </w:rPr>
+        <w:t>e8 99 3b 03</w:t>
+      </w:r>
+      <w:r>
+        <w:t xml:space="preserve"> 00 00 </w:t>
+      </w:r>
+      <w:r>
+        <w:rPr>
+          <w:highlight w:val="cyan"/>
+        </w:rPr>
+        <w:t>0f 01</w:t>
+      </w:r>
+      <w:r>
+        <w:t xml:space="preserve"> b4 </w:t>
+      </w:r>
+      <w:proofErr w:type="spellStart"/>
+      <w:r>
+        <w:t>fc</w:t>
+      </w:r>
+      <w:proofErr w:type="spellEnd"/>
+      <w:r>
+        <w:t xml:space="preserve"> d1 05 </w:t>
+      </w:r>
+      <w:r>
+        <w:rPr>
+          <w:b/>
+          <w:bCs/>
+        </w:rPr>
+        <w:t>73 8a f2 28</w:t>
+      </w:r>
+      <w:r>
+        <w:t xml:space="preserve"> 2f 00 00 00 74 </w:t>
+      </w:r>
+      <w:proofErr w:type="spellStart"/>
+      <w:r>
+        <w:t>fc</w:t>
+      </w:r>
+      <w:proofErr w:type="spellEnd"/>
+      <w:r>
+        <w:t xml:space="preserve"> d1 05 64 00 00 00 </w:t>
+      </w:r>
+      <w:r>
+        <w:rPr>
+          <w:b/>
+          <w:bCs/>
+        </w:rPr>
+        <w:t>c8</w:t>
+      </w:r>
+    </w:p>
+    <w:p>
+      <w:r>
+        <w:t xml:space="preserve">  00 </w:t>
+      </w:r>
+      <w:proofErr w:type="spellStart"/>
+      <w:r>
+        <w:rPr>
+          <w:b/>
+          <w:bCs/>
+        </w:rPr>
+        <w:t>bc</w:t>
+      </w:r>
+      <w:proofErr w:type="spellEnd"/>
+      <w:r>
+        <w:rPr>
+          <w:b/>
+          <w:bCs/>
+        </w:rPr>
+        <w:t xml:space="preserve"> 00 28 58 61 04 </w:t>
+      </w:r>
+      <w:proofErr w:type="spellStart"/>
+      <w:r>
+        <w:rPr>
+          <w:b/>
+          <w:bCs/>
+        </w:rPr>
+        <w:t>bc</w:t>
+      </w:r>
+      <w:proofErr w:type="spellEnd"/>
+      <w:r>
+        <w:rPr>
+          <w:b/>
+          <w:bCs/>
+        </w:rPr>
+        <w:t xml:space="preserve"> 00</w:t>
+      </w:r>
+      <w:r>
+        <w:t xml:space="preserve"> 00 00 00 00 00 00 </w:t>
+      </w:r>
+      <w:r>
+        <w:rPr>
+          <w:b/>
+          <w:bCs/>
+        </w:rPr>
+        <w:t>08 70 3b 03 e8 99 3b 03 18 58 61 04</w:t>
+      </w:r>
+      <w:r>
+        <w:t xml:space="preserve"> 00 00 </w:t>
+      </w:r>
+      <w:r>
+        <w:rPr>
+          <w:highlight w:val="cyan"/>
+        </w:rPr>
+        <w:t>0f 01</w:t>
+      </w:r>
+      <w:r>
+        <w:t xml:space="preserve"> 2f</w:t>
+      </w:r>
+    </w:p>
+    <w:p>
+      <w:r>
+        <w:t>packet 7:</w:t>
+      </w:r>
+    </w:p>
+    <w:p>
+      <w:r>
+        <w:t xml:space="preserve">  40 00 00 </w:t>
+      </w:r>
+      <w:r>
+        <w:rPr>
+          <w:b/>
+          <w:bCs/>
+        </w:rPr>
+        <w:t>08 99 3b 03</w:t>
+      </w:r>
+      <w:r>
+        <w:t xml:space="preserve"> 00 00 </w:t>
+      </w:r>
+      <w:r>
+        <w:rPr>
+          <w:highlight w:val="cyan"/>
+        </w:rPr>
+        <w:t>0f 01</w:t>
+      </w:r>
+      <w:r>
+        <w:t xml:space="preserve"> b4 </w:t>
+      </w:r>
+      <w:proofErr w:type="spellStart"/>
+      <w:r>
+        <w:t>fc</w:t>
+      </w:r>
+      <w:proofErr w:type="spellEnd"/>
+      <w:r>
+        <w:t xml:space="preserve"> d1 05 </w:t>
+      </w:r>
+      <w:r>
+        <w:rPr>
+          <w:b/>
+          <w:bCs/>
+        </w:rPr>
+        <w:t>73 8a f2 28</w:t>
+      </w:r>
+      <w:r>
+        <w:t xml:space="preserve"> 2f 00 00 00 74 </w:t>
+      </w:r>
+      <w:proofErr w:type="spellStart"/>
+      <w:r>
+        <w:t>fc</w:t>
+      </w:r>
+      <w:proofErr w:type="spellEnd"/>
+      <w:r>
+        <w:t xml:space="preserve"> d1 05 64 00 00 00 </w:t>
+      </w:r>
+      <w:r>
+        <w:rPr>
+          <w:b/>
+          <w:bCs/>
+        </w:rPr>
+        <w:t>c8</w:t>
+      </w:r>
+    </w:p>
+    <w:p>
+      <w:r>
+        <w:t xml:space="preserve">  00 </w:t>
+      </w:r>
+      <w:r>
+        <w:rPr>
+          <w:b/>
+          <w:bCs/>
+        </w:rPr>
+        <w:t>b8 00 28 58 61 04 b8 00</w:t>
+      </w:r>
+      <w:r>
+        <w:t xml:space="preserve"> 00 00 00 00 00 00 </w:t>
+      </w:r>
+      <w:r>
+        <w:rPr>
+          <w:b/>
+          <w:bCs/>
+        </w:rPr>
+        <w:t>08 70 3b 03 08 99 3b 03 18 58 61 04</w:t>
+      </w:r>
+      <w:r>
+        <w:t xml:space="preserve"> 00 00 </w:t>
+      </w:r>
+      <w:r>
+        <w:rPr>
+          <w:highlight w:val="cyan"/>
+        </w:rPr>
+        <w:t>0f 01</w:t>
+      </w:r>
+      <w:r>
+        <w:t xml:space="preserve"> 2f</w:t>
+      </w:r>
+    </w:p>
+    <w:p>
+      <w:r>
+        <w:t>packet 8:</w:t>
+      </w:r>
+    </w:p>
+    <w:p>
+      <w:r>
+        <w:t xml:space="preserve">  40 00 00 </w:t>
+      </w:r>
+      <w:r>
+        <w:rPr>
+          <w:b/>
+          <w:bCs/>
+        </w:rPr>
+        <w:t>a8 94 3b 03</w:t>
+      </w:r>
+      <w:r>
+        <w:t xml:space="preserve"> 00 00 </w:t>
+      </w:r>
+      <w:r>
+        <w:rPr>
+          <w:highlight w:val="cyan"/>
+        </w:rPr>
+        <w:t>0f 01</w:t>
+      </w:r>
+      <w:r>
+        <w:t xml:space="preserve"> b4 </w:t>
+      </w:r>
+      <w:proofErr w:type="spellStart"/>
+      <w:r>
+        <w:t>fc</w:t>
+      </w:r>
+      <w:proofErr w:type="spellEnd"/>
+      <w:r>
+        <w:t xml:space="preserve"> d1 05 </w:t>
+      </w:r>
+      <w:r>
+        <w:rPr>
+          <w:b/>
+          <w:bCs/>
+        </w:rPr>
+        <w:t>73 8a f2 28</w:t>
+      </w:r>
+      <w:r>
+        <w:t xml:space="preserve"> 2f 00 00 00 74 </w:t>
+      </w:r>
+      <w:proofErr w:type="spellStart"/>
+      <w:r>
+        <w:t>fc</w:t>
+      </w:r>
+      <w:proofErr w:type="spellEnd"/>
+      <w:r>
+        <w:t xml:space="preserve"> d1 05 64 00 00 00 </w:t>
+      </w:r>
+      <w:r>
+        <w:rPr>
+          <w:b/>
+          <w:bCs/>
+        </w:rPr>
+        <w:t>c8</w:t>
+      </w:r>
+    </w:p>
+    <w:p>
+      <w:r>
+        <w:t xml:space="preserve">  00 </w:t>
+      </w:r>
+      <w:r>
+        <w:rPr>
+          <w:b/>
+          <w:bCs/>
+        </w:rPr>
+        <w:t>a4 00 28 58 61 04 a4 00</w:t>
+      </w:r>
+      <w:r>
+        <w:t xml:space="preserve"> 00 00 00 00 00 00 </w:t>
+      </w:r>
+      <w:r>
+        <w:rPr>
+          <w:b/>
+          <w:bCs/>
+        </w:rPr>
+        <w:t>08 70 3b 03 a8 94 3b 03 18 58 61 04</w:t>
+      </w:r>
+      <w:r>
+        <w:t xml:space="preserve"> 00 00 </w:t>
+      </w:r>
+      <w:r>
+        <w:rPr>
+          <w:highlight w:val="cyan"/>
+        </w:rPr>
+        <w:t>0f 01</w:t>
+      </w:r>
+      <w:r>
+        <w:t xml:space="preserve"> 2f</w:t>
+      </w:r>
+    </w:p>
+    <w:p>
+      <w:r>
+        <w:t>packet 9:</w:t>
+      </w:r>
+    </w:p>
+    <w:p>
+      <w:r>
+        <w:t xml:space="preserve">  40 00 00 </w:t>
+      </w:r>
+      <w:r>
+        <w:rPr>
+          <w:b/>
+          <w:bCs/>
+        </w:rPr>
+        <w:t>50 95 3b 03</w:t>
+      </w:r>
+      <w:r>
+        <w:t xml:space="preserve"> 00 00 </w:t>
+      </w:r>
+      <w:r>
+        <w:rPr>
+          <w:highlight w:val="cyan"/>
+        </w:rPr>
+        <w:t>0f 01</w:t>
+      </w:r>
+      <w:r>
+        <w:t xml:space="preserve"> b4 </w:t>
+      </w:r>
+      <w:proofErr w:type="spellStart"/>
+      <w:r>
+        <w:t>fc</w:t>
+      </w:r>
+      <w:proofErr w:type="spellEnd"/>
+      <w:r>
+        <w:t xml:space="preserve"> d1 05 </w:t>
+      </w:r>
+      <w:r>
+        <w:rPr>
+          <w:b/>
+          <w:bCs/>
+        </w:rPr>
+        <w:t>73 8a f2 28</w:t>
+      </w:r>
+      <w:r>
+        <w:t xml:space="preserve"> 2f 00 00 00 74 </w:t>
+      </w:r>
+      <w:proofErr w:type="spellStart"/>
+      <w:r>
+        <w:t>fc</w:t>
+      </w:r>
+      <w:proofErr w:type="spellEnd"/>
+      <w:r>
+        <w:t xml:space="preserve"> d1 05 64 00 00 00 </w:t>
+      </w:r>
+      <w:r>
+        <w:rPr>
+          <w:b/>
+          <w:bCs/>
+        </w:rPr>
+        <w:t>c8</w:t>
+      </w:r>
+    </w:p>
+    <w:p>
+      <w:r>
+        <w:t xml:space="preserve">  00 </w:t>
+      </w:r>
+      <w:r>
+        <w:rPr>
+          <w:b/>
+          <w:bCs/>
+        </w:rPr>
+        <w:t>a7 00 28 58 61 04 a7 00</w:t>
+      </w:r>
+      <w:r>
+        <w:t xml:space="preserve"> 00 00 00 00 00 00 </w:t>
+      </w:r>
+      <w:r>
+        <w:rPr>
+          <w:b/>
+          <w:bCs/>
+        </w:rPr>
+        <w:t>08 70 3b 03 50 95 3b 03 18 58 61 04</w:t>
+      </w:r>
+      <w:r>
+        <w:t xml:space="preserve"> 00 00 </w:t>
+      </w:r>
+      <w:r>
+        <w:rPr>
+          <w:highlight w:val="cyan"/>
+        </w:rPr>
+        <w:t>0f 01</w:t>
+      </w:r>
+      <w:r>
+        <w:t xml:space="preserve"> 2f</w:t>
+      </w:r>
+    </w:p>
+    <w:p>
       <w:pPr>
         <w:pStyle w:val="berschrift1"/>
       </w:pPr>
@@ -3651,8 +5734,6 @@
       </w:r>
       <w:r>
         <w:rPr>
-          <w:b/>
-          <w:bCs/>
           <w:highlight w:val="cyan"/>
         </w:rPr>
         <w:t>0f 01</w:t>
@@ -3678,8 +5759,6 @@
       </w:r>
       <w:r>
         <w:rPr>
-          <w:b/>
-          <w:bCs/>
           <w:highlight w:val="green"/>
         </w:rPr>
         <w:t>18</w:t>
@@ -3692,13 +5771,18 @@
           <w:b/>
           <w:bCs/>
         </w:rPr>
-        <w:t xml:space="preserve">6e 4b 04 </w:t>
-      </w:r>
-      <w:proofErr w:type="spellStart"/>
-      <w:r>
-        <w:rPr>
-          <w:b/>
-          <w:bCs/>
+        <w:t xml:space="preserve">6e 4b </w:t>
+      </w:r>
+      <w:r>
+        <w:rPr>
+          <w:highlight w:val="darkCyan"/>
+        </w:rPr>
+        <w:t xml:space="preserve">04 </w:t>
+      </w:r>
+      <w:proofErr w:type="spellStart"/>
+      <w:r>
+        <w:rPr>
+          <w:highlight w:val="darkCyan"/>
         </w:rPr>
         <w:t>ca</w:t>
       </w:r>
@@ -4025,8 +6109,6 @@
       </w:r>
       <w:r>
         <w:rPr>
-          <w:b/>
-          <w:bCs/>
           <w:highlight w:val="magenta"/>
         </w:rPr>
         <w:t>1c</w:t>
@@ -4036,8 +6118,6 @@
       </w:r>
       <w:r>
         <w:rPr>
-          <w:b/>
-          <w:bCs/>
           <w:highlight w:val="yellow"/>
         </w:rPr>
         <w:t>1e</w:t>
@@ -4076,8 +6156,6 @@
       </w:r>
       <w:r>
         <w:rPr>
-          <w:b/>
-          <w:bCs/>
           <w:highlight w:val="cyan"/>
         </w:rPr>
         <w:t>0f 01</w:t>
@@ -4144,8 +6222,6 @@
       </w:r>
       <w:r>
         <w:rPr>
-          <w:b/>
-          <w:bCs/>
           <w:highlight w:val="cyan"/>
         </w:rPr>
         <w:t>0f 01</w:t>
@@ -4184,8 +6260,6 @@
       </w:r>
       <w:r>
         <w:rPr>
-          <w:b/>
-          <w:bCs/>
           <w:highlight w:val="green"/>
         </w:rPr>
         <w:t>18</w:t>
@@ -4198,13 +6272,18 @@
           <w:b/>
           <w:bCs/>
         </w:rPr>
-        <w:t xml:space="preserve">66 4b 04 </w:t>
-      </w:r>
-      <w:proofErr w:type="spellStart"/>
-      <w:r>
-        <w:rPr>
-          <w:b/>
-          <w:bCs/>
+        <w:t xml:space="preserve">66 4b </w:t>
+      </w:r>
+      <w:r>
+        <w:rPr>
+          <w:highlight w:val="darkCyan"/>
+        </w:rPr>
+        <w:t xml:space="preserve">04 </w:t>
+      </w:r>
+      <w:proofErr w:type="spellStart"/>
+      <w:r>
+        <w:rPr>
+          <w:highlight w:val="darkCyan"/>
         </w:rPr>
         <w:t>ca</w:t>
       </w:r>
@@ -4241,8 +6320,6 @@
       </w:r>
       <w:r>
         <w:rPr>
-          <w:b/>
-          <w:bCs/>
           <w:highlight w:val="cyan"/>
         </w:rPr>
         <w:t>0f 01</w:t>
@@ -4318,8 +6395,6 @@
       </w:r>
       <w:r>
         <w:rPr>
-          <w:b/>
-          <w:bCs/>
           <w:highlight w:val="cyan"/>
         </w:rPr>
         <w:t>0f 01</w:t>
@@ -4349,8 +6424,6 @@
       </w:r>
       <w:r>
         <w:rPr>
-          <w:b/>
-          <w:bCs/>
           <w:highlight w:val="cyan"/>
         </w:rPr>
         <w:t>0f 01</w:t>
@@ -4426,8 +6499,6 @@
       </w:r>
       <w:r>
         <w:rPr>
-          <w:b/>
-          <w:bCs/>
           <w:highlight w:val="cyan"/>
         </w:rPr>
         <w:t>0f 01</w:t>
@@ -4457,8 +6528,6 @@
       </w:r>
       <w:r>
         <w:rPr>
-          <w:b/>
-          <w:bCs/>
           <w:highlight w:val="cyan"/>
         </w:rPr>
         <w:t>0f 01</w:t>
@@ -4534,8 +6603,6 @@
       </w:r>
       <w:r>
         <w:rPr>
-          <w:b/>
-          <w:bCs/>
           <w:highlight w:val="cyan"/>
         </w:rPr>
         <w:t>0f 01</w:t>
@@ -4565,8 +6632,6 @@
       </w:r>
       <w:r>
         <w:rPr>
-          <w:b/>
-          <w:bCs/>
           <w:highlight w:val="cyan"/>
         </w:rPr>
         <w:t>0f 01</w:t>
@@ -4642,8 +6707,6 @@
       </w:r>
       <w:r>
         <w:rPr>
-          <w:b/>
-          <w:bCs/>
           <w:highlight w:val="cyan"/>
         </w:rPr>
         <w:t>0f 01</w:t>
@@ -4654,6 +6717,7 @@
     </w:p>
     <w:p>
       <w:r>
+        <w:lastRenderedPageBreak/>
         <w:t>packet 9:</w:t>
       </w:r>
     </w:p>
@@ -4673,8 +6737,6 @@
       </w:r>
       <w:r>
         <w:rPr>
-          <w:b/>
-          <w:bCs/>
           <w:highlight w:val="cyan"/>
         </w:rPr>
         <w:t>0f 01</w:t>
@@ -4750,8 +6812,6 @@
       </w:r>
       <w:r>
         <w:rPr>
-          <w:b/>
-          <w:bCs/>
           <w:highlight w:val="cyan"/>
         </w:rPr>
         <w:t>0f 01</w:t>
@@ -4781,8 +6841,6 @@
       </w:r>
       <w:r>
         <w:rPr>
-          <w:b/>
-          <w:bCs/>
           <w:highlight w:val="cyan"/>
         </w:rPr>
         <w:t>0f 01</w:t>
@@ -4858,8 +6916,6 @@
       </w:r>
       <w:r>
         <w:rPr>
-          <w:b/>
-          <w:bCs/>
           <w:highlight w:val="cyan"/>
         </w:rPr>
         <w:t>0f 01</w:t>
@@ -4889,8 +6945,6 @@
       </w:r>
       <w:r>
         <w:rPr>
-          <w:b/>
-          <w:bCs/>
           <w:highlight w:val="cyan"/>
         </w:rPr>
         <w:t>0f 01</w:t>
@@ -4966,8 +7020,6 @@
       </w:r>
       <w:r>
         <w:rPr>
-          <w:b/>
-          <w:bCs/>
           <w:highlight w:val="cyan"/>
         </w:rPr>
         <w:t>0f 01</w:t>
@@ -4997,8 +7049,6 @@
       </w:r>
       <w:r>
         <w:rPr>
-          <w:b/>
-          <w:bCs/>
           <w:highlight w:val="cyan"/>
         </w:rPr>
         <w:t>0f 01</w:t>
@@ -5050,7 +7100,1718 @@
     </w:p>
     <w:p>
       <w:r>
+        <w:t xml:space="preserve">  00 </w:t>
+      </w:r>
+      <w:r>
+        <w:rPr>
+          <w:b/>
+          <w:bCs/>
+        </w:rPr>
+        <w:t>0b 00 f0 24 5e 04 0b 00</w:t>
+      </w:r>
+      <w:r>
+        <w:t xml:space="preserve"> 00 00 00 00 00 00 </w:t>
+      </w:r>
+      <w:r>
+        <w:rPr>
+          <w:b/>
+          <w:bCs/>
+        </w:rPr>
+        <w:t>00 90 21 03 90 92 21 03 e0 24 5e 04</w:t>
+      </w:r>
+      <w:r>
+        <w:t xml:space="preserve"> 00 00 </w:t>
+      </w:r>
+      <w:r>
+        <w:rPr>
+          <w:highlight w:val="cyan"/>
+        </w:rPr>
+        <w:t>0f 01</w:t>
+      </w:r>
+      <w:r>
+        <w:t xml:space="preserve"> 2f</w:t>
+      </w:r>
+    </w:p>
+    <w:p>
+      <w:r>
+        <w:t>packet 13:</w:t>
+      </w:r>
+    </w:p>
+    <w:p>
+      <w:r>
+        <w:t xml:space="preserve">  a0 00 00 </w:t>
+      </w:r>
+      <w:r>
+        <w:rPr>
+          <w:b/>
+          <w:bCs/>
+        </w:rPr>
+        <w:t>40 91 21 03</w:t>
+      </w:r>
+      <w:r>
+        <w:t xml:space="preserve"> 00 00 </w:t>
+      </w:r>
+      <w:r>
+        <w:rPr>
+          <w:highlight w:val="cyan"/>
+        </w:rPr>
+        <w:t>0f 01</w:t>
+      </w:r>
+      <w:r>
+        <w:t xml:space="preserve"> </w:t>
+      </w:r>
+      <w:proofErr w:type="spellStart"/>
+      <w:r>
+        <w:t>ac</w:t>
+      </w:r>
+      <w:proofErr w:type="spellEnd"/>
+      <w:r>
+        <w:t xml:space="preserve"> </w:t>
+      </w:r>
+      <w:proofErr w:type="spellStart"/>
+      <w:r>
+        <w:t>ea</w:t>
+      </w:r>
+      <w:proofErr w:type="spellEnd"/>
+      <w:r>
+        <w:t xml:space="preserve"> 19 00 </w:t>
+      </w:r>
+      <w:r>
+        <w:rPr>
+          <w:b/>
+          <w:bCs/>
+        </w:rPr>
+        <w:t>73 98 3a 2d</w:t>
+      </w:r>
+      <w:r>
+        <w:t xml:space="preserve"> 2f 00 00 00 74 </w:t>
+      </w:r>
+      <w:proofErr w:type="spellStart"/>
+      <w:r>
+        <w:t>ea</w:t>
+      </w:r>
+      <w:proofErr w:type="spellEnd"/>
+      <w:r>
+        <w:t xml:space="preserve"> 19 00 64 00 00 00 </w:t>
+      </w:r>
+      <w:r>
+        <w:rPr>
+          <w:b/>
+          <w:bCs/>
+        </w:rPr>
+        <w:t>0e</w:t>
+      </w:r>
+    </w:p>
+    <w:p>
+      <w:r>
+        <w:t xml:space="preserve">  00 </w:t>
+      </w:r>
+      <w:r>
+        <w:rPr>
+          <w:b/>
+          <w:bCs/>
+        </w:rPr>
+        <w:t>05 00 f0 24 5e 04 05 00</w:t>
+      </w:r>
+      <w:r>
+        <w:t xml:space="preserve"> 00 00 00 00 00 00 </w:t>
+      </w:r>
+      <w:r>
+        <w:rPr>
+          <w:b/>
+          <w:bCs/>
+        </w:rPr>
+        <w:t>00 90 21 03 40 91 21 03 e0 24 5e 04</w:t>
+      </w:r>
+      <w:r>
+        <w:t xml:space="preserve"> 00 00 </w:t>
+      </w:r>
+      <w:r>
+        <w:rPr>
+          <w:highlight w:val="cyan"/>
+        </w:rPr>
+        <w:t>0f 01</w:t>
+      </w:r>
+      <w:r>
+        <w:t xml:space="preserve"> 2f</w:t>
+      </w:r>
+    </w:p>
+    <w:p>
+      <w:r>
+        <w:t>packet 14:</w:t>
+      </w:r>
+    </w:p>
+    <w:p>
+      <w:r>
+        <w:t xml:space="preserve">  a0 00 00 </w:t>
+      </w:r>
+      <w:r>
+        <w:rPr>
+          <w:b/>
+          <w:bCs/>
+        </w:rPr>
+        <w:t>a8 93 21 03</w:t>
+      </w:r>
+      <w:r>
+        <w:t xml:space="preserve"> 00 00 </w:t>
+      </w:r>
+      <w:r>
+        <w:rPr>
+          <w:highlight w:val="cyan"/>
+        </w:rPr>
+        <w:t>0f 01</w:t>
+      </w:r>
+      <w:r>
+        <w:t xml:space="preserve"> </w:t>
+      </w:r>
+      <w:proofErr w:type="spellStart"/>
+      <w:r>
+        <w:t>ac</w:t>
+      </w:r>
+      <w:proofErr w:type="spellEnd"/>
+      <w:r>
+        <w:t xml:space="preserve"> </w:t>
+      </w:r>
+      <w:proofErr w:type="spellStart"/>
+      <w:r>
+        <w:t>ea</w:t>
+      </w:r>
+      <w:proofErr w:type="spellEnd"/>
+      <w:r>
+        <w:t xml:space="preserve"> 19 00 </w:t>
+      </w:r>
+      <w:r>
+        <w:rPr>
+          <w:b/>
+          <w:bCs/>
+        </w:rPr>
+        <w:t>73 98 3a 2d</w:t>
+      </w:r>
+      <w:r>
+        <w:t xml:space="preserve"> 2f 00 00 00 74 </w:t>
+      </w:r>
+      <w:proofErr w:type="spellStart"/>
+      <w:r>
+        <w:t>ea</w:t>
+      </w:r>
+      <w:proofErr w:type="spellEnd"/>
+      <w:r>
+        <w:t xml:space="preserve"> 19 00 64 00 00 00 </w:t>
+      </w:r>
+      <w:r>
+        <w:rPr>
+          <w:b/>
+          <w:bCs/>
+        </w:rPr>
+        <w:t>0e</w:t>
+      </w:r>
+    </w:p>
+    <w:p>
+      <w:r>
+        <w:t xml:space="preserve">  00 </w:t>
+      </w:r>
+      <w:r>
+        <w:rPr>
+          <w:b/>
+          <w:bCs/>
+        </w:rPr>
+        <w:t>10 00 f0 24 5e 04 10 00</w:t>
+      </w:r>
+      <w:r>
+        <w:t xml:space="preserve"> 00 00 00 00 00 00 </w:t>
+      </w:r>
+      <w:r>
+        <w:rPr>
+          <w:b/>
+          <w:bCs/>
+        </w:rPr>
+        <w:t>00 90 21 03 a8 93 21 03 e0 24 5e 04</w:t>
+      </w:r>
+      <w:r>
+        <w:t xml:space="preserve"> 00 00 </w:t>
+      </w:r>
+      <w:r>
+        <w:rPr>
+          <w:highlight w:val="cyan"/>
+        </w:rPr>
+        <w:t>0f 01</w:t>
+      </w:r>
+      <w:r>
+        <w:t xml:space="preserve"> 2f</w:t>
+      </w:r>
+    </w:p>
+    <w:p>
+      <w:r>
+        <w:t>packet 15:</w:t>
+      </w:r>
+    </w:p>
+    <w:p>
+      <w:pPr>
+        <w:rPr>
+          <w:b/>
+          <w:bCs/>
+        </w:rPr>
+      </w:pPr>
+      <w:r>
+        <w:t xml:space="preserve">  41 00 00 64 00 00 00 </w:t>
+      </w:r>
+      <w:r>
+        <w:rPr>
+          <w:b/>
+          <w:bCs/>
+        </w:rPr>
+        <w:t>02 00 05 00 a0 24 5e 04 05</w:t>
+      </w:r>
+      <w:r>
+        <w:t xml:space="preserve"> 00 00 00 00 00 00 00 </w:t>
+      </w:r>
+      <w:r>
+        <w:rPr>
+          <w:b/>
+          <w:bCs/>
+        </w:rPr>
+        <w:t xml:space="preserve">88 </w:t>
+      </w:r>
+      <w:proofErr w:type="spellStart"/>
+      <w:r>
+        <w:rPr>
+          <w:b/>
+          <w:bCs/>
+        </w:rPr>
+        <w:t>ce</w:t>
+      </w:r>
+      <w:proofErr w:type="spellEnd"/>
+      <w:r>
+        <w:rPr>
+          <w:b/>
+          <w:bCs/>
+        </w:rPr>
+        <w:t xml:space="preserve"> 63 04 78 cf 63 04 90</w:t>
+      </w:r>
+    </w:p>
+    <w:p>
+      <w:r>
+        <w:rPr>
+          <w:b/>
+          <w:bCs/>
+        </w:rPr>
+        <w:t xml:space="preserve">  24 5e 04</w:t>
+      </w:r>
+      <w:r>
+        <w:t xml:space="preserve"> 00 00 </w:t>
+      </w:r>
+      <w:r>
+        <w:rPr>
+          <w:highlight w:val="cyan"/>
+        </w:rPr>
+        <w:t>0f 01</w:t>
+      </w:r>
+      <w:r>
+        <w:t xml:space="preserve"> 13 00 00 00 38 </w:t>
+      </w:r>
+      <w:proofErr w:type="spellStart"/>
+      <w:r>
+        <w:t>ea</w:t>
+      </w:r>
+      <w:proofErr w:type="spellEnd"/>
+      <w:r>
+        <w:t xml:space="preserve"> 19 00 </w:t>
+      </w:r>
+      <w:proofErr w:type="spellStart"/>
+      <w:r>
+        <w:t>aa</w:t>
+      </w:r>
+      <w:proofErr w:type="spellEnd"/>
+      <w:r>
+        <w:t xml:space="preserve"> ec </w:t>
+      </w:r>
+      <w:r>
+        <w:rPr>
+          <w:highlight w:val="green"/>
+        </w:rPr>
+        <w:t>18</w:t>
+      </w:r>
+      <w:r>
+        <w:t xml:space="preserve"> 77 00 00 00 00 </w:t>
+      </w:r>
+      <w:r>
+        <w:rPr>
+          <w:b/>
+          <w:bCs/>
+        </w:rPr>
+        <w:t xml:space="preserve">6e 4b </w:t>
+      </w:r>
+      <w:r>
+        <w:rPr>
+          <w:highlight w:val="darkCyan"/>
+        </w:rPr>
+        <w:t xml:space="preserve">04 </w:t>
+      </w:r>
+      <w:proofErr w:type="spellStart"/>
+      <w:r>
+        <w:rPr>
+          <w:highlight w:val="darkCyan"/>
+        </w:rPr>
+        <w:t>ca</w:t>
+      </w:r>
+      <w:proofErr w:type="spellEnd"/>
+      <w:r>
+        <w:t xml:space="preserve"> 00 00 00 00 01</w:t>
+      </w:r>
+    </w:p>
+    <w:p>
+      <w:r>
+        <w:t>packet 16:</w:t>
+      </w:r>
+    </w:p>
+    <w:p>
+      <w:r>
+        <w:t xml:space="preserve">  42 00 00 00 00 00 00 00 00 00 00 00 00 00 00 00 00 00 00 00 00 00 00 c0 f2 </w:t>
+      </w:r>
+      <w:proofErr w:type="spellStart"/>
+      <w:r>
+        <w:t>fc</w:t>
+      </w:r>
+      <w:proofErr w:type="spellEnd"/>
+      <w:r>
+        <w:t xml:space="preserve"> ff </w:t>
+      </w:r>
+      <w:proofErr w:type="spellStart"/>
+      <w:r>
+        <w:t>ff</w:t>
+      </w:r>
+      <w:proofErr w:type="spellEnd"/>
+      <w:r>
+        <w:t xml:space="preserve"> </w:t>
+      </w:r>
+      <w:proofErr w:type="spellStart"/>
+      <w:r>
+        <w:t>ff</w:t>
+      </w:r>
+      <w:proofErr w:type="spellEnd"/>
+      <w:r>
+        <w:t xml:space="preserve"> </w:t>
+      </w:r>
+      <w:proofErr w:type="spellStart"/>
+      <w:r>
+        <w:t>ff</w:t>
+      </w:r>
+      <w:proofErr w:type="spellEnd"/>
+      <w:r>
+        <w:t xml:space="preserve"> </w:t>
+      </w:r>
+      <w:proofErr w:type="spellStart"/>
+      <w:r>
+        <w:t>ff</w:t>
+      </w:r>
+      <w:proofErr w:type="spellEnd"/>
+      <w:r>
+        <w:t xml:space="preserve"> 00</w:t>
+      </w:r>
+    </w:p>
+    <w:p>
+      <w:r>
+        <w:t xml:space="preserve">  00 00 00 </w:t>
+      </w:r>
+      <w:proofErr w:type="spellStart"/>
+      <w:r>
+        <w:t>bc</w:t>
+      </w:r>
+      <w:proofErr w:type="spellEnd"/>
+      <w:r>
+        <w:t xml:space="preserve"> e9 19 00 </w:t>
+      </w:r>
+      <w:r>
+        <w:rPr>
+          <w:b/>
+          <w:bCs/>
+        </w:rPr>
+        <w:t>08 26 08 7b</w:t>
+      </w:r>
+      <w:r>
+        <w:t xml:space="preserve"> a4 </w:t>
+      </w:r>
+      <w:proofErr w:type="spellStart"/>
+      <w:r>
+        <w:t>ea</w:t>
+      </w:r>
+      <w:proofErr w:type="spellEnd"/>
+      <w:r>
+        <w:t xml:space="preserve"> 19 00 e0 9b </w:t>
+      </w:r>
+      <w:r>
+        <w:rPr>
+          <w:b/>
+          <w:bCs/>
+          <w:highlight w:val="lightGray"/>
+        </w:rPr>
+        <w:t>e8 74</w:t>
+      </w:r>
+      <w:r>
+        <w:rPr>
+          <w:b/>
+          <w:bCs/>
+        </w:rPr>
+        <w:t xml:space="preserve"> 24 67 1c 40 </w:t>
+      </w:r>
+      <w:proofErr w:type="spellStart"/>
+      <w:r>
+        <w:rPr>
+          <w:b/>
+          <w:bCs/>
+        </w:rPr>
+        <w:t>fe</w:t>
+      </w:r>
+      <w:proofErr w:type="spellEnd"/>
+      <w:r>
+        <w:t xml:space="preserve"> ff </w:t>
+      </w:r>
+      <w:proofErr w:type="spellStart"/>
+      <w:r>
+        <w:t>ff</w:t>
+      </w:r>
+      <w:proofErr w:type="spellEnd"/>
+      <w:r>
+        <w:t xml:space="preserve"> </w:t>
+      </w:r>
+      <w:proofErr w:type="spellStart"/>
+      <w:r>
+        <w:t>ff</w:t>
+      </w:r>
+      <w:proofErr w:type="spellEnd"/>
+      <w:r>
+        <w:t xml:space="preserve"> 24 </w:t>
+      </w:r>
+      <w:proofErr w:type="spellStart"/>
+      <w:r>
+        <w:t>ea</w:t>
+      </w:r>
+      <w:proofErr w:type="spellEnd"/>
+      <w:r>
+        <w:t xml:space="preserve"> 19 00 4f</w:t>
+      </w:r>
+    </w:p>
+    <w:p>
+      <w:r>
+        <w:t>packet 17:</w:t>
+      </w:r>
+    </w:p>
+    <w:p>
+      <w:r>
+        <w:t xml:space="preserve">  43 00 00 00 00 00 00 00 00 00 00 00 00 00 00 00 00 00 00 00 00 00 00 c0 f2 </w:t>
+      </w:r>
+      <w:proofErr w:type="spellStart"/>
+      <w:r>
+        <w:t>fc</w:t>
+      </w:r>
+      <w:proofErr w:type="spellEnd"/>
+      <w:r>
+        <w:t xml:space="preserve"> ff </w:t>
+      </w:r>
+      <w:proofErr w:type="spellStart"/>
+      <w:r>
+        <w:t>ff</w:t>
+      </w:r>
+      <w:proofErr w:type="spellEnd"/>
+      <w:r>
+        <w:t xml:space="preserve"> </w:t>
+      </w:r>
+      <w:proofErr w:type="spellStart"/>
+      <w:r>
+        <w:t>ff</w:t>
+      </w:r>
+      <w:proofErr w:type="spellEnd"/>
+      <w:r>
+        <w:t xml:space="preserve"> </w:t>
+      </w:r>
+      <w:proofErr w:type="spellStart"/>
+      <w:r>
+        <w:t>ff</w:t>
+      </w:r>
+      <w:proofErr w:type="spellEnd"/>
+      <w:r>
+        <w:t xml:space="preserve"> </w:t>
+      </w:r>
+      <w:proofErr w:type="spellStart"/>
+      <w:r>
+        <w:t>ff</w:t>
+      </w:r>
+      <w:proofErr w:type="spellEnd"/>
+      <w:r>
+        <w:t xml:space="preserve"> 00</w:t>
+      </w:r>
+    </w:p>
+    <w:p>
+      <w:r>
+        <w:t xml:space="preserve">  00 00 00 </w:t>
+      </w:r>
+      <w:proofErr w:type="spellStart"/>
+      <w:r>
+        <w:t>bc</w:t>
+      </w:r>
+      <w:proofErr w:type="spellEnd"/>
+      <w:r>
+        <w:t xml:space="preserve"> e9 19 00 </w:t>
+      </w:r>
+      <w:r>
+        <w:rPr>
+          <w:b/>
+          <w:bCs/>
+        </w:rPr>
+        <w:t>08 26 08 7b</w:t>
+      </w:r>
+      <w:r>
+        <w:t xml:space="preserve"> a4 </w:t>
+      </w:r>
+      <w:proofErr w:type="spellStart"/>
+      <w:r>
+        <w:t>ea</w:t>
+      </w:r>
+      <w:proofErr w:type="spellEnd"/>
+      <w:r>
+        <w:t xml:space="preserve"> 19 00 e0 9b </w:t>
+      </w:r>
+      <w:r>
+        <w:rPr>
+          <w:b/>
+          <w:bCs/>
+          <w:highlight w:val="lightGray"/>
+        </w:rPr>
+        <w:t>e8 74</w:t>
+      </w:r>
+      <w:r>
+        <w:rPr>
+          <w:b/>
+          <w:bCs/>
+        </w:rPr>
+        <w:t xml:space="preserve"> 24 67 1c 40 </w:t>
+      </w:r>
+      <w:proofErr w:type="spellStart"/>
+      <w:r>
+        <w:rPr>
+          <w:b/>
+          <w:bCs/>
+        </w:rPr>
+        <w:t>fe</w:t>
+      </w:r>
+      <w:proofErr w:type="spellEnd"/>
+      <w:r>
+        <w:t xml:space="preserve"> ff </w:t>
+      </w:r>
+      <w:proofErr w:type="spellStart"/>
+      <w:r>
+        <w:t>ff</w:t>
+      </w:r>
+      <w:proofErr w:type="spellEnd"/>
+      <w:r>
+        <w:t xml:space="preserve"> </w:t>
+      </w:r>
+      <w:proofErr w:type="spellStart"/>
+      <w:r>
+        <w:t>ff</w:t>
+      </w:r>
+      <w:proofErr w:type="spellEnd"/>
+      <w:r>
+        <w:t xml:space="preserve"> 24 </w:t>
+      </w:r>
+      <w:proofErr w:type="spellStart"/>
+      <w:r>
+        <w:t>ea</w:t>
+      </w:r>
+      <w:proofErr w:type="spellEnd"/>
+      <w:r>
+        <w:t xml:space="preserve"> 19 00 4f</w:t>
+      </w:r>
+    </w:p>
+    <w:p>
+      <w:r>
+        <w:t>packet 18:</w:t>
+      </w:r>
+    </w:p>
+    <w:p>
+      <w:r>
+        <w:t xml:space="preserve">  41 01 00 cd 0e </w:t>
+      </w:r>
+      <w:r>
+        <w:rPr>
+          <w:b/>
+          <w:bCs/>
+          <w:highlight w:val="lightGray"/>
+        </w:rPr>
+        <w:t>e8 74</w:t>
+      </w:r>
+      <w:r>
+        <w:rPr>
+          <w:b/>
+          <w:bCs/>
+        </w:rPr>
+        <w:t xml:space="preserve"> 40 b0 f2 34 34</w:t>
+      </w:r>
+      <w:r>
+        <w:t xml:space="preserve"> 08 00 00 00 00 00 00 20 d7 </w:t>
+      </w:r>
+      <w:r>
+        <w:rPr>
+          <w:b/>
+          <w:bCs/>
+          <w:highlight w:val="green"/>
+        </w:rPr>
+        <w:t>18</w:t>
+      </w:r>
+      <w:r>
+        <w:t xml:space="preserve"> </w:t>
+      </w:r>
+      <w:r>
+        <w:rPr>
+          <w:b/>
+          <w:bCs/>
+        </w:rPr>
+        <w:t>76</w:t>
+      </w:r>
+      <w:r>
+        <w:t xml:space="preserve"> 24 00 00 00 01 00 00 00 00</w:t>
+      </w:r>
+    </w:p>
+    <w:p>
+      <w:r>
+        <w:t xml:space="preserve">  00 00 00 00 00 00 00 00 00 00 00 00 00 00 00 00 00 00 00 00 00 00 00 00 00 00 00 c0 f2 </w:t>
+      </w:r>
+      <w:proofErr w:type="spellStart"/>
+      <w:r>
+        <w:t>fc</w:t>
+      </w:r>
+      <w:proofErr w:type="spellEnd"/>
+      <w:r>
+        <w:t xml:space="preserve"> ff </w:t>
+      </w:r>
+      <w:proofErr w:type="spellStart"/>
+      <w:r>
+        <w:t>ff</w:t>
+      </w:r>
+      <w:proofErr w:type="spellEnd"/>
+    </w:p>
+    <w:p>
+      <w:r>
+        <w:t>packet 19:</w:t>
+      </w:r>
+    </w:p>
+    <w:p>
+      <w:r>
+        <w:t xml:space="preserve">  40 00 00 7c </w:t>
+      </w:r>
+      <w:r>
+        <w:t>92</w:t>
+      </w:r>
+      <w:r>
+        <w:t xml:space="preserve"> </w:t>
+      </w:r>
+      <w:r>
+        <w:rPr>
+          <w:b/>
+          <w:bCs/>
+          <w:highlight w:val="magenta"/>
+        </w:rPr>
+        <w:t>1c</w:t>
+      </w:r>
+      <w:r>
+        <w:t xml:space="preserve"> 77 09 23 </w:t>
+      </w:r>
+      <w:r>
+        <w:rPr>
+          <w:b/>
+          <w:bCs/>
+          <w:highlight w:val="yellow"/>
+        </w:rPr>
+        <w:t>1e</w:t>
+      </w:r>
+      <w:r>
+        <w:t xml:space="preserve"> 77 00 00 00 00 18 </w:t>
+      </w:r>
+      <w:proofErr w:type="spellStart"/>
+      <w:r>
+        <w:t>ea</w:t>
+      </w:r>
+      <w:proofErr w:type="spellEnd"/>
+      <w:r>
+        <w:t xml:space="preserve"> 19 00 00 00 00 00 00 00 00 00 18 </w:t>
+      </w:r>
+      <w:proofErr w:type="spellStart"/>
+      <w:r>
+        <w:t>ea</w:t>
+      </w:r>
+      <w:proofErr w:type="spellEnd"/>
+      <w:r>
+        <w:t xml:space="preserve"> 19 00 18</w:t>
+      </w:r>
+    </w:p>
+    <w:p>
+      <w:r>
+        <w:t xml:space="preserve">  </w:t>
+      </w:r>
+      <w:proofErr w:type="spellStart"/>
+      <w:r>
+        <w:t>ea</w:t>
+      </w:r>
+      <w:proofErr w:type="spellEnd"/>
+      <w:r>
+        <w:t xml:space="preserve"> 19 00 00 00 </w:t>
+      </w:r>
+      <w:r>
+        <w:rPr>
+          <w:b/>
+          <w:bCs/>
+          <w:highlight w:val="cyan"/>
+        </w:rPr>
+        <w:t>0f 01</w:t>
+      </w:r>
+      <w:r>
+        <w:t xml:space="preserve"> 3c </w:t>
+      </w:r>
+      <w:proofErr w:type="spellStart"/>
+      <w:r>
+        <w:t>ea</w:t>
+      </w:r>
+      <w:proofErr w:type="spellEnd"/>
+      <w:r>
+        <w:t xml:space="preserve"> 19 00 </w:t>
+      </w:r>
+      <w:r>
+        <w:rPr>
+          <w:b/>
+          <w:bCs/>
+        </w:rPr>
+        <w:t xml:space="preserve">b0 0e </w:t>
+      </w:r>
+      <w:r>
+        <w:rPr>
+          <w:b/>
+          <w:bCs/>
+          <w:highlight w:val="lightGray"/>
+        </w:rPr>
+        <w:t>e8 74</w:t>
+      </w:r>
+      <w:r>
+        <w:t xml:space="preserve"> 00 00 00 00 cd 0e </w:t>
+      </w:r>
+      <w:r>
+        <w:rPr>
+          <w:b/>
+          <w:bCs/>
+          <w:highlight w:val="lightGray"/>
+        </w:rPr>
+        <w:t>e8 74</w:t>
+      </w:r>
+      <w:r>
+        <w:rPr>
+          <w:b/>
+          <w:bCs/>
+        </w:rPr>
+        <w:t xml:space="preserve"> 68 b0 f2 34 a0 1d 07 03</w:t>
+      </w:r>
+      <w:r>
+        <w:t xml:space="preserve"> 00</w:t>
+      </w:r>
+    </w:p>
+    <w:p>
+      <w:r>
+        <w:t>packet 20:</w:t>
+      </w:r>
+    </w:p>
+    <w:p>
+      <w:r>
+        <w:t xml:space="preserve">  04 0a 02 30 00 00 00 </w:t>
+      </w:r>
+      <w:r>
+        <w:rPr>
+          <w:b/>
+          <w:bCs/>
+        </w:rPr>
+        <w:t>3b 00 00 00</w:t>
+      </w:r>
+      <w:r>
+        <w:t xml:space="preserve"> 70 </w:t>
+      </w:r>
+      <w:proofErr w:type="spellStart"/>
+      <w:r>
+        <w:t>eb</w:t>
+      </w:r>
+      <w:proofErr w:type="spellEnd"/>
+      <w:r>
+        <w:t xml:space="preserve"> 19 00 f9 f6 </w:t>
+      </w:r>
+      <w:r>
+        <w:rPr>
+          <w:b/>
+          <w:bCs/>
+          <w:highlight w:val="green"/>
+        </w:rPr>
+        <w:t>18</w:t>
+      </w:r>
+      <w:r>
+        <w:t xml:space="preserve"> 77 00 00 00 00 </w:t>
+      </w:r>
+      <w:r>
+        <w:rPr>
+          <w:b/>
+          <w:bCs/>
+        </w:rPr>
+        <w:t xml:space="preserve">26 4a </w:t>
+      </w:r>
+      <w:r>
+        <w:rPr>
+          <w:highlight w:val="darkCyan"/>
+        </w:rPr>
+        <w:t xml:space="preserve">04 </w:t>
+      </w:r>
+      <w:proofErr w:type="spellStart"/>
+      <w:r>
+        <w:rPr>
+          <w:highlight w:val="darkCyan"/>
+        </w:rPr>
+        <w:t>ca</w:t>
+      </w:r>
+      <w:proofErr w:type="spellEnd"/>
+      <w:r>
+        <w:t xml:space="preserve"> 2f 00 00 00 30</w:t>
+      </w:r>
+    </w:p>
+    <w:p>
+      <w:r>
+        <w:t xml:space="preserve">  00 00 00 0f 00 00 00 48 </w:t>
+      </w:r>
+      <w:proofErr w:type="spellStart"/>
+      <w:r>
+        <w:t>eb</w:t>
+      </w:r>
+      <w:proofErr w:type="spellEnd"/>
+      <w:r>
+        <w:t xml:space="preserve"> 19 00 a0 </w:t>
+      </w:r>
+      <w:proofErr w:type="spellStart"/>
+      <w:r>
+        <w:t>eb</w:t>
+      </w:r>
+      <w:proofErr w:type="spellEnd"/>
+      <w:r>
+        <w:t xml:space="preserve"> 19 00 c8 </w:t>
+      </w:r>
+      <w:proofErr w:type="spellStart"/>
+      <w:r>
+        <w:t>eb</w:t>
+      </w:r>
+      <w:proofErr w:type="spellEnd"/>
+      <w:r>
+        <w:t xml:space="preserve"> 19 00 70 1b </w:t>
+      </w:r>
+      <w:r>
+        <w:rPr>
+          <w:b/>
+          <w:bCs/>
+        </w:rPr>
+        <w:t>1d</w:t>
+      </w:r>
+      <w:r>
+        <w:t xml:space="preserve"> 77 </w:t>
+      </w:r>
+      <w:proofErr w:type="spellStart"/>
+      <w:r>
+        <w:t>ee</w:t>
+      </w:r>
+      <w:proofErr w:type="spellEnd"/>
+      <w:r>
+        <w:t xml:space="preserve"> </w:t>
+      </w:r>
+      <w:r>
+        <w:rPr>
+          <w:b/>
+          <w:bCs/>
+        </w:rPr>
+        <w:t xml:space="preserve">7a 3b </w:t>
+      </w:r>
+      <w:proofErr w:type="spellStart"/>
+      <w:r>
+        <w:rPr>
+          <w:b/>
+          <w:bCs/>
+        </w:rPr>
+        <w:t>bd</w:t>
+      </w:r>
+      <w:proofErr w:type="spellEnd"/>
+      <w:r>
+        <w:t xml:space="preserve"> </w:t>
+      </w:r>
+      <w:proofErr w:type="spellStart"/>
+      <w:r>
+        <w:t>fe</w:t>
+      </w:r>
+      <w:proofErr w:type="spellEnd"/>
+      <w:r>
+        <w:t xml:space="preserve"> ff </w:t>
+      </w:r>
+      <w:proofErr w:type="spellStart"/>
+      <w:r>
+        <w:t>ff</w:t>
+      </w:r>
+      <w:proofErr w:type="spellEnd"/>
+      <w:r>
+        <w:t xml:space="preserve"> </w:t>
+      </w:r>
+      <w:proofErr w:type="spellStart"/>
+      <w:r>
+        <w:t>ff</w:t>
+      </w:r>
+      <w:proofErr w:type="spellEnd"/>
+      <w:r>
+        <w:t xml:space="preserve"> 90</w:t>
+      </w:r>
+    </w:p>
+    <w:p>
+      <w:r>
+        <w:t>packet 21:</w:t>
+      </w:r>
+    </w:p>
+    <w:p>
+      <w:r>
+        <w:t xml:space="preserve">  40 00 00 </w:t>
+      </w:r>
+      <w:r>
+        <w:rPr>
+          <w:b/>
+          <w:bCs/>
+        </w:rPr>
+        <w:t>28 3e 64 04</w:t>
+      </w:r>
+      <w:r>
+        <w:t xml:space="preserve"> 00 00 </w:t>
+      </w:r>
+      <w:r>
+        <w:rPr>
+          <w:b/>
+          <w:bCs/>
+          <w:highlight w:val="cyan"/>
+        </w:rPr>
+        <w:t>0f 01</w:t>
+      </w:r>
+      <w:r>
+        <w:t xml:space="preserve"> 04 ec 19 00 </w:t>
+      </w:r>
+      <w:r>
+        <w:rPr>
+          <w:b/>
+          <w:bCs/>
+        </w:rPr>
+        <w:t>03 9b 3a 2d</w:t>
+      </w:r>
+      <w:r>
+        <w:t xml:space="preserve"> 2f 00 00 00 c4 </w:t>
+      </w:r>
+      <w:proofErr w:type="spellStart"/>
+      <w:r>
+        <w:t>eb</w:t>
+      </w:r>
+      <w:proofErr w:type="spellEnd"/>
+      <w:r>
+        <w:t xml:space="preserve"> 19 00 3a 08 00 00 </w:t>
+      </w:r>
+      <w:r>
+        <w:rPr>
+          <w:b/>
+          <w:bCs/>
+        </w:rPr>
+        <w:t>07</w:t>
+      </w:r>
+    </w:p>
+    <w:p>
+      <w:r>
+        <w:t xml:space="preserve">  00 </w:t>
+      </w:r>
+      <w:r>
+        <w:rPr>
+          <w:b/>
+          <w:bCs/>
+        </w:rPr>
+        <w:t>04 00 90 39 64 04 04 00</w:t>
+      </w:r>
+      <w:r>
+        <w:t xml:space="preserve"> 00 00 00 00 00 00 </w:t>
+      </w:r>
+      <w:r>
+        <w:rPr>
+          <w:b/>
+          <w:bCs/>
+        </w:rPr>
+        <w:t>20 3d 64 04 28 3e 64 04 80 39 64</w:t>
+      </w:r>
+      <w:r>
+        <w:t xml:space="preserve"> 04 00 00 </w:t>
+      </w:r>
+      <w:r>
+        <w:rPr>
+          <w:b/>
+          <w:bCs/>
+          <w:highlight w:val="cyan"/>
+        </w:rPr>
+        <w:t>0f 01</w:t>
+      </w:r>
+      <w:r>
+        <w:t xml:space="preserve"> 2f</w:t>
+      </w:r>
+    </w:p>
+    <w:p>
+      <w:r>
+        <w:t>packet 22:</w:t>
+      </w:r>
+    </w:p>
+    <w:p>
+      <w:r>
+        <w:t xml:space="preserve">  04 0a 01 b8 </w:t>
+      </w:r>
+      <w:proofErr w:type="spellStart"/>
+      <w:r>
+        <w:t>eb</w:t>
+      </w:r>
+      <w:proofErr w:type="spellEnd"/>
+      <w:r>
+        <w:t xml:space="preserve"> 19 00 00 01 00 00 c4 </w:t>
+      </w:r>
+      <w:proofErr w:type="spellStart"/>
+      <w:r>
+        <w:t>eb</w:t>
+      </w:r>
+      <w:proofErr w:type="spellEnd"/>
+      <w:r>
+        <w:t xml:space="preserve"> 19 00 00 00 00 00 c5 </w:t>
+      </w:r>
+      <w:proofErr w:type="spellStart"/>
+      <w:r>
+        <w:t>eb</w:t>
+      </w:r>
+      <w:proofErr w:type="spellEnd"/>
+      <w:r>
+        <w:t xml:space="preserve"> 19 00 3e 00 00 00 c4 </w:t>
+      </w:r>
+      <w:proofErr w:type="spellStart"/>
+      <w:r>
+        <w:t>eb</w:t>
+      </w:r>
+      <w:proofErr w:type="spellEnd"/>
+      <w:r>
+        <w:t xml:space="preserve"> 19 00 42</w:t>
+      </w:r>
+    </w:p>
+    <w:p>
+      <w:r>
+        <w:t xml:space="preserve">  00 00 00 00 00 00 00 00 00 00 00 00 00 00 00 00 00 00 00 88 </w:t>
+      </w:r>
+      <w:proofErr w:type="spellStart"/>
+      <w:r>
+        <w:t>eb</w:t>
+      </w:r>
+      <w:proofErr w:type="spellEnd"/>
+      <w:r>
+        <w:t xml:space="preserve"> 19 00 0c 8c </w:t>
+      </w:r>
+      <w:r>
+        <w:rPr>
+          <w:b/>
+          <w:bCs/>
+        </w:rPr>
+        <w:t>95</w:t>
+      </w:r>
+      <w:r>
+        <w:t xml:space="preserve"> 70 32 78 </w:t>
+      </w:r>
+      <w:r>
+        <w:rPr>
+          <w:b/>
+          <w:bCs/>
+        </w:rPr>
+        <w:t>96</w:t>
+      </w:r>
+      <w:r>
+        <w:t xml:space="preserve"> 70 c4</w:t>
+      </w:r>
+    </w:p>
+    <w:p>
+      <w:r>
+        <w:t>packet 23:</w:t>
+      </w:r>
+    </w:p>
+    <w:p>
+      <w:r>
+        <w:t xml:space="preserve">  40 00 00 </w:t>
+      </w:r>
+      <w:r>
+        <w:rPr>
+          <w:b/>
+          <w:bCs/>
+        </w:rPr>
+        <w:t>d0 3e 64 04</w:t>
+      </w:r>
+      <w:r>
+        <w:t xml:space="preserve"> 00 00 </w:t>
+      </w:r>
+      <w:r>
+        <w:rPr>
+          <w:b/>
+          <w:bCs/>
+          <w:highlight w:val="cyan"/>
+        </w:rPr>
+        <w:t>0f 01</w:t>
+      </w:r>
+      <w:r>
+        <w:t xml:space="preserve"> 04 ec 19 00 </w:t>
+      </w:r>
+      <w:r>
+        <w:rPr>
+          <w:b/>
+          <w:bCs/>
+        </w:rPr>
+        <w:t>03 9b 3a 2d</w:t>
+      </w:r>
+      <w:r>
+        <w:t xml:space="preserve"> 2f 00 00 00 c4 </w:t>
+      </w:r>
+      <w:proofErr w:type="spellStart"/>
+      <w:r>
+        <w:t>eb</w:t>
+      </w:r>
+      <w:proofErr w:type="spellEnd"/>
+      <w:r>
+        <w:t xml:space="preserve"> 19 00 5d 08 00 00 </w:t>
+      </w:r>
+      <w:r>
+        <w:rPr>
+          <w:b/>
+          <w:bCs/>
+        </w:rPr>
+        <w:t>07</w:t>
+      </w:r>
+    </w:p>
+    <w:p>
+      <w:r>
+        <w:t xml:space="preserve">  00 </w:t>
+      </w:r>
+      <w:r>
+        <w:rPr>
+          <w:b/>
+          <w:bCs/>
+        </w:rPr>
+        <w:t>07 00 90 39 64 04 07</w:t>
+      </w:r>
+      <w:r>
+        <w:t xml:space="preserve"> </w:t>
+      </w:r>
+      <w:r>
+        <w:rPr>
+          <w:b/>
+          <w:bCs/>
+        </w:rPr>
+        <w:t>00</w:t>
+      </w:r>
+      <w:r>
+        <w:t xml:space="preserve"> 00 00 00 00 00 00 </w:t>
+      </w:r>
+      <w:r>
+        <w:rPr>
+          <w:b/>
+          <w:bCs/>
+        </w:rPr>
+        <w:t>20 3d 64 04 d0 3e 64 04 80 39 64 04</w:t>
+      </w:r>
+      <w:r>
+        <w:t xml:space="preserve"> 00 00 </w:t>
+      </w:r>
+      <w:r>
+        <w:rPr>
+          <w:b/>
+          <w:bCs/>
+          <w:highlight w:val="cyan"/>
+        </w:rPr>
+        <w:t>0f 01</w:t>
+      </w:r>
+      <w:r>
+        <w:t xml:space="preserve"> 2f</w:t>
+      </w:r>
+    </w:p>
+    <w:p>
+      <w:r>
+        <w:t>packet 24:</w:t>
+      </w:r>
+    </w:p>
+    <w:p>
+      <w:r>
+        <w:t xml:space="preserve">  04 8a 00 b8 </w:t>
+      </w:r>
+      <w:proofErr w:type="spellStart"/>
+      <w:r>
+        <w:t>eb</w:t>
+      </w:r>
+      <w:proofErr w:type="spellEnd"/>
+      <w:r>
+        <w:t xml:space="preserve"> 19 00 80 00 00 00 c4 </w:t>
+      </w:r>
+      <w:proofErr w:type="spellStart"/>
+      <w:r>
+        <w:t>eb</w:t>
+      </w:r>
+      <w:proofErr w:type="spellEnd"/>
+      <w:r>
+        <w:t xml:space="preserve"> 19 00 00 00 00 00 c5 </w:t>
+      </w:r>
+      <w:proofErr w:type="spellStart"/>
+      <w:r>
+        <w:t>eb</w:t>
+      </w:r>
+      <w:proofErr w:type="spellEnd"/>
+      <w:r>
+        <w:t xml:space="preserve"> 19 00 3e 00 00 00 c4 </w:t>
+      </w:r>
+      <w:proofErr w:type="spellStart"/>
+      <w:r>
+        <w:t>eb</w:t>
+      </w:r>
+      <w:proofErr w:type="spellEnd"/>
+      <w:r>
+        <w:t xml:space="preserve"> 19 00 42</w:t>
+      </w:r>
+    </w:p>
+    <w:p>
+      <w:r>
+        <w:t xml:space="preserve">  00 00 00 00 00 00 00 00 00 00 00 00 00 00 00 00 00 00 00 88 </w:t>
+      </w:r>
+      <w:proofErr w:type="spellStart"/>
+      <w:r>
+        <w:t>eb</w:t>
+      </w:r>
+      <w:proofErr w:type="spellEnd"/>
+      <w:r>
+        <w:t xml:space="preserve"> 19 00 0c 8c </w:t>
+      </w:r>
+      <w:r>
+        <w:rPr>
+          <w:b/>
+          <w:bCs/>
+        </w:rPr>
+        <w:t>95</w:t>
+      </w:r>
+      <w:r>
+        <w:t xml:space="preserve"> 70 32 78 </w:t>
+      </w:r>
+      <w:r>
+        <w:rPr>
+          <w:b/>
+          <w:bCs/>
+        </w:rPr>
+        <w:t>96</w:t>
+      </w:r>
+      <w:r>
+        <w:t xml:space="preserve"> 70 c4</w:t>
+      </w:r>
+    </w:p>
+    <w:p>
+      <w:r>
+        <w:t>packet 25:</w:t>
+      </w:r>
+    </w:p>
+    <w:p>
+      <w:r>
+        <w:t xml:space="preserve">  40 00 00 </w:t>
+      </w:r>
+      <w:r>
+        <w:rPr>
+          <w:b/>
+          <w:bCs/>
+        </w:rPr>
+        <w:t>28 3e 64 04</w:t>
+      </w:r>
+      <w:r>
+        <w:t xml:space="preserve"> 00 00 </w:t>
+      </w:r>
+      <w:r>
+        <w:rPr>
+          <w:b/>
+          <w:bCs/>
+          <w:highlight w:val="cyan"/>
+        </w:rPr>
+        <w:t>0f 01</w:t>
+      </w:r>
+      <w:r>
+        <w:t xml:space="preserve"> 04 ec 19 00 </w:t>
+      </w:r>
+      <w:r>
+        <w:rPr>
+          <w:b/>
+          <w:bCs/>
+        </w:rPr>
+        <w:t>03 9b 3a 2d</w:t>
+      </w:r>
+      <w:r>
+        <w:t xml:space="preserve"> 2f 00 00 00 c4 </w:t>
+      </w:r>
+      <w:proofErr w:type="spellStart"/>
+      <w:r>
+        <w:t>eb</w:t>
+      </w:r>
+      <w:proofErr w:type="spellEnd"/>
+      <w:r>
+        <w:t xml:space="preserve"> 19 00 81 08 00 00 </w:t>
+      </w:r>
+      <w:r>
+        <w:rPr>
+          <w:b/>
+          <w:bCs/>
+        </w:rPr>
+        <w:t>07</w:t>
+      </w:r>
+    </w:p>
+    <w:p>
+      <w:r>
+        <w:t xml:space="preserve">  00 </w:t>
+      </w:r>
+      <w:r>
+        <w:rPr>
+          <w:b/>
+          <w:bCs/>
+        </w:rPr>
+        <w:t>04 00 90 39 64 04 04</w:t>
+      </w:r>
+      <w:r>
+        <w:t xml:space="preserve"> </w:t>
+      </w:r>
+      <w:r>
+        <w:rPr>
+          <w:b/>
+          <w:bCs/>
+        </w:rPr>
+        <w:t>00</w:t>
+      </w:r>
+      <w:r>
+        <w:t xml:space="preserve"> 00 00 00 00 00 00 </w:t>
+      </w:r>
+      <w:r>
+        <w:rPr>
+          <w:b/>
+          <w:bCs/>
+        </w:rPr>
+        <w:t>20 3d 64 04 28 3e 64 04 80 39 64 04</w:t>
+      </w:r>
+      <w:r>
+        <w:t xml:space="preserve"> 00 00 </w:t>
+      </w:r>
+      <w:r>
+        <w:rPr>
+          <w:b/>
+          <w:bCs/>
+          <w:highlight w:val="cyan"/>
+        </w:rPr>
+        <w:t>0f 01</w:t>
+      </w:r>
+      <w:r>
+        <w:t xml:space="preserve"> 2f</w:t>
+      </w:r>
+    </w:p>
+    <w:p>
+      <w:r>
+        <w:t>packet 26:</w:t>
+      </w:r>
+    </w:p>
+    <w:p>
+      <w:r>
+        <w:t xml:space="preserve">  04 4a 00 b8 </w:t>
+      </w:r>
+      <w:proofErr w:type="spellStart"/>
+      <w:r>
+        <w:t>eb</w:t>
+      </w:r>
+      <w:proofErr w:type="spellEnd"/>
+      <w:r>
+        <w:t xml:space="preserve"> 19 00 40 00 00 00 c4 </w:t>
+      </w:r>
+      <w:proofErr w:type="spellStart"/>
+      <w:r>
+        <w:t>eb</w:t>
+      </w:r>
+      <w:proofErr w:type="spellEnd"/>
+      <w:r>
+        <w:t xml:space="preserve"> 19 00 00 00 00 00 c5 </w:t>
+      </w:r>
+      <w:proofErr w:type="spellStart"/>
+      <w:r>
+        <w:t>eb</w:t>
+      </w:r>
+      <w:proofErr w:type="spellEnd"/>
+      <w:r>
+        <w:t xml:space="preserve"> 19 00 3e 00 00 00 c4 </w:t>
+      </w:r>
+      <w:proofErr w:type="spellStart"/>
+      <w:r>
+        <w:t>eb</w:t>
+      </w:r>
+      <w:proofErr w:type="spellEnd"/>
+      <w:r>
+        <w:t xml:space="preserve"> 19 00 42</w:t>
+      </w:r>
+    </w:p>
+    <w:p>
+      <w:r>
+        <w:t xml:space="preserve">  00 00 00 00 00 00 00 00 00 00 00 00 00 00 00 00 00 00 00 88 </w:t>
+      </w:r>
+      <w:proofErr w:type="spellStart"/>
+      <w:r>
+        <w:t>eb</w:t>
+      </w:r>
+      <w:proofErr w:type="spellEnd"/>
+      <w:r>
+        <w:t xml:space="preserve"> 19 00 0c 8c </w:t>
+      </w:r>
+      <w:r>
+        <w:rPr>
+          <w:b/>
+          <w:bCs/>
+        </w:rPr>
+        <w:t>95</w:t>
+      </w:r>
+      <w:r>
+        <w:t xml:space="preserve"> 70 32 78 </w:t>
+      </w:r>
+      <w:r>
+        <w:rPr>
+          <w:b/>
+          <w:bCs/>
+        </w:rPr>
+        <w:t>96</w:t>
+      </w:r>
+      <w:r>
+        <w:t xml:space="preserve"> 70 c4</w:t>
+      </w:r>
+    </w:p>
+    <w:p>
+      <w:r>
+        <w:t>packet 27:</w:t>
+      </w:r>
+    </w:p>
+    <w:p>
+      <w:r>
+        <w:t xml:space="preserve">  40 00 00 </w:t>
+      </w:r>
+      <w:r>
+        <w:rPr>
+          <w:b/>
+          <w:bCs/>
+        </w:rPr>
+        <w:t>80 3d 64 04</w:t>
+      </w:r>
+      <w:r>
+        <w:t xml:space="preserve"> 00 00 </w:t>
+      </w:r>
+      <w:r>
+        <w:rPr>
+          <w:b/>
+          <w:bCs/>
+          <w:highlight w:val="cyan"/>
+        </w:rPr>
+        <w:t>0f 01</w:t>
+      </w:r>
+      <w:r>
+        <w:t xml:space="preserve"> 04 ec 19 00 </w:t>
+      </w:r>
+      <w:r>
+        <w:rPr>
+          <w:b/>
+          <w:bCs/>
+        </w:rPr>
+        <w:t>03 9b 3a 2d</w:t>
+      </w:r>
+      <w:r>
+        <w:t xml:space="preserve"> 2f 00 00 00 c4 </w:t>
+      </w:r>
+      <w:proofErr w:type="spellStart"/>
+      <w:r>
+        <w:t>eb</w:t>
+      </w:r>
+      <w:proofErr w:type="spellEnd"/>
+      <w:r>
+        <w:t xml:space="preserve"> 19 00 a4 08 00 00 </w:t>
+      </w:r>
+      <w:r>
+        <w:rPr>
+          <w:b/>
+          <w:bCs/>
+        </w:rPr>
+        <w:t>07</w:t>
+      </w:r>
+    </w:p>
+    <w:p>
+      <w:r>
+        <w:t xml:space="preserve">  00 </w:t>
+      </w:r>
+      <w:r>
+        <w:rPr>
+          <w:b/>
+          <w:bCs/>
+        </w:rPr>
+        <w:t>01 00 90 39 64 04 01 00</w:t>
+      </w:r>
+      <w:r>
+        <w:t xml:space="preserve"> 00 00 00 00 00 00 </w:t>
+      </w:r>
+      <w:r>
+        <w:rPr>
+          <w:b/>
+          <w:bCs/>
+        </w:rPr>
+        <w:t>20 3d 64 04 80 3d 64 04 80 39 64 04</w:t>
+      </w:r>
+      <w:r>
+        <w:t xml:space="preserve"> 00 00 </w:t>
+      </w:r>
+      <w:r>
+        <w:rPr>
+          <w:b/>
+          <w:bCs/>
+          <w:highlight w:val="cyan"/>
+        </w:rPr>
+        <w:t>0f 01</w:t>
+      </w:r>
+      <w:r>
+        <w:t xml:space="preserve"> 2f</w:t>
+      </w:r>
+    </w:p>
+    <w:p>
+      <w:r>
         <w:lastRenderedPageBreak/>
+        <w:t>packet 28:</w:t>
+      </w:r>
+    </w:p>
+    <w:p>
+      <w:r>
+        <w:t xml:space="preserve">  04 6a 00 b8 </w:t>
+      </w:r>
+      <w:proofErr w:type="spellStart"/>
+      <w:r>
+        <w:t>eb</w:t>
+      </w:r>
+      <w:proofErr w:type="spellEnd"/>
+      <w:r>
+        <w:t xml:space="preserve"> 19 00 20 00 00 00 c4 </w:t>
+      </w:r>
+      <w:proofErr w:type="spellStart"/>
+      <w:r>
+        <w:t>eb</w:t>
+      </w:r>
+      <w:proofErr w:type="spellEnd"/>
+      <w:r>
+        <w:t xml:space="preserve"> 19 00 00 00 00 00 c5 </w:t>
+      </w:r>
+      <w:proofErr w:type="spellStart"/>
+      <w:r>
+        <w:t>eb</w:t>
+      </w:r>
+      <w:proofErr w:type="spellEnd"/>
+      <w:r>
+        <w:t xml:space="preserve"> 19 00 3e 00 00 00 c4 </w:t>
+      </w:r>
+      <w:proofErr w:type="spellStart"/>
+      <w:r>
+        <w:t>eb</w:t>
+      </w:r>
+      <w:proofErr w:type="spellEnd"/>
+      <w:r>
+        <w:t xml:space="preserve"> 19 00 42</w:t>
+      </w:r>
+    </w:p>
+    <w:p>
+      <w:r>
+        <w:t xml:space="preserve">  00 00 00 00 00 00 00 00 00 00 00 00 00 00 00 00 00 00 00 88 </w:t>
+      </w:r>
+      <w:proofErr w:type="spellStart"/>
+      <w:r>
+        <w:t>eb</w:t>
+      </w:r>
+      <w:proofErr w:type="spellEnd"/>
+      <w:r>
+        <w:t xml:space="preserve"> 19 00 0c 8c </w:t>
+      </w:r>
+      <w:r>
+        <w:rPr>
+          <w:b/>
+          <w:bCs/>
+        </w:rPr>
+        <w:t>95</w:t>
+      </w:r>
+      <w:r>
+        <w:t xml:space="preserve"> 70 32 78 </w:t>
+      </w:r>
+      <w:r>
+        <w:rPr>
+          <w:b/>
+          <w:bCs/>
+        </w:rPr>
+        <w:t>96</w:t>
+      </w:r>
+      <w:r>
+        <w:t xml:space="preserve"> 70 c4</w:t>
+      </w:r>
+    </w:p>
+    <w:p>
+      <w:r>
+        <w:t>packet 29:</w:t>
+      </w:r>
+    </w:p>
+    <w:p>
+      <w:r>
+        <w:t xml:space="preserve">  40 00 00 </w:t>
+      </w:r>
+      <w:r>
+        <w:rPr>
+          <w:b/>
+          <w:bCs/>
+        </w:rPr>
+        <w:t>98 3e 64 04</w:t>
+      </w:r>
+      <w:r>
+        <w:t xml:space="preserve"> 00 00 </w:t>
+      </w:r>
+      <w:r>
+        <w:rPr>
+          <w:b/>
+          <w:bCs/>
+          <w:highlight w:val="cyan"/>
+        </w:rPr>
+        <w:t>0f 01</w:t>
+      </w:r>
+      <w:r>
+        <w:t xml:space="preserve"> 04 ec 19 00 </w:t>
+      </w:r>
+      <w:r>
+        <w:rPr>
+          <w:b/>
+          <w:bCs/>
+        </w:rPr>
+        <w:t>03 9b 3a 2d</w:t>
+      </w:r>
+      <w:r>
+        <w:t xml:space="preserve"> 2f 00 00 00 c4 </w:t>
+      </w:r>
+      <w:proofErr w:type="spellStart"/>
+      <w:r>
+        <w:t>eb</w:t>
+      </w:r>
+      <w:proofErr w:type="spellEnd"/>
+      <w:r>
+        <w:t xml:space="preserve"> 19 00 c8 08 00 00 </w:t>
+      </w:r>
+      <w:r>
+        <w:rPr>
+          <w:b/>
+          <w:bCs/>
+        </w:rPr>
+        <w:t>07</w:t>
+      </w:r>
+    </w:p>
+    <w:p>
+      <w:r>
         <w:t xml:space="preserve">  00 </w:t>
       </w:r>
       <w:r>
@@ -5058,7 +8819,7 @@
           <w:b/>
           <w:bCs/>
         </w:rPr>
-        <w:t>0b 00 f0 24 5e 04 0b 00</w:t>
+        <w:t>06 00 90 39 64 04 06 00</w:t>
       </w:r>
       <w:r>
         <w:t xml:space="preserve"> 00 00 00 00 00 00 </w:t>
@@ -5068,7 +8829,7 @@
           <w:b/>
           <w:bCs/>
         </w:rPr>
-        <w:t>00 90 21 03 90 92 21 03 e0 24 5e 04</w:t>
+        <w:t>20 3d 64 04 98 3e 64 04 80 39 64 04</w:t>
       </w:r>
       <w:r>
         <w:t xml:space="preserve"> 00 00 </w:t>
@@ -5087,22 +8848,87 @@
     </w:p>
     <w:p>
       <w:r>
-        <w:t>packet 13:</w:t>
-      </w:r>
-    </w:p>
-    <w:p>
-      <w:r>
-        <w:t xml:space="preserve">  a0 00 00 </w:t>
-      </w:r>
-      <w:r>
-        <w:rPr>
-          <w:b/>
-          <w:bCs/>
-        </w:rPr>
-        <w:t>40 91 21 03</w:t>
-      </w:r>
-      <w:r>
-        <w:t xml:space="preserve"> 00 00 </w:t>
+        <w:t>packet 30:</w:t>
+      </w:r>
+    </w:p>
+    <w:p>
+      <w:r>
+        <w:t xml:space="preserve">  04 7a 00 b8 </w:t>
+      </w:r>
+      <w:proofErr w:type="spellStart"/>
+      <w:r>
+        <w:t>eb</w:t>
+      </w:r>
+      <w:proofErr w:type="spellEnd"/>
+      <w:r>
+        <w:t xml:space="preserve"> 19 00 10 00 00 00 c4 </w:t>
+      </w:r>
+      <w:proofErr w:type="spellStart"/>
+      <w:r>
+        <w:t>eb</w:t>
+      </w:r>
+      <w:proofErr w:type="spellEnd"/>
+      <w:r>
+        <w:t xml:space="preserve"> 19 00 00 00 00 00 c5 </w:t>
+      </w:r>
+      <w:proofErr w:type="spellStart"/>
+      <w:r>
+        <w:t>eb</w:t>
+      </w:r>
+      <w:proofErr w:type="spellEnd"/>
+      <w:r>
+        <w:t xml:space="preserve"> 19 00 3e 00 00 00 c4 </w:t>
+      </w:r>
+      <w:proofErr w:type="spellStart"/>
+      <w:r>
+        <w:t>eb</w:t>
+      </w:r>
+      <w:proofErr w:type="spellEnd"/>
+      <w:r>
+        <w:t xml:space="preserve"> 19 00 42</w:t>
+      </w:r>
+    </w:p>
+    <w:p>
+      <w:r>
+        <w:t xml:space="preserve">  00 00 00 00 00 00 00 00 00 00 00 00 00 00 00 00 00 00 00 88 </w:t>
+      </w:r>
+      <w:proofErr w:type="spellStart"/>
+      <w:r>
+        <w:t>eb</w:t>
+      </w:r>
+      <w:proofErr w:type="spellEnd"/>
+      <w:r>
+        <w:t xml:space="preserve"> 19 00 0c 8c </w:t>
+      </w:r>
+      <w:r>
+        <w:rPr>
+          <w:b/>
+          <w:bCs/>
+        </w:rPr>
+        <w:t>95</w:t>
+      </w:r>
+      <w:r>
+        <w:t xml:space="preserve"> 70 32 78 </w:t>
+      </w:r>
+      <w:r>
+        <w:rPr>
+          <w:b/>
+          <w:bCs/>
+        </w:rPr>
+        <w:t>96</w:t>
+      </w:r>
+      <w:r>
+        <w:t xml:space="preserve"> 70 c4</w:t>
+      </w:r>
+    </w:p>
+    <w:p>
+      <w:r>
+        <w:t>packet 31:</w:t>
+      </w:r>
+    </w:p>
+    <w:p>
+      <w:r>
+        <w:t xml:space="preserve">  40 00 00 d0 3e 64 04 00 00 </w:t>
       </w:r>
       <w:r>
         <w:rPr>
@@ -5113,783 +8939,17 @@
         <w:t>0f 01</w:t>
       </w:r>
       <w:r>
-        <w:t xml:space="preserve"> </w:t>
-      </w:r>
-      <w:proofErr w:type="spellStart"/>
-      <w:r>
-        <w:t>ac</w:t>
-      </w:r>
-      <w:proofErr w:type="spellEnd"/>
-      <w:r>
-        <w:t xml:space="preserve"> </w:t>
-      </w:r>
-      <w:proofErr w:type="spellStart"/>
-      <w:r>
-        <w:t>ea</w:t>
-      </w:r>
-      <w:proofErr w:type="spellEnd"/>
-      <w:r>
-        <w:t xml:space="preserve"> 19 00 </w:t>
-      </w:r>
-      <w:r>
-        <w:rPr>
-          <w:b/>
-          <w:bCs/>
-        </w:rPr>
-        <w:t>73 98 3a 2d</w:t>
-      </w:r>
-      <w:r>
-        <w:t xml:space="preserve"> 2f 00 00 00 74 </w:t>
-      </w:r>
-      <w:proofErr w:type="spellStart"/>
-      <w:r>
-        <w:t>ea</w:t>
-      </w:r>
-      <w:proofErr w:type="spellEnd"/>
-      <w:r>
-        <w:t xml:space="preserve"> 19 00 64 00 00 00 </w:t>
-      </w:r>
-      <w:r>
-        <w:rPr>
-          <w:b/>
-          <w:bCs/>
-        </w:rPr>
-        <w:t>0e</w:t>
-      </w:r>
-    </w:p>
-    <w:p>
-      <w:r>
-        <w:t xml:space="preserve">  00 </w:t>
-      </w:r>
-      <w:r>
-        <w:rPr>
-          <w:b/>
-          <w:bCs/>
-        </w:rPr>
-        <w:t>05 00 f0 24 5e 04 05 00</w:t>
-      </w:r>
-      <w:r>
-        <w:t xml:space="preserve"> 00 00 00 00 00 00 </w:t>
-      </w:r>
-      <w:r>
-        <w:rPr>
-          <w:b/>
-          <w:bCs/>
-        </w:rPr>
-        <w:t>00 90 21 03 40 91 21 03 e0 24 5e 04</w:t>
-      </w:r>
-      <w:r>
-        <w:t xml:space="preserve"> 00 00 </w:t>
-      </w:r>
-      <w:r>
-        <w:rPr>
-          <w:b/>
-          <w:bCs/>
-          <w:highlight w:val="cyan"/>
-        </w:rPr>
-        <w:t>0f 01</w:t>
-      </w:r>
-      <w:r>
-        <w:t xml:space="preserve"> 2f</w:t>
-      </w:r>
-    </w:p>
-    <w:p>
-      <w:r>
-        <w:t>packet 14:</w:t>
-      </w:r>
-    </w:p>
-    <w:p>
-      <w:r>
-        <w:t xml:space="preserve">  a0 00 00 </w:t>
-      </w:r>
-      <w:r>
-        <w:rPr>
-          <w:b/>
-          <w:bCs/>
-        </w:rPr>
-        <w:t>a8 93 21 03</w:t>
-      </w:r>
-      <w:r>
-        <w:t xml:space="preserve"> 00 00 </w:t>
-      </w:r>
-      <w:r>
-        <w:rPr>
-          <w:b/>
-          <w:bCs/>
-          <w:highlight w:val="cyan"/>
-        </w:rPr>
-        <w:t>0f 01</w:t>
-      </w:r>
-      <w:r>
-        <w:t xml:space="preserve"> </w:t>
-      </w:r>
-      <w:proofErr w:type="spellStart"/>
-      <w:r>
-        <w:t>ac</w:t>
-      </w:r>
-      <w:proofErr w:type="spellEnd"/>
-      <w:r>
-        <w:t xml:space="preserve"> </w:t>
-      </w:r>
-      <w:proofErr w:type="spellStart"/>
-      <w:r>
-        <w:t>ea</w:t>
-      </w:r>
-      <w:proofErr w:type="spellEnd"/>
-      <w:r>
-        <w:t xml:space="preserve"> 19 00 </w:t>
-      </w:r>
-      <w:r>
-        <w:rPr>
-          <w:b/>
-          <w:bCs/>
-        </w:rPr>
-        <w:t>73 98 3a 2d</w:t>
-      </w:r>
-      <w:r>
-        <w:t xml:space="preserve"> 2f 00 00 00 74 </w:t>
-      </w:r>
-      <w:proofErr w:type="spellStart"/>
-      <w:r>
-        <w:t>ea</w:t>
-      </w:r>
-      <w:proofErr w:type="spellEnd"/>
-      <w:r>
-        <w:t xml:space="preserve"> 19 00 64 00 00 00 </w:t>
-      </w:r>
-      <w:r>
-        <w:rPr>
-          <w:b/>
-          <w:bCs/>
-        </w:rPr>
-        <w:t>0e</w:t>
-      </w:r>
-    </w:p>
-    <w:p>
-      <w:r>
-        <w:t xml:space="preserve">  00 </w:t>
-      </w:r>
-      <w:r>
-        <w:rPr>
-          <w:b/>
-          <w:bCs/>
-        </w:rPr>
-        <w:t>10 00 f0 24 5e 04 10 00</w:t>
-      </w:r>
-      <w:r>
-        <w:t xml:space="preserve"> 00 00 00 00 00 00 </w:t>
-      </w:r>
-      <w:r>
-        <w:rPr>
-          <w:b/>
-          <w:bCs/>
-        </w:rPr>
-        <w:t>00 90 21 03 a8 93 21 03 e0 24 5e 04</w:t>
-      </w:r>
-      <w:r>
-        <w:t xml:space="preserve"> 00 00 </w:t>
-      </w:r>
-      <w:r>
-        <w:rPr>
-          <w:b/>
-          <w:bCs/>
-          <w:highlight w:val="cyan"/>
-        </w:rPr>
-        <w:t>0f 01</w:t>
-      </w:r>
-      <w:r>
-        <w:t xml:space="preserve"> 2f</w:t>
-      </w:r>
-    </w:p>
-    <w:p>
-      <w:r>
-        <w:t>packet 15:</w:t>
-      </w:r>
-    </w:p>
-    <w:p>
-      <w:pPr>
-        <w:rPr>
-          <w:b/>
-          <w:bCs/>
-        </w:rPr>
-      </w:pPr>
-      <w:r>
-        <w:t xml:space="preserve">  41 00 00 64 00 00 00 </w:t>
-      </w:r>
-      <w:r>
-        <w:rPr>
-          <w:b/>
-          <w:bCs/>
-        </w:rPr>
-        <w:t>02 00 05 00 a0 24 5e 04 05</w:t>
-      </w:r>
-      <w:r>
-        <w:t xml:space="preserve"> 00 00 00 00 00 00 00 </w:t>
-      </w:r>
-      <w:r>
-        <w:rPr>
-          <w:b/>
-          <w:bCs/>
-        </w:rPr>
-        <w:t xml:space="preserve">88 </w:t>
-      </w:r>
-      <w:proofErr w:type="spellStart"/>
-      <w:r>
-        <w:rPr>
-          <w:b/>
-          <w:bCs/>
-        </w:rPr>
-        <w:t>ce</w:t>
-      </w:r>
-      <w:proofErr w:type="spellEnd"/>
-      <w:r>
-        <w:rPr>
-          <w:b/>
-          <w:bCs/>
-        </w:rPr>
-        <w:t xml:space="preserve"> 63 04 78 cf 63 04 90</w:t>
-      </w:r>
-    </w:p>
-    <w:p>
-      <w:r>
-        <w:rPr>
-          <w:b/>
-          <w:bCs/>
-        </w:rPr>
-        <w:t xml:space="preserve">  24 5e 04</w:t>
-      </w:r>
-      <w:r>
-        <w:t xml:space="preserve"> 00 00 </w:t>
-      </w:r>
-      <w:r>
-        <w:rPr>
-          <w:b/>
-          <w:bCs/>
-          <w:highlight w:val="cyan"/>
-        </w:rPr>
-        <w:t>0f 01</w:t>
-      </w:r>
-      <w:r>
-        <w:t xml:space="preserve"> 13 00 00 00 38 </w:t>
-      </w:r>
-      <w:proofErr w:type="spellStart"/>
-      <w:r>
-        <w:t>ea</w:t>
-      </w:r>
-      <w:proofErr w:type="spellEnd"/>
-      <w:r>
-        <w:t xml:space="preserve"> 19 00 </w:t>
-      </w:r>
-      <w:proofErr w:type="spellStart"/>
-      <w:r>
-        <w:t>aa</w:t>
-      </w:r>
-      <w:proofErr w:type="spellEnd"/>
-      <w:r>
-        <w:t xml:space="preserve"> ec </w:t>
-      </w:r>
-      <w:r>
-        <w:rPr>
-          <w:b/>
-          <w:bCs/>
-          <w:highlight w:val="green"/>
-        </w:rPr>
-        <w:t>18</w:t>
-      </w:r>
-      <w:r>
-        <w:t xml:space="preserve"> 77 00 00 00 00 </w:t>
-      </w:r>
-      <w:r>
-        <w:rPr>
-          <w:b/>
-          <w:bCs/>
-        </w:rPr>
-        <w:t xml:space="preserve">6e 4b 04 </w:t>
-      </w:r>
-      <w:proofErr w:type="spellStart"/>
-      <w:r>
-        <w:rPr>
-          <w:b/>
-          <w:bCs/>
-        </w:rPr>
-        <w:t>ca</w:t>
-      </w:r>
-      <w:proofErr w:type="spellEnd"/>
-      <w:r>
-        <w:t xml:space="preserve"> 00 00 00 00 01</w:t>
-      </w:r>
-    </w:p>
-    <w:p>
-      <w:r>
-        <w:t>packet 16:</w:t>
-      </w:r>
-    </w:p>
-    <w:p>
-      <w:r>
-        <w:t xml:space="preserve">  42 00 00 00 00 00 00 00 00 00 00 00 00 00 00 00 00 00 00 00 00 00 00 c0 f2 </w:t>
-      </w:r>
-      <w:proofErr w:type="spellStart"/>
-      <w:r>
-        <w:t>fc</w:t>
-      </w:r>
-      <w:proofErr w:type="spellEnd"/>
-      <w:r>
-        <w:t xml:space="preserve"> ff </w:t>
-      </w:r>
-      <w:proofErr w:type="spellStart"/>
-      <w:r>
-        <w:t>ff</w:t>
-      </w:r>
-      <w:proofErr w:type="spellEnd"/>
-      <w:r>
-        <w:t xml:space="preserve"> </w:t>
-      </w:r>
-      <w:proofErr w:type="spellStart"/>
-      <w:r>
-        <w:t>ff</w:t>
-      </w:r>
-      <w:proofErr w:type="spellEnd"/>
-      <w:r>
-        <w:t xml:space="preserve"> </w:t>
-      </w:r>
-      <w:proofErr w:type="spellStart"/>
-      <w:r>
-        <w:t>ff</w:t>
-      </w:r>
-      <w:proofErr w:type="spellEnd"/>
-      <w:r>
-        <w:t xml:space="preserve"> </w:t>
-      </w:r>
-      <w:proofErr w:type="spellStart"/>
-      <w:r>
-        <w:t>ff</w:t>
-      </w:r>
-      <w:proofErr w:type="spellEnd"/>
-      <w:r>
-        <w:t xml:space="preserve"> 00</w:t>
-      </w:r>
-    </w:p>
-    <w:p>
-      <w:r>
-        <w:t xml:space="preserve">  00 00 00 </w:t>
-      </w:r>
-      <w:proofErr w:type="spellStart"/>
-      <w:r>
-        <w:t>bc</w:t>
-      </w:r>
-      <w:proofErr w:type="spellEnd"/>
-      <w:r>
-        <w:t xml:space="preserve"> e9 19 00 </w:t>
-      </w:r>
-      <w:r>
-        <w:rPr>
-          <w:b/>
-          <w:bCs/>
-        </w:rPr>
-        <w:t>08 26 08 7b</w:t>
-      </w:r>
-      <w:r>
-        <w:t xml:space="preserve"> a4 </w:t>
-      </w:r>
-      <w:proofErr w:type="spellStart"/>
-      <w:r>
-        <w:t>ea</w:t>
-      </w:r>
-      <w:proofErr w:type="spellEnd"/>
-      <w:r>
-        <w:t xml:space="preserve"> 19 00 e0 9b </w:t>
-      </w:r>
-      <w:r>
-        <w:rPr>
-          <w:b/>
-          <w:bCs/>
-          <w:highlight w:val="lightGray"/>
-        </w:rPr>
-        <w:t>e8 74</w:t>
-      </w:r>
-      <w:r>
-        <w:rPr>
-          <w:b/>
-          <w:bCs/>
-        </w:rPr>
-        <w:t xml:space="preserve"> 24 67 1c 40 </w:t>
-      </w:r>
-      <w:proofErr w:type="spellStart"/>
-      <w:r>
-        <w:rPr>
-          <w:b/>
-          <w:bCs/>
-        </w:rPr>
-        <w:t>fe</w:t>
-      </w:r>
-      <w:proofErr w:type="spellEnd"/>
-      <w:r>
-        <w:t xml:space="preserve"> ff </w:t>
-      </w:r>
-      <w:proofErr w:type="spellStart"/>
-      <w:r>
-        <w:t>ff</w:t>
-      </w:r>
-      <w:proofErr w:type="spellEnd"/>
-      <w:r>
-        <w:t xml:space="preserve"> </w:t>
-      </w:r>
-      <w:proofErr w:type="spellStart"/>
-      <w:r>
-        <w:t>ff</w:t>
-      </w:r>
-      <w:proofErr w:type="spellEnd"/>
-      <w:r>
-        <w:t xml:space="preserve"> 24 </w:t>
-      </w:r>
-      <w:proofErr w:type="spellStart"/>
-      <w:r>
-        <w:t>ea</w:t>
-      </w:r>
-      <w:proofErr w:type="spellEnd"/>
-      <w:r>
-        <w:t xml:space="preserve"> 19 00 4f</w:t>
-      </w:r>
-    </w:p>
-    <w:p>
-      <w:r>
-        <w:t>packet 17:</w:t>
-      </w:r>
-    </w:p>
-    <w:p>
-      <w:r>
-        <w:t xml:space="preserve">  43 00 00 00 00 00 00 00 00 00 00 00 00 00 00 00 00 00 00 00 00 00 00 c0 f2 </w:t>
-      </w:r>
-      <w:proofErr w:type="spellStart"/>
-      <w:r>
-        <w:t>fc</w:t>
-      </w:r>
-      <w:proofErr w:type="spellEnd"/>
-      <w:r>
-        <w:t xml:space="preserve"> ff </w:t>
-      </w:r>
-      <w:proofErr w:type="spellStart"/>
-      <w:r>
-        <w:t>ff</w:t>
-      </w:r>
-      <w:proofErr w:type="spellEnd"/>
-      <w:r>
-        <w:t xml:space="preserve"> </w:t>
-      </w:r>
-      <w:proofErr w:type="spellStart"/>
-      <w:r>
-        <w:t>ff</w:t>
-      </w:r>
-      <w:proofErr w:type="spellEnd"/>
-      <w:r>
-        <w:t xml:space="preserve"> </w:t>
-      </w:r>
-      <w:proofErr w:type="spellStart"/>
-      <w:r>
-        <w:t>ff</w:t>
-      </w:r>
-      <w:proofErr w:type="spellEnd"/>
-      <w:r>
-        <w:t xml:space="preserve"> </w:t>
-      </w:r>
-      <w:proofErr w:type="spellStart"/>
-      <w:r>
-        <w:t>ff</w:t>
-      </w:r>
-      <w:proofErr w:type="spellEnd"/>
-      <w:r>
-        <w:t xml:space="preserve"> 00</w:t>
-      </w:r>
-    </w:p>
-    <w:p>
-      <w:r>
-        <w:t xml:space="preserve">  00 00 00 </w:t>
-      </w:r>
-      <w:proofErr w:type="spellStart"/>
-      <w:r>
-        <w:t>bc</w:t>
-      </w:r>
-      <w:proofErr w:type="spellEnd"/>
-      <w:r>
-        <w:t xml:space="preserve"> e9 19 00 </w:t>
-      </w:r>
-      <w:r>
-        <w:rPr>
-          <w:b/>
-          <w:bCs/>
-        </w:rPr>
-        <w:t>08 26 08 7b</w:t>
-      </w:r>
-      <w:r>
-        <w:t xml:space="preserve"> a4 </w:t>
-      </w:r>
-      <w:proofErr w:type="spellStart"/>
-      <w:r>
-        <w:t>ea</w:t>
-      </w:r>
-      <w:proofErr w:type="spellEnd"/>
-      <w:r>
-        <w:t xml:space="preserve"> 19 00 e0 9b </w:t>
-      </w:r>
-      <w:r>
-        <w:rPr>
-          <w:b/>
-          <w:bCs/>
-          <w:highlight w:val="lightGray"/>
-        </w:rPr>
-        <w:t>e8 74</w:t>
-      </w:r>
-      <w:r>
-        <w:rPr>
-          <w:b/>
-          <w:bCs/>
-        </w:rPr>
-        <w:t xml:space="preserve"> 24 67 1c 40 </w:t>
-      </w:r>
-      <w:proofErr w:type="spellStart"/>
-      <w:r>
-        <w:rPr>
-          <w:b/>
-          <w:bCs/>
-        </w:rPr>
-        <w:t>fe</w:t>
-      </w:r>
-      <w:proofErr w:type="spellEnd"/>
-      <w:r>
-        <w:t xml:space="preserve"> ff </w:t>
-      </w:r>
-      <w:proofErr w:type="spellStart"/>
-      <w:r>
-        <w:t>ff</w:t>
-      </w:r>
-      <w:proofErr w:type="spellEnd"/>
-      <w:r>
-        <w:t xml:space="preserve"> </w:t>
-      </w:r>
-      <w:proofErr w:type="spellStart"/>
-      <w:r>
-        <w:t>ff</w:t>
-      </w:r>
-      <w:proofErr w:type="spellEnd"/>
-      <w:r>
-        <w:t xml:space="preserve"> 24 </w:t>
-      </w:r>
-      <w:proofErr w:type="spellStart"/>
-      <w:r>
-        <w:t>ea</w:t>
-      </w:r>
-      <w:proofErr w:type="spellEnd"/>
-      <w:r>
-        <w:t xml:space="preserve"> 19 00 4f</w:t>
-      </w:r>
-    </w:p>
-    <w:p>
-      <w:r>
-        <w:t>packet 18:</w:t>
-      </w:r>
-    </w:p>
-    <w:p>
-      <w:r>
-        <w:t xml:space="preserve">  41 01 00 cd 0e </w:t>
-      </w:r>
-      <w:r>
-        <w:rPr>
-          <w:b/>
-          <w:bCs/>
-          <w:highlight w:val="lightGray"/>
-        </w:rPr>
-        <w:t>e8 74</w:t>
-      </w:r>
-      <w:r>
-        <w:rPr>
-          <w:b/>
-          <w:bCs/>
-        </w:rPr>
-        <w:t xml:space="preserve"> 40 b0 f2 34 34</w:t>
-      </w:r>
-      <w:r>
-        <w:t xml:space="preserve"> 08 00 00 00 00 00 00 20 d7 </w:t>
-      </w:r>
-      <w:r>
-        <w:rPr>
-          <w:b/>
-          <w:bCs/>
-          <w:highlight w:val="green"/>
-        </w:rPr>
-        <w:t>18</w:t>
-      </w:r>
-      <w:r>
-        <w:t xml:space="preserve"> </w:t>
-      </w:r>
-      <w:r>
-        <w:rPr>
-          <w:b/>
-          <w:bCs/>
-        </w:rPr>
-        <w:t>76</w:t>
-      </w:r>
-      <w:r>
-        <w:t xml:space="preserve"> 24 00 00 00 01 00 00 00 00</w:t>
-      </w:r>
-    </w:p>
-    <w:p>
-      <w:r>
-        <w:t xml:space="preserve">  00 00 00 00 00 00 00 00 00 00 00 00 00 00 00 00 00 00 00 00 00 00 00 00 00 00 00 c0 f2 </w:t>
-      </w:r>
-      <w:proofErr w:type="spellStart"/>
-      <w:r>
-        <w:t>fc</w:t>
-      </w:r>
-      <w:proofErr w:type="spellEnd"/>
-      <w:r>
-        <w:t xml:space="preserve"> ff </w:t>
-      </w:r>
-      <w:proofErr w:type="spellStart"/>
-      <w:r>
-        <w:t>ff</w:t>
-      </w:r>
-      <w:proofErr w:type="spellEnd"/>
-    </w:p>
-    <w:p>
-      <w:r>
-        <w:t>packet 19:</w:t>
-      </w:r>
-    </w:p>
-    <w:p>
-      <w:r>
-        <w:t xml:space="preserve">  40 00 00 7c </w:t>
-      </w:r>
-      <w:r>
-        <w:t>92</w:t>
-      </w:r>
-      <w:r>
-        <w:t xml:space="preserve"> </w:t>
-      </w:r>
-      <w:r>
-        <w:rPr>
-          <w:b/>
-          <w:bCs/>
-          <w:highlight w:val="magenta"/>
-        </w:rPr>
-        <w:t>1c</w:t>
-      </w:r>
-      <w:r>
-        <w:t xml:space="preserve"> 77 09 23 </w:t>
-      </w:r>
-      <w:r>
-        <w:rPr>
-          <w:b/>
-          <w:bCs/>
-          <w:highlight w:val="yellow"/>
-        </w:rPr>
-        <w:t>1e</w:t>
-      </w:r>
-      <w:r>
-        <w:t xml:space="preserve"> 77 00 00 00 00 18 </w:t>
-      </w:r>
-      <w:proofErr w:type="spellStart"/>
-      <w:r>
-        <w:t>ea</w:t>
-      </w:r>
-      <w:proofErr w:type="spellEnd"/>
-      <w:r>
-        <w:t xml:space="preserve"> 19 00 00 00 00 00 00 00 00 00 18 </w:t>
-      </w:r>
-      <w:proofErr w:type="spellStart"/>
-      <w:r>
-        <w:t>ea</w:t>
-      </w:r>
-      <w:proofErr w:type="spellEnd"/>
-      <w:r>
-        <w:t xml:space="preserve"> 19 00 18</w:t>
-      </w:r>
-    </w:p>
-    <w:p>
-      <w:r>
-        <w:t xml:space="preserve">  </w:t>
-      </w:r>
-      <w:proofErr w:type="spellStart"/>
-      <w:r>
-        <w:t>ea</w:t>
-      </w:r>
-      <w:proofErr w:type="spellEnd"/>
-      <w:r>
-        <w:t xml:space="preserve"> 19 00 00 00 </w:t>
-      </w:r>
-      <w:r>
-        <w:rPr>
-          <w:b/>
-          <w:bCs/>
-          <w:highlight w:val="cyan"/>
-        </w:rPr>
-        <w:t>0f 01</w:t>
-      </w:r>
-      <w:r>
-        <w:t xml:space="preserve"> 3c </w:t>
-      </w:r>
-      <w:proofErr w:type="spellStart"/>
-      <w:r>
-        <w:t>ea</w:t>
-      </w:r>
-      <w:proofErr w:type="spellEnd"/>
-      <w:r>
-        <w:t xml:space="preserve"> 19 00 </w:t>
-      </w:r>
-      <w:r>
-        <w:rPr>
-          <w:b/>
-          <w:bCs/>
-        </w:rPr>
-        <w:t xml:space="preserve">b0 0e </w:t>
-      </w:r>
-      <w:r>
-        <w:rPr>
-          <w:b/>
-          <w:bCs/>
-          <w:highlight w:val="lightGray"/>
-        </w:rPr>
-        <w:t>e8 74</w:t>
-      </w:r>
-      <w:r>
-        <w:t xml:space="preserve"> 00 00 00 00 cd 0e </w:t>
-      </w:r>
-      <w:r>
-        <w:rPr>
-          <w:b/>
-          <w:bCs/>
-          <w:highlight w:val="lightGray"/>
-        </w:rPr>
-        <w:t>e8 74</w:t>
-      </w:r>
-      <w:r>
-        <w:rPr>
-          <w:b/>
-          <w:bCs/>
-        </w:rPr>
-        <w:t xml:space="preserve"> 68 b0 f2 34 a0 1d 07 03</w:t>
-      </w:r>
-      <w:r>
-        <w:t xml:space="preserve"> 00</w:t>
-      </w:r>
-    </w:p>
-    <w:p>
-      <w:r>
-        <w:t>packet 20:</w:t>
-      </w:r>
-    </w:p>
-    <w:p>
-      <w:r>
-        <w:t xml:space="preserve">  04 0a 02 30 00 00 00 </w:t>
-      </w:r>
-      <w:r>
-        <w:rPr>
-          <w:b/>
-          <w:bCs/>
-        </w:rPr>
-        <w:t>3b 00 00 00</w:t>
-      </w:r>
-      <w:r>
-        <w:t xml:space="preserve"> 70 </w:t>
+        <w:t xml:space="preserve"> 04 ec 19 00 </w:t>
+      </w:r>
+      <w:r>
+        <w:rPr>
+          <w:b/>
+          <w:bCs/>
+        </w:rPr>
+        <w:t>03 9b 3a 2d</w:t>
+      </w:r>
+      <w:r>
+        <w:t xml:space="preserve"> 2f 00 00 00 c4 </w:t>
       </w:r>
       <w:proofErr w:type="spellStart"/>
       <w:r>
@@ -5897,176 +8957,7 @@
       </w:r>
       <w:proofErr w:type="spellEnd"/>
       <w:r>
-        <w:t xml:space="preserve"> 19 00 f9 f6 </w:t>
-      </w:r>
-      <w:r>
-        <w:rPr>
-          <w:b/>
-          <w:bCs/>
-          <w:highlight w:val="green"/>
-        </w:rPr>
-        <w:t>18</w:t>
-      </w:r>
-      <w:r>
-        <w:t xml:space="preserve"> 77 00 00 00 00 </w:t>
-      </w:r>
-      <w:r>
-        <w:rPr>
-          <w:b/>
-          <w:bCs/>
-        </w:rPr>
-        <w:t xml:space="preserve">26 4a 04 </w:t>
-      </w:r>
-      <w:proofErr w:type="spellStart"/>
-      <w:r>
-        <w:rPr>
-          <w:b/>
-          <w:bCs/>
-        </w:rPr>
-        <w:t>ca</w:t>
-      </w:r>
-      <w:proofErr w:type="spellEnd"/>
-      <w:r>
-        <w:t xml:space="preserve"> 2f 00 00 00 30</w:t>
-      </w:r>
-    </w:p>
-    <w:p>
-      <w:r>
-        <w:t xml:space="preserve">  00 00 00 0f 00 00 00 48 </w:t>
-      </w:r>
-      <w:proofErr w:type="spellStart"/>
-      <w:r>
-        <w:t>eb</w:t>
-      </w:r>
-      <w:proofErr w:type="spellEnd"/>
-      <w:r>
-        <w:t xml:space="preserve"> 19 00 a0 </w:t>
-      </w:r>
-      <w:proofErr w:type="spellStart"/>
-      <w:r>
-        <w:t>eb</w:t>
-      </w:r>
-      <w:proofErr w:type="spellEnd"/>
-      <w:r>
-        <w:t xml:space="preserve"> 19 00 c8 </w:t>
-      </w:r>
-      <w:proofErr w:type="spellStart"/>
-      <w:r>
-        <w:t>eb</w:t>
-      </w:r>
-      <w:proofErr w:type="spellEnd"/>
-      <w:r>
-        <w:t xml:space="preserve"> 19 00 70 1b </w:t>
-      </w:r>
-      <w:r>
-        <w:rPr>
-          <w:b/>
-          <w:bCs/>
-        </w:rPr>
-        <w:t>1d</w:t>
-      </w:r>
-      <w:r>
-        <w:t xml:space="preserve"> 77 </w:t>
-      </w:r>
-      <w:proofErr w:type="spellStart"/>
-      <w:r>
-        <w:t>ee</w:t>
-      </w:r>
-      <w:proofErr w:type="spellEnd"/>
-      <w:r>
-        <w:t xml:space="preserve"> </w:t>
-      </w:r>
-      <w:r>
-        <w:rPr>
-          <w:b/>
-          <w:bCs/>
-        </w:rPr>
-        <w:t xml:space="preserve">7a 3b </w:t>
-      </w:r>
-      <w:proofErr w:type="spellStart"/>
-      <w:r>
-        <w:rPr>
-          <w:b/>
-          <w:bCs/>
-        </w:rPr>
-        <w:t>bd</w:t>
-      </w:r>
-      <w:proofErr w:type="spellEnd"/>
-      <w:r>
-        <w:t xml:space="preserve"> </w:t>
-      </w:r>
-      <w:proofErr w:type="spellStart"/>
-      <w:r>
-        <w:t>fe</w:t>
-      </w:r>
-      <w:proofErr w:type="spellEnd"/>
-      <w:r>
-        <w:t xml:space="preserve"> ff </w:t>
-      </w:r>
-      <w:proofErr w:type="spellStart"/>
-      <w:r>
-        <w:t>ff</w:t>
-      </w:r>
-      <w:proofErr w:type="spellEnd"/>
-      <w:r>
-        <w:t xml:space="preserve"> </w:t>
-      </w:r>
-      <w:proofErr w:type="spellStart"/>
-      <w:r>
-        <w:t>ff</w:t>
-      </w:r>
-      <w:proofErr w:type="spellEnd"/>
-      <w:r>
-        <w:t xml:space="preserve"> 90</w:t>
-      </w:r>
-    </w:p>
-    <w:p>
-      <w:r>
-        <w:t>packet 21:</w:t>
-      </w:r>
-    </w:p>
-    <w:p>
-      <w:r>
-        <w:t xml:space="preserve">  40 00 00 </w:t>
-      </w:r>
-      <w:r>
-        <w:rPr>
-          <w:b/>
-          <w:bCs/>
-        </w:rPr>
-        <w:t>28 3e 64 04</w:t>
-      </w:r>
-      <w:r>
-        <w:t xml:space="preserve"> 00 00 </w:t>
-      </w:r>
-      <w:r>
-        <w:rPr>
-          <w:b/>
-          <w:bCs/>
-          <w:highlight w:val="cyan"/>
-        </w:rPr>
-        <w:t>0f 01</w:t>
-      </w:r>
-      <w:r>
-        <w:t xml:space="preserve"> 04 ec 19 00 </w:t>
-      </w:r>
-      <w:r>
-        <w:rPr>
-          <w:b/>
-          <w:bCs/>
-        </w:rPr>
-        <w:t>03 9b 3a 2d</w:t>
-      </w:r>
-      <w:r>
-        <w:t xml:space="preserve"> 2f 00 00 00 c4 </w:t>
-      </w:r>
-      <w:proofErr w:type="spellStart"/>
-      <w:r>
-        <w:t>eb</w:t>
-      </w:r>
-      <w:proofErr w:type="spellEnd"/>
-      <w:r>
-        <w:t xml:space="preserve"> 19 00 3a 08 00 00 </w:t>
+        <w:t xml:space="preserve"> 19 00 ec 08 00 00 </w:t>
       </w:r>
       <w:r>
         <w:rPr>
@@ -6078,852 +8969,6 @@
     </w:p>
     <w:p>
       <w:r>
-        <w:t xml:space="preserve">  00 </w:t>
-      </w:r>
-      <w:r>
-        <w:rPr>
-          <w:b/>
-          <w:bCs/>
-        </w:rPr>
-        <w:t>04 00 90 39 64 04 04 00</w:t>
-      </w:r>
-      <w:r>
-        <w:t xml:space="preserve"> 00 00 00 00 00 00 </w:t>
-      </w:r>
-      <w:r>
-        <w:rPr>
-          <w:b/>
-          <w:bCs/>
-        </w:rPr>
-        <w:t>20 3d 64 04 28 3e 64 04 80 39 64</w:t>
-      </w:r>
-      <w:r>
-        <w:t xml:space="preserve"> 04 00 00 </w:t>
-      </w:r>
-      <w:r>
-        <w:rPr>
-          <w:b/>
-          <w:bCs/>
-          <w:highlight w:val="cyan"/>
-        </w:rPr>
-        <w:t>0f 01</w:t>
-      </w:r>
-      <w:r>
-        <w:t xml:space="preserve"> 2f</w:t>
-      </w:r>
-    </w:p>
-    <w:p>
-      <w:r>
-        <w:t>packet 22:</w:t>
-      </w:r>
-    </w:p>
-    <w:p>
-      <w:r>
-        <w:t xml:space="preserve">  04 0a 01 b8 </w:t>
-      </w:r>
-      <w:proofErr w:type="spellStart"/>
-      <w:r>
-        <w:t>eb</w:t>
-      </w:r>
-      <w:proofErr w:type="spellEnd"/>
-      <w:r>
-        <w:t xml:space="preserve"> 19 00 00 01 00 00 c4 </w:t>
-      </w:r>
-      <w:proofErr w:type="spellStart"/>
-      <w:r>
-        <w:t>eb</w:t>
-      </w:r>
-      <w:proofErr w:type="spellEnd"/>
-      <w:r>
-        <w:t xml:space="preserve"> 19 00 00 00 00 00 c5 </w:t>
-      </w:r>
-      <w:proofErr w:type="spellStart"/>
-      <w:r>
-        <w:t>eb</w:t>
-      </w:r>
-      <w:proofErr w:type="spellEnd"/>
-      <w:r>
-        <w:t xml:space="preserve"> 19 00 3e 00 00 00 c4 </w:t>
-      </w:r>
-      <w:proofErr w:type="spellStart"/>
-      <w:r>
-        <w:t>eb</w:t>
-      </w:r>
-      <w:proofErr w:type="spellEnd"/>
-      <w:r>
-        <w:t xml:space="preserve"> 19 00 42</w:t>
-      </w:r>
-    </w:p>
-    <w:p>
-      <w:r>
-        <w:t xml:space="preserve">  00 00 00 00 00 00 00 00 00 00 00 00 00 00 00 00 00 00 00 88 </w:t>
-      </w:r>
-      <w:proofErr w:type="spellStart"/>
-      <w:r>
-        <w:t>eb</w:t>
-      </w:r>
-      <w:proofErr w:type="spellEnd"/>
-      <w:r>
-        <w:t xml:space="preserve"> 19 00 0c 8c </w:t>
-      </w:r>
-      <w:r>
-        <w:rPr>
-          <w:b/>
-          <w:bCs/>
-        </w:rPr>
-        <w:t>95</w:t>
-      </w:r>
-      <w:r>
-        <w:t xml:space="preserve"> 70 32 78 </w:t>
-      </w:r>
-      <w:r>
-        <w:rPr>
-          <w:b/>
-          <w:bCs/>
-        </w:rPr>
-        <w:t>96</w:t>
-      </w:r>
-      <w:r>
-        <w:t xml:space="preserve"> 70 c4</w:t>
-      </w:r>
-    </w:p>
-    <w:p>
-      <w:r>
-        <w:t>packet 23:</w:t>
-      </w:r>
-    </w:p>
-    <w:p>
-      <w:r>
-        <w:t xml:space="preserve">  40 00 00 </w:t>
-      </w:r>
-      <w:r>
-        <w:rPr>
-          <w:b/>
-          <w:bCs/>
-        </w:rPr>
-        <w:t>d0 3e 64 04</w:t>
-      </w:r>
-      <w:r>
-        <w:t xml:space="preserve"> 00 00 </w:t>
-      </w:r>
-      <w:r>
-        <w:rPr>
-          <w:b/>
-          <w:bCs/>
-          <w:highlight w:val="cyan"/>
-        </w:rPr>
-        <w:t>0f 01</w:t>
-      </w:r>
-      <w:r>
-        <w:t xml:space="preserve"> 04 ec 19 00 </w:t>
-      </w:r>
-      <w:r>
-        <w:rPr>
-          <w:b/>
-          <w:bCs/>
-        </w:rPr>
-        <w:t>03 9b 3a 2d</w:t>
-      </w:r>
-      <w:r>
-        <w:t xml:space="preserve"> 2f 00 00 00 c4 </w:t>
-      </w:r>
-      <w:proofErr w:type="spellStart"/>
-      <w:r>
-        <w:t>eb</w:t>
-      </w:r>
-      <w:proofErr w:type="spellEnd"/>
-      <w:r>
-        <w:t xml:space="preserve"> 19 00 5d 08 00 00 </w:t>
-      </w:r>
-      <w:r>
-        <w:rPr>
-          <w:b/>
-          <w:bCs/>
-        </w:rPr>
-        <w:t>07</w:t>
-      </w:r>
-    </w:p>
-    <w:p>
-      <w:r>
-        <w:t xml:space="preserve">  00 </w:t>
-      </w:r>
-      <w:r>
-        <w:rPr>
-          <w:b/>
-          <w:bCs/>
-        </w:rPr>
-        <w:t>07 00 90 39 64 04 07</w:t>
-      </w:r>
-      <w:r>
-        <w:t xml:space="preserve"> </w:t>
-      </w:r>
-      <w:r>
-        <w:rPr>
-          <w:b/>
-          <w:bCs/>
-        </w:rPr>
-        <w:t>00</w:t>
-      </w:r>
-      <w:r>
-        <w:t xml:space="preserve"> 00 00 00 00 00 00 </w:t>
-      </w:r>
-      <w:r>
-        <w:rPr>
-          <w:b/>
-          <w:bCs/>
-        </w:rPr>
-        <w:t>20 3d 64 04 d0 3e 64 04 80 39 64 04</w:t>
-      </w:r>
-      <w:r>
-        <w:t xml:space="preserve"> 00 00 </w:t>
-      </w:r>
-      <w:r>
-        <w:rPr>
-          <w:b/>
-          <w:bCs/>
-          <w:highlight w:val="cyan"/>
-        </w:rPr>
-        <w:t>0f 01</w:t>
-      </w:r>
-      <w:r>
-        <w:t xml:space="preserve"> 2f</w:t>
-      </w:r>
-    </w:p>
-    <w:p>
-      <w:r>
-        <w:t>packet 24:</w:t>
-      </w:r>
-    </w:p>
-    <w:p>
-      <w:r>
-        <w:t xml:space="preserve">  04 8a 00 b8 </w:t>
-      </w:r>
-      <w:proofErr w:type="spellStart"/>
-      <w:r>
-        <w:t>eb</w:t>
-      </w:r>
-      <w:proofErr w:type="spellEnd"/>
-      <w:r>
-        <w:t xml:space="preserve"> 19 00 80 00 00 00 c4 </w:t>
-      </w:r>
-      <w:proofErr w:type="spellStart"/>
-      <w:r>
-        <w:t>eb</w:t>
-      </w:r>
-      <w:proofErr w:type="spellEnd"/>
-      <w:r>
-        <w:t xml:space="preserve"> 19 00 00 00 00 00 c5 </w:t>
-      </w:r>
-      <w:proofErr w:type="spellStart"/>
-      <w:r>
-        <w:t>eb</w:t>
-      </w:r>
-      <w:proofErr w:type="spellEnd"/>
-      <w:r>
-        <w:t xml:space="preserve"> 19 00 3e 00 00 00 c4 </w:t>
-      </w:r>
-      <w:proofErr w:type="spellStart"/>
-      <w:r>
-        <w:t>eb</w:t>
-      </w:r>
-      <w:proofErr w:type="spellEnd"/>
-      <w:r>
-        <w:t xml:space="preserve"> 19 00 42</w:t>
-      </w:r>
-    </w:p>
-    <w:p>
-      <w:r>
-        <w:t xml:space="preserve">  00 00 00 00 00 00 00 00 00 00 00 00 00 00 00 00 00 00 00 88 </w:t>
-      </w:r>
-      <w:proofErr w:type="spellStart"/>
-      <w:r>
-        <w:t>eb</w:t>
-      </w:r>
-      <w:proofErr w:type="spellEnd"/>
-      <w:r>
-        <w:t xml:space="preserve"> 19 00 0c 8c </w:t>
-      </w:r>
-      <w:r>
-        <w:rPr>
-          <w:b/>
-          <w:bCs/>
-        </w:rPr>
-        <w:t>95</w:t>
-      </w:r>
-      <w:r>
-        <w:t xml:space="preserve"> 70 32 78 </w:t>
-      </w:r>
-      <w:r>
-        <w:rPr>
-          <w:b/>
-          <w:bCs/>
-        </w:rPr>
-        <w:t>96</w:t>
-      </w:r>
-      <w:r>
-        <w:t xml:space="preserve"> 70 c4</w:t>
-      </w:r>
-    </w:p>
-    <w:p>
-      <w:r>
-        <w:t>packet 25:</w:t>
-      </w:r>
-    </w:p>
-    <w:p>
-      <w:r>
-        <w:t xml:space="preserve">  40 00 00 </w:t>
-      </w:r>
-      <w:r>
-        <w:rPr>
-          <w:b/>
-          <w:bCs/>
-        </w:rPr>
-        <w:t>28 3e 64 04</w:t>
-      </w:r>
-      <w:r>
-        <w:t xml:space="preserve"> 00 00 </w:t>
-      </w:r>
-      <w:r>
-        <w:rPr>
-          <w:b/>
-          <w:bCs/>
-          <w:highlight w:val="cyan"/>
-        </w:rPr>
-        <w:t>0f 01</w:t>
-      </w:r>
-      <w:r>
-        <w:t xml:space="preserve"> 04 ec 19 00 </w:t>
-      </w:r>
-      <w:r>
-        <w:rPr>
-          <w:b/>
-          <w:bCs/>
-        </w:rPr>
-        <w:t>03 9b 3a 2d</w:t>
-      </w:r>
-      <w:r>
-        <w:t xml:space="preserve"> 2f 00 00 00 c4 </w:t>
-      </w:r>
-      <w:proofErr w:type="spellStart"/>
-      <w:r>
-        <w:t>eb</w:t>
-      </w:r>
-      <w:proofErr w:type="spellEnd"/>
-      <w:r>
-        <w:t xml:space="preserve"> 19 00 81 08 00 00 </w:t>
-      </w:r>
-      <w:r>
-        <w:rPr>
-          <w:b/>
-          <w:bCs/>
-        </w:rPr>
-        <w:t>07</w:t>
-      </w:r>
-    </w:p>
-    <w:p>
-      <w:r>
-        <w:t xml:space="preserve">  00 </w:t>
-      </w:r>
-      <w:r>
-        <w:rPr>
-          <w:b/>
-          <w:bCs/>
-        </w:rPr>
-        <w:t>04 00 90 39 64 04 04</w:t>
-      </w:r>
-      <w:r>
-        <w:t xml:space="preserve"> </w:t>
-      </w:r>
-      <w:r>
-        <w:rPr>
-          <w:b/>
-          <w:bCs/>
-        </w:rPr>
-        <w:t>00</w:t>
-      </w:r>
-      <w:r>
-        <w:t xml:space="preserve"> 00 00 00 00 00 00 </w:t>
-      </w:r>
-      <w:r>
-        <w:rPr>
-          <w:b/>
-          <w:bCs/>
-        </w:rPr>
-        <w:t>20 3d 64 04 28 3e 64 04 80 39 64 04</w:t>
-      </w:r>
-      <w:r>
-        <w:t xml:space="preserve"> 00 00 </w:t>
-      </w:r>
-      <w:r>
-        <w:rPr>
-          <w:b/>
-          <w:bCs/>
-          <w:highlight w:val="cyan"/>
-        </w:rPr>
-        <w:t>0f 01</w:t>
-      </w:r>
-      <w:r>
-        <w:t xml:space="preserve"> 2f</w:t>
-      </w:r>
-    </w:p>
-    <w:p>
-      <w:r>
-        <w:t>packet 26:</w:t>
-      </w:r>
-    </w:p>
-    <w:p>
-      <w:r>
-        <w:t xml:space="preserve">  04 4a 00 b8 </w:t>
-      </w:r>
-      <w:proofErr w:type="spellStart"/>
-      <w:r>
-        <w:t>eb</w:t>
-      </w:r>
-      <w:proofErr w:type="spellEnd"/>
-      <w:r>
-        <w:t xml:space="preserve"> 19 00 40 00 00 00 c4 </w:t>
-      </w:r>
-      <w:proofErr w:type="spellStart"/>
-      <w:r>
-        <w:t>eb</w:t>
-      </w:r>
-      <w:proofErr w:type="spellEnd"/>
-      <w:r>
-        <w:t xml:space="preserve"> 19 00 00 00 00 00 c5 </w:t>
-      </w:r>
-      <w:proofErr w:type="spellStart"/>
-      <w:r>
-        <w:t>eb</w:t>
-      </w:r>
-      <w:proofErr w:type="spellEnd"/>
-      <w:r>
-        <w:t xml:space="preserve"> 19 00 3e 00 00 00 c4 </w:t>
-      </w:r>
-      <w:proofErr w:type="spellStart"/>
-      <w:r>
-        <w:t>eb</w:t>
-      </w:r>
-      <w:proofErr w:type="spellEnd"/>
-      <w:r>
-        <w:t xml:space="preserve"> 19 00 42</w:t>
-      </w:r>
-    </w:p>
-    <w:p>
-      <w:r>
-        <w:t xml:space="preserve">  00 00 00 00 00 00 00 00 00 00 00 00 00 00 00 00 00 00 00 88 </w:t>
-      </w:r>
-      <w:proofErr w:type="spellStart"/>
-      <w:r>
-        <w:t>eb</w:t>
-      </w:r>
-      <w:proofErr w:type="spellEnd"/>
-      <w:r>
-        <w:t xml:space="preserve"> 19 00 0c 8c </w:t>
-      </w:r>
-      <w:r>
-        <w:rPr>
-          <w:b/>
-          <w:bCs/>
-        </w:rPr>
-        <w:t>95</w:t>
-      </w:r>
-      <w:r>
-        <w:t xml:space="preserve"> 70 32 78 </w:t>
-      </w:r>
-      <w:r>
-        <w:rPr>
-          <w:b/>
-          <w:bCs/>
-        </w:rPr>
-        <w:t>96</w:t>
-      </w:r>
-      <w:r>
-        <w:t xml:space="preserve"> 70 c4</w:t>
-      </w:r>
-    </w:p>
-    <w:p>
-      <w:r>
-        <w:t>packet 27:</w:t>
-      </w:r>
-    </w:p>
-    <w:p>
-      <w:r>
-        <w:t xml:space="preserve">  40 00 00 </w:t>
-      </w:r>
-      <w:r>
-        <w:rPr>
-          <w:b/>
-          <w:bCs/>
-        </w:rPr>
-        <w:t>80 3d 64 04</w:t>
-      </w:r>
-      <w:r>
-        <w:t xml:space="preserve"> 00 00 </w:t>
-      </w:r>
-      <w:r>
-        <w:rPr>
-          <w:b/>
-          <w:bCs/>
-          <w:highlight w:val="cyan"/>
-        </w:rPr>
-        <w:t>0f 01</w:t>
-      </w:r>
-      <w:r>
-        <w:t xml:space="preserve"> 04 ec 19 00 </w:t>
-      </w:r>
-      <w:r>
-        <w:rPr>
-          <w:b/>
-          <w:bCs/>
-        </w:rPr>
-        <w:t>03 9b 3a 2d</w:t>
-      </w:r>
-      <w:r>
-        <w:t xml:space="preserve"> 2f 00 00 00 c4 </w:t>
-      </w:r>
-      <w:proofErr w:type="spellStart"/>
-      <w:r>
-        <w:t>eb</w:t>
-      </w:r>
-      <w:proofErr w:type="spellEnd"/>
-      <w:r>
-        <w:t xml:space="preserve"> 19 00 a4 08 00 00 </w:t>
-      </w:r>
-      <w:r>
-        <w:rPr>
-          <w:b/>
-          <w:bCs/>
-        </w:rPr>
-        <w:t>07</w:t>
-      </w:r>
-    </w:p>
-    <w:p>
-      <w:r>
-        <w:t xml:space="preserve">  00 </w:t>
-      </w:r>
-      <w:r>
-        <w:rPr>
-          <w:b/>
-          <w:bCs/>
-        </w:rPr>
-        <w:t>01 00 90 39 64 04 01 00</w:t>
-      </w:r>
-      <w:r>
-        <w:t xml:space="preserve"> 00 00 00 00 00 00 </w:t>
-      </w:r>
-      <w:r>
-        <w:rPr>
-          <w:b/>
-          <w:bCs/>
-        </w:rPr>
-        <w:t>20 3d 64 04 80 3d 64 04 80 39 64 04</w:t>
-      </w:r>
-      <w:r>
-        <w:t xml:space="preserve"> 00 00 </w:t>
-      </w:r>
-      <w:r>
-        <w:rPr>
-          <w:b/>
-          <w:bCs/>
-          <w:highlight w:val="cyan"/>
-        </w:rPr>
-        <w:t>0f 01</w:t>
-      </w:r>
-      <w:r>
-        <w:t xml:space="preserve"> 2f</w:t>
-      </w:r>
-    </w:p>
-    <w:p>
-      <w:r>
-        <w:t>packet 28:</w:t>
-      </w:r>
-    </w:p>
-    <w:p>
-      <w:r>
-        <w:t xml:space="preserve">  04 6a 00 b8 </w:t>
-      </w:r>
-      <w:proofErr w:type="spellStart"/>
-      <w:r>
-        <w:t>eb</w:t>
-      </w:r>
-      <w:proofErr w:type="spellEnd"/>
-      <w:r>
-        <w:t xml:space="preserve"> 19 00 20 00 00 00 c4 </w:t>
-      </w:r>
-      <w:proofErr w:type="spellStart"/>
-      <w:r>
-        <w:t>eb</w:t>
-      </w:r>
-      <w:proofErr w:type="spellEnd"/>
-      <w:r>
-        <w:t xml:space="preserve"> 19 00 00 00 00 00 c5 </w:t>
-      </w:r>
-      <w:proofErr w:type="spellStart"/>
-      <w:r>
-        <w:t>eb</w:t>
-      </w:r>
-      <w:proofErr w:type="spellEnd"/>
-      <w:r>
-        <w:t xml:space="preserve"> 19 00 3e 00 00 00 c4 </w:t>
-      </w:r>
-      <w:proofErr w:type="spellStart"/>
-      <w:r>
-        <w:t>eb</w:t>
-      </w:r>
-      <w:proofErr w:type="spellEnd"/>
-      <w:r>
-        <w:t xml:space="preserve"> 19 00 42</w:t>
-      </w:r>
-    </w:p>
-    <w:p>
-      <w:r>
-        <w:t xml:space="preserve">  00 00 00 00 00 00 00 00 00 00 00 00 00 00 00 00 00 00 00 88 </w:t>
-      </w:r>
-      <w:proofErr w:type="spellStart"/>
-      <w:r>
-        <w:t>eb</w:t>
-      </w:r>
-      <w:proofErr w:type="spellEnd"/>
-      <w:r>
-        <w:t xml:space="preserve"> 19 00 0c 8c </w:t>
-      </w:r>
-      <w:r>
-        <w:rPr>
-          <w:b/>
-          <w:bCs/>
-        </w:rPr>
-        <w:t>95</w:t>
-      </w:r>
-      <w:r>
-        <w:t xml:space="preserve"> 70 32 78 </w:t>
-      </w:r>
-      <w:r>
-        <w:rPr>
-          <w:b/>
-          <w:bCs/>
-        </w:rPr>
-        <w:t>96</w:t>
-      </w:r>
-      <w:r>
-        <w:t xml:space="preserve"> 70 c4</w:t>
-      </w:r>
-    </w:p>
-    <w:p>
-      <w:r>
-        <w:t>packet 29:</w:t>
-      </w:r>
-    </w:p>
-    <w:p>
-      <w:r>
-        <w:t xml:space="preserve">  40 00 00 </w:t>
-      </w:r>
-      <w:r>
-        <w:rPr>
-          <w:b/>
-          <w:bCs/>
-        </w:rPr>
-        <w:t>98 3e 64 04</w:t>
-      </w:r>
-      <w:r>
-        <w:t xml:space="preserve"> 00 00 </w:t>
-      </w:r>
-      <w:r>
-        <w:rPr>
-          <w:b/>
-          <w:bCs/>
-          <w:highlight w:val="cyan"/>
-        </w:rPr>
-        <w:t>0f 01</w:t>
-      </w:r>
-      <w:r>
-        <w:t xml:space="preserve"> 04 ec 19 00 </w:t>
-      </w:r>
-      <w:r>
-        <w:rPr>
-          <w:b/>
-          <w:bCs/>
-        </w:rPr>
-        <w:t>03 9b 3a 2d</w:t>
-      </w:r>
-      <w:r>
-        <w:t xml:space="preserve"> 2f 00 00 00 c4 </w:t>
-      </w:r>
-      <w:proofErr w:type="spellStart"/>
-      <w:r>
-        <w:t>eb</w:t>
-      </w:r>
-      <w:proofErr w:type="spellEnd"/>
-      <w:r>
-        <w:t xml:space="preserve"> 19 00 c8 08 00 00 </w:t>
-      </w:r>
-      <w:r>
-        <w:rPr>
-          <w:b/>
-          <w:bCs/>
-        </w:rPr>
-        <w:t>07</w:t>
-      </w:r>
-    </w:p>
-    <w:p>
-      <w:r>
-        <w:t xml:space="preserve">  00 </w:t>
-      </w:r>
-      <w:r>
-        <w:rPr>
-          <w:b/>
-          <w:bCs/>
-        </w:rPr>
-        <w:t>06 00 90 39 64 04 06 00</w:t>
-      </w:r>
-      <w:r>
-        <w:t xml:space="preserve"> 00 00 00 00 00 00 </w:t>
-      </w:r>
-      <w:r>
-        <w:rPr>
-          <w:b/>
-          <w:bCs/>
-        </w:rPr>
-        <w:t>20 3d 64 04 98 3e 64 04 80 39 64 04</w:t>
-      </w:r>
-      <w:r>
-        <w:t xml:space="preserve"> 00 00 </w:t>
-      </w:r>
-      <w:r>
-        <w:rPr>
-          <w:b/>
-          <w:bCs/>
-          <w:highlight w:val="cyan"/>
-        </w:rPr>
-        <w:t>0f 01</w:t>
-      </w:r>
-      <w:r>
-        <w:t xml:space="preserve"> 2f</w:t>
-      </w:r>
-    </w:p>
-    <w:p>
-      <w:r>
-        <w:t>packet 30:</w:t>
-      </w:r>
-    </w:p>
-    <w:p>
-      <w:r>
-        <w:t xml:space="preserve">  04 7a 00 b8 </w:t>
-      </w:r>
-      <w:proofErr w:type="spellStart"/>
-      <w:r>
-        <w:t>eb</w:t>
-      </w:r>
-      <w:proofErr w:type="spellEnd"/>
-      <w:r>
-        <w:t xml:space="preserve"> 19 00 10 00 00 00 c4 </w:t>
-      </w:r>
-      <w:proofErr w:type="spellStart"/>
-      <w:r>
-        <w:t>eb</w:t>
-      </w:r>
-      <w:proofErr w:type="spellEnd"/>
-      <w:r>
-        <w:t xml:space="preserve"> 19 00 00 00 00 00 c5 </w:t>
-      </w:r>
-      <w:proofErr w:type="spellStart"/>
-      <w:r>
-        <w:t>eb</w:t>
-      </w:r>
-      <w:proofErr w:type="spellEnd"/>
-      <w:r>
-        <w:t xml:space="preserve"> 19 00 3e 00 00 00 c4 </w:t>
-      </w:r>
-      <w:proofErr w:type="spellStart"/>
-      <w:r>
-        <w:t>eb</w:t>
-      </w:r>
-      <w:proofErr w:type="spellEnd"/>
-      <w:r>
-        <w:t xml:space="preserve"> 19 00 42</w:t>
-      </w:r>
-    </w:p>
-    <w:p>
-      <w:r>
-        <w:t xml:space="preserve">  00 00 00 00 00 00 00 00 00 00 00 00 00 00 00 00 00 00 00 88 </w:t>
-      </w:r>
-      <w:proofErr w:type="spellStart"/>
-      <w:r>
-        <w:t>eb</w:t>
-      </w:r>
-      <w:proofErr w:type="spellEnd"/>
-      <w:r>
-        <w:t xml:space="preserve"> 19 00 0c 8c </w:t>
-      </w:r>
-      <w:r>
-        <w:rPr>
-          <w:b/>
-          <w:bCs/>
-        </w:rPr>
-        <w:t>95</w:t>
-      </w:r>
-      <w:r>
-        <w:t xml:space="preserve"> 70 32 78 </w:t>
-      </w:r>
-      <w:r>
-        <w:rPr>
-          <w:b/>
-          <w:bCs/>
-        </w:rPr>
-        <w:t>96</w:t>
-      </w:r>
-      <w:r>
-        <w:t xml:space="preserve"> 70 c4</w:t>
-      </w:r>
-    </w:p>
-    <w:p>
-      <w:r>
-        <w:t>packet 31:</w:t>
-      </w:r>
-    </w:p>
-    <w:p>
-      <w:r>
-        <w:t xml:space="preserve">  40 00 00 d0 3e 64 04 00 00 </w:t>
-      </w:r>
-      <w:r>
-        <w:rPr>
-          <w:b/>
-          <w:bCs/>
-          <w:highlight w:val="cyan"/>
-        </w:rPr>
-        <w:t>0f 01</w:t>
-      </w:r>
-      <w:r>
-        <w:t xml:space="preserve"> 04 ec 19 00 </w:t>
-      </w:r>
-      <w:r>
-        <w:rPr>
-          <w:b/>
-          <w:bCs/>
-        </w:rPr>
-        <w:t>03 9b 3a 2d</w:t>
-      </w:r>
-      <w:r>
-        <w:t xml:space="preserve"> 2f 00 00 00 c4 </w:t>
-      </w:r>
-      <w:proofErr w:type="spellStart"/>
-      <w:r>
-        <w:t>eb</w:t>
-      </w:r>
-      <w:proofErr w:type="spellEnd"/>
-      <w:r>
-        <w:t xml:space="preserve"> 19 00 ec 08 00 00 </w:t>
-      </w:r>
-      <w:r>
-        <w:rPr>
-          <w:b/>
-          <w:bCs/>
-        </w:rPr>
-        <w:t>07</w:t>
-      </w:r>
-    </w:p>
-    <w:p>
-      <w:r>
-        <w:lastRenderedPageBreak/>
         <w:t xml:space="preserve">  00 </w:t>
       </w:r>
       <w:r>
@@ -8124,8 +10169,6 @@
       </w:r>
       <w:r>
         <w:rPr>
-          <w:b/>
-          <w:bCs/>
           <w:highlight w:val="cyan"/>
         </w:rPr>
         <w:t>0f 01</w:t>
@@ -8151,8 +10194,6 @@
       </w:r>
       <w:r>
         <w:rPr>
-          <w:b/>
-          <w:bCs/>
           <w:highlight w:val="green"/>
         </w:rPr>
         <w:t>18</w:t>
@@ -8165,13 +10206,18 @@
           <w:b/>
           <w:bCs/>
         </w:rPr>
-        <w:t xml:space="preserve">6e 4b 04 </w:t>
-      </w:r>
-      <w:proofErr w:type="spellStart"/>
-      <w:r>
-        <w:rPr>
-          <w:b/>
-          <w:bCs/>
+        <w:t xml:space="preserve">6e 4b </w:t>
+      </w:r>
+      <w:r>
+        <w:rPr>
+          <w:highlight w:val="darkCyan"/>
+        </w:rPr>
+        <w:t xml:space="preserve">04 </w:t>
+      </w:r>
+      <w:proofErr w:type="spellStart"/>
+      <w:r>
+        <w:rPr>
+          <w:highlight w:val="darkCyan"/>
         </w:rPr>
         <w:t>ca</w:t>
       </w:r>
@@ -8269,8 +10315,6 @@
       </w:r>
       <w:r>
         <w:rPr>
-          <w:b/>
-          <w:bCs/>
           <w:highlight w:val="lightGray"/>
         </w:rPr>
         <w:t>e8 74</w:t>
@@ -8397,8 +10441,6 @@
       </w:r>
       <w:r>
         <w:rPr>
-          <w:b/>
-          <w:bCs/>
           <w:highlight w:val="lightGray"/>
         </w:rPr>
         <w:t>e8 74</w:t>
@@ -8457,8 +10499,6 @@
       </w:r>
       <w:r>
         <w:rPr>
-          <w:b/>
-          <w:bCs/>
           <w:highlight w:val="magenta"/>
         </w:rPr>
         <w:t>1c</w:t>
@@ -8468,8 +10508,6 @@
       </w:r>
       <w:r>
         <w:rPr>
-          <w:b/>
-          <w:bCs/>
           <w:highlight w:val="yellow"/>
         </w:rPr>
         <w:t>1e</w:t>
@@ -8508,8 +10546,6 @@
       </w:r>
       <w:r>
         <w:rPr>
-          <w:b/>
-          <w:bCs/>
           <w:highlight w:val="cyan"/>
         </w:rPr>
         <w:t>0f 01</w:t>
@@ -8527,8 +10563,6 @@
       </w:r>
       <w:r>
         <w:rPr>
-          <w:b/>
-          <w:bCs/>
           <w:highlight w:val="lightGray"/>
         </w:rPr>
         <w:t>e8 74</w:t>
@@ -8538,8 +10572,6 @@
       </w:r>
       <w:r>
         <w:rPr>
-          <w:b/>
-          <w:bCs/>
           <w:highlight w:val="lightGray"/>
         </w:rPr>
         <w:t>e8 74</w:t>
@@ -8624,8 +10656,6 @@
       </w:r>
       <w:r>
         <w:rPr>
-          <w:b/>
-          <w:bCs/>
           <w:highlight w:val="green"/>
         </w:rPr>
         <w:t>18</w:t>
@@ -8638,13 +10668,18 @@
           <w:b/>
           <w:bCs/>
         </w:rPr>
-        <w:t xml:space="preserve">66 4b 04 </w:t>
-      </w:r>
-      <w:proofErr w:type="spellStart"/>
-      <w:r>
-        <w:rPr>
-          <w:b/>
-          <w:bCs/>
+        <w:t xml:space="preserve">66 4b </w:t>
+      </w:r>
+      <w:r>
+        <w:rPr>
+          <w:highlight w:val="darkCyan"/>
+        </w:rPr>
+        <w:t xml:space="preserve">04 </w:t>
+      </w:r>
+      <w:proofErr w:type="spellStart"/>
+      <w:r>
+        <w:rPr>
+          <w:highlight w:val="darkCyan"/>
         </w:rPr>
         <w:t>ca</w:t>
       </w:r>
@@ -8681,8 +10716,6 @@
       </w:r>
       <w:r>
         <w:rPr>
-          <w:b/>
-          <w:bCs/>
           <w:highlight w:val="cyan"/>
         </w:rPr>
         <w:t>0f 01</w:t>
@@ -8794,8 +10827,6 @@
       </w:r>
       <w:r>
         <w:rPr>
-          <w:b/>
-          <w:bCs/>
           <w:highlight w:val="cyan"/>
         </w:rPr>
         <w:t>0f 01</w:t>
@@ -8923,8 +10954,6 @@
       </w:r>
       <w:r>
         <w:rPr>
-          <w:b/>
-          <w:bCs/>
           <w:highlight w:val="cyan"/>
         </w:rPr>
         <w:t>0f 01</w:t>
@@ -9032,8 +11061,6 @@
       </w:r>
       <w:r>
         <w:rPr>
-          <w:b/>
-          <w:bCs/>
           <w:highlight w:val="cyan"/>
         </w:rPr>
         <w:t>0f 01</w:t>
@@ -9063,8 +11090,6 @@
       </w:r>
       <w:r>
         <w:rPr>
-          <w:b/>
-          <w:bCs/>
           <w:highlight w:val="cyan"/>
         </w:rPr>
         <w:t>0f 01</w:t>
@@ -9156,8 +11181,6 @@
       </w:r>
       <w:r>
         <w:rPr>
-          <w:b/>
-          <w:bCs/>
           <w:highlight w:val="cyan"/>
         </w:rPr>
         <w:t>0f 01</w:t>
@@ -9187,8 +11210,6 @@
       </w:r>
       <w:r>
         <w:rPr>
-          <w:b/>
-          <w:bCs/>
           <w:highlight w:val="cyan"/>
         </w:rPr>
         <w:t>0f 01</w:t>
@@ -9280,8 +11301,6 @@
       </w:r>
       <w:r>
         <w:rPr>
-          <w:b/>
-          <w:bCs/>
           <w:highlight w:val="cyan"/>
         </w:rPr>
         <w:t>0f 01</w:t>
@@ -9311,8 +11330,6 @@
       </w:r>
       <w:r>
         <w:rPr>
-          <w:b/>
-          <w:bCs/>
           <w:highlight w:val="cyan"/>
         </w:rPr>
         <w:t>0f 01</w:t>
@@ -9404,8 +11421,6 @@
       </w:r>
       <w:r>
         <w:rPr>
-          <w:b/>
-          <w:bCs/>
           <w:highlight w:val="cyan"/>
         </w:rPr>
         <w:t>0f 01</w:t>
@@ -9435,8 +11450,6 @@
       </w:r>
       <w:r>
         <w:rPr>
-          <w:b/>
-          <w:bCs/>
           <w:highlight w:val="cyan"/>
         </w:rPr>
         <w:t>0f 01</w:t>
@@ -9528,8 +11541,6 @@
       </w:r>
       <w:r>
         <w:rPr>
-          <w:b/>
-          <w:bCs/>
           <w:highlight w:val="cyan"/>
         </w:rPr>
         <w:t>0f 01</w:t>
@@ -9559,8 +11570,6 @@
       </w:r>
       <w:r>
         <w:rPr>
-          <w:b/>
-          <w:bCs/>
           <w:highlight w:val="cyan"/>
         </w:rPr>
         <w:t>0f 01</w:t>
@@ -9582,7 +11591,17 @@
       </w:r>
       <w:proofErr w:type="spellEnd"/>
       <w:r>
-        <w:t xml:space="preserve"> 19 00 73 98 3a 2d 2f 00 00 00 74 </w:t>
+        <w:t xml:space="preserve"> 19 00 </w:t>
+      </w:r>
+      <w:r>
+        <w:rPr>
+          <w:b/>
+          <w:bCs/>
+        </w:rPr>
+        <w:t>73 98 3a 2d</w:t>
+      </w:r>
+      <w:r>
+        <w:t xml:space="preserve"> 2f 00 00 00 74 </w:t>
       </w:r>
       <w:proofErr w:type="spellStart"/>
       <w:r>
@@ -9673,8 +11692,6 @@
       </w:r>
       <w:r>
         <w:rPr>
-          <w:b/>
-          <w:bCs/>
           <w:highlight w:val="cyan"/>
         </w:rPr>
         <w:t>0f 01</w:t>
@@ -9766,8 +11783,6 @@
       </w:r>
       <w:r>
         <w:rPr>
-          <w:b/>
-          <w:bCs/>
           <w:highlight w:val="cyan"/>
         </w:rPr>
         <w:t>0f 01</w:t>
@@ -9889,8 +11904,6 @@
       </w:r>
       <w:r>
         <w:rPr>
-          <w:b/>
-          <w:bCs/>
           <w:highlight w:val="cyan"/>
         </w:rPr>
         <w:t>0f 01</w:t>
@@ -9945,8 +11958,6 @@
       </w:r>
       <w:r>
         <w:rPr>
-          <w:b/>
-          <w:bCs/>
           <w:highlight w:val="cyan"/>
         </w:rPr>
         <w:t>0f 01</w:t>
@@ -9972,8 +11983,6 @@
       </w:r>
       <w:r>
         <w:rPr>
-          <w:b/>
-          <w:bCs/>
           <w:highlight w:val="green"/>
         </w:rPr>
         <w:t>18</w:t>
@@ -9986,13 +11995,18 @@
           <w:b/>
           <w:bCs/>
         </w:rPr>
-        <w:t xml:space="preserve">6e 4b 04 </w:t>
-      </w:r>
-      <w:proofErr w:type="spellStart"/>
-      <w:r>
-        <w:rPr>
-          <w:b/>
-          <w:bCs/>
+        <w:t xml:space="preserve">6e 4b </w:t>
+      </w:r>
+      <w:r>
+        <w:rPr>
+          <w:highlight w:val="darkCyan"/>
+        </w:rPr>
+        <w:t xml:space="preserve">04 </w:t>
+      </w:r>
+      <w:proofErr w:type="spellStart"/>
+      <w:r>
+        <w:rPr>
+          <w:highlight w:val="darkCyan"/>
         </w:rPr>
         <w:t>ca</w:t>
       </w:r>
@@ -10083,8 +12097,6 @@
       </w:r>
       <w:r>
         <w:rPr>
-          <w:b/>
-          <w:bCs/>
           <w:highlight w:val="lightGray"/>
         </w:rPr>
         <w:t>e8 74</w:t>
@@ -10214,8 +12226,6 @@
       </w:r>
       <w:r>
         <w:rPr>
-          <w:b/>
-          <w:bCs/>
           <w:highlight w:val="lightGray"/>
         </w:rPr>
         <w:t>e8 74</w:t>
@@ -10284,8 +12294,6 @@
       </w:r>
       <w:r>
         <w:rPr>
-          <w:b/>
-          <w:bCs/>
           <w:highlight w:val="green"/>
         </w:rPr>
         <w:t>18</w:t>
@@ -10481,13 +12489,18 @@
           <w:b/>
           <w:bCs/>
         </w:rPr>
-        <w:t xml:space="preserve">26 4a 04 </w:t>
-      </w:r>
-      <w:proofErr w:type="spellStart"/>
-      <w:r>
-        <w:rPr>
-          <w:b/>
-          <w:bCs/>
+        <w:t xml:space="preserve">26 4a </w:t>
+      </w:r>
+      <w:r>
+        <w:rPr>
+          <w:highlight w:val="darkCyan"/>
+        </w:rPr>
+        <w:t xml:space="preserve">04 </w:t>
+      </w:r>
+      <w:proofErr w:type="spellStart"/>
+      <w:r>
+        <w:rPr>
+          <w:highlight w:val="darkCyan"/>
         </w:rPr>
         <w:t>ca</w:t>
       </w:r>
@@ -13699,10 +15712,19 @@
       </w:r>
       <w:proofErr w:type="spellEnd"/>
       <w:r>
-        <w:t xml:space="preserve"> ec 18 77 00 00 00 00 6e 4b 04 </w:t>
-      </w:r>
-      <w:proofErr w:type="spellStart"/>
-      <w:r>
+        <w:t xml:space="preserve"> ec 18 77 00 00 00 00 6e 4b </w:t>
+      </w:r>
+      <w:r>
+        <w:rPr>
+          <w:highlight w:val="darkCyan"/>
+        </w:rPr>
+        <w:t xml:space="preserve">04 </w:t>
+      </w:r>
+      <w:proofErr w:type="spellStart"/>
+      <w:r>
+        <w:rPr>
+          <w:highlight w:val="darkCyan"/>
+        </w:rPr>
         <w:t>ca</w:t>
       </w:r>
       <w:proofErr w:type="spellEnd"/>
@@ -13999,10 +16021,19 @@
       </w:r>
       <w:proofErr w:type="spellEnd"/>
       <w:r>
-        <w:t xml:space="preserve"> ec 18 77 00 00 00 00 66 4b 04 </w:t>
-      </w:r>
-      <w:proofErr w:type="spellStart"/>
-      <w:r>
+        <w:t xml:space="preserve"> ec 18 77 00 00 00 00 66 4b </w:t>
+      </w:r>
+      <w:r>
+        <w:rPr>
+          <w:highlight w:val="darkCyan"/>
+        </w:rPr>
+        <w:t xml:space="preserve">04 </w:t>
+      </w:r>
+      <w:proofErr w:type="spellStart"/>
+      <w:r>
+        <w:rPr>
+          <w:highlight w:val="darkCyan"/>
+        </w:rPr>
         <w:t>ca</w:t>
       </w:r>
       <w:proofErr w:type="spellEnd"/>
@@ -14621,10 +16652,19 @@
       </w:r>
       <w:proofErr w:type="spellEnd"/>
       <w:r>
-        <w:t xml:space="preserve"> ec 18 77 00 00 00 00 6e 4b 04 </w:t>
-      </w:r>
-      <w:proofErr w:type="spellStart"/>
-      <w:r>
+        <w:t xml:space="preserve"> ec 18 77 00 00 00 00 6e 4b </w:t>
+      </w:r>
+      <w:r>
+        <w:rPr>
+          <w:highlight w:val="darkCyan"/>
+        </w:rPr>
+        <w:t xml:space="preserve">04 </w:t>
+      </w:r>
+      <w:proofErr w:type="spellStart"/>
+      <w:r>
+        <w:rPr>
+          <w:highlight w:val="darkCyan"/>
+        </w:rPr>
         <w:t>ca</w:t>
       </w:r>
       <w:proofErr w:type="spellEnd"/>
@@ -14928,10 +16968,19 @@
       </w:r>
       <w:proofErr w:type="spellEnd"/>
       <w:r>
-        <w:t xml:space="preserve"> 19 00 f9 f6 18 77 00 00 00 00 26 4a 04 </w:t>
-      </w:r>
-      <w:proofErr w:type="spellStart"/>
-      <w:r>
+        <w:t xml:space="preserve"> 19 00 f9 f6 18 77 00 00 00 00 26 4a </w:t>
+      </w:r>
+      <w:r>
+        <w:rPr>
+          <w:highlight w:val="darkCyan"/>
+        </w:rPr>
+        <w:t xml:space="preserve">04 </w:t>
+      </w:r>
+      <w:proofErr w:type="spellStart"/>
+      <w:r>
+        <w:rPr>
+          <w:highlight w:val="darkCyan"/>
+        </w:rPr>
         <w:t>ca</w:t>
       </w:r>
       <w:proofErr w:type="spellEnd"/>
@@ -15918,10 +17967,19 @@
       </w:r>
       <w:proofErr w:type="spellEnd"/>
       <w:r>
-        <w:t xml:space="preserve"> ec 18 77 00 00 00 00 6e 4b 04 </w:t>
-      </w:r>
-      <w:proofErr w:type="spellStart"/>
-      <w:r>
+        <w:t xml:space="preserve"> ec 18 77 00 00 00 00 6e 4b </w:t>
+      </w:r>
+      <w:r>
+        <w:rPr>
+          <w:highlight w:val="darkCyan"/>
+        </w:rPr>
+        <w:t xml:space="preserve">04 </w:t>
+      </w:r>
+      <w:proofErr w:type="spellStart"/>
+      <w:r>
+        <w:rPr>
+          <w:highlight w:val="darkCyan"/>
+        </w:rPr>
         <w:t>ca</w:t>
       </w:r>
       <w:proofErr w:type="spellEnd"/>
